--- a/MIT 805 Big Data Project Part 1 Report.docx
+++ b/MIT 805 Big Data Project Part 1 Report.docx
@@ -98,14 +98,64 @@
         <w:rPr>
           <w:lang w:val="en-US"/>
         </w:rPr>
-        <w:t>TA Molebiemang</w:t>
-      </w:r>
-      <w:r>
-        <w:rPr>
-          <w:lang w:val="en-US"/>
-        </w:rPr>
-        <w:t xml:space="preserve"> </w:t>
-      </w:r>
+        <w:t xml:space="preserve">TA Molebiemang </w:t>
+      </w:r>
+      <w:r>
+        <w:rPr>
+          <w:lang w:val="en-US"/>
+        </w:rPr>
+        <w:t>(u28174862)</w:t>
+      </w:r>
+    </w:p>
+    <w:p>
+      <w:pPr>
+        <w:rPr>
+          <w:lang w:val="en-US"/>
+        </w:rPr>
+      </w:pPr>
+    </w:p>
+    <w:p>
+      <w:pPr>
+        <w:rPr>
+          <w:lang w:val="en-US"/>
+        </w:rPr>
+      </w:pPr>
+    </w:p>
+    <w:p>
+      <w:pPr>
+        <w:rPr>
+          <w:lang w:val="en-US"/>
+        </w:rPr>
+      </w:pPr>
+      <w:r>
+        <w:rPr>
+          <w:lang w:val="en-US"/>
+        </w:rPr>
+        <w:t xml:space="preserve">GitHub Link: </w:t>
+      </w:r>
+      <w:hyperlink r:id="rId6" w:history="1">
+        <w:r>
+          <w:rPr>
+            <w:rStyle w:val="Hyperlink"/>
+            <w:lang w:val="en-US"/>
+          </w:rPr>
+          <w:t>https://github.com/Nokubongwa/MIT-805-Big-Data-Project/tree/main</w:t>
+        </w:r>
+      </w:hyperlink>
+    </w:p>
+    <w:p>
+      <w:pPr>
+        <w:rPr>
+          <w:lang w:val="en-US"/>
+        </w:rPr>
+      </w:pPr>
+    </w:p>
+    <w:p>
+      <w:pPr>
+        <w:rPr>
+          <w:lang w:val="en-US"/>
+        </w:rPr>
+      </w:pPr>
     </w:p>
     <w:p>
       <w:pPr>
@@ -148,13 +198,55 @@
         <w:rPr>
           <w:lang w:val="en-US"/>
         </w:rPr>
-        <w:t xml:space="preserve">The dataset source used for the project is the </w:t>
-      </w:r>
-      <w:r>
-        <w:rPr>
-          <w:lang w:val="en-US"/>
-        </w:rPr>
-        <w:t>National Institute of Health (NIH) Clinical</w:t>
+        <w:t>The dataset source used for the project is the National Institute of Health (NIH) Clinical</w:t>
+      </w:r>
+      <w:r>
+        <w:rPr>
+          <w:lang w:val="en-US"/>
+        </w:rPr>
+        <w:t xml:space="preserve"> Center</w:t>
+      </w:r>
+      <w:r>
+        <w:rPr>
+          <w:lang w:val="en-US"/>
+        </w:rPr>
+        <w:t xml:space="preserve">, and the </w:t>
+      </w:r>
+      <w:r>
+        <w:rPr>
+          <w:lang w:val="en-US"/>
+        </w:rPr>
+        <w:t>d</w:t>
+      </w:r>
+      <w:r>
+        <w:rPr>
+          <w:lang w:val="en-US"/>
+        </w:rPr>
+        <w:t>ataset name</w:t>
+      </w:r>
+      <w:r>
+        <w:rPr>
+          <w:lang w:val="en-US"/>
+        </w:rPr>
+        <w:t xml:space="preserve"> is</w:t>
+      </w:r>
+      <w:r>
+        <w:rPr>
+          <w:lang w:val="en-US"/>
+        </w:rPr>
+        <w:t xml:space="preserve"> NIH ChestX-ray14</w:t>
+      </w:r>
+      <w:r>
+        <w:rPr>
+          <w:lang w:val="en-US"/>
+        </w:rPr>
+        <w:t>, it can be obtained from</w:t>
+      </w:r>
+      <w:r>
+        <w:rPr>
+          <w:lang w:val="en-US"/>
+        </w:rPr>
+        <w:t>:</w:t>
       </w:r>
       <w:r>
         <w:rPr>
@@ -162,78 +254,70 @@
         </w:rPr>
         <w:t xml:space="preserve"> </w:t>
       </w:r>
-      <w:r>
-        <w:rPr>
-          <w:lang w:val="en-US"/>
-        </w:rPr>
-        <w:t>Center</w:t>
-      </w:r>
-      <w:r>
-        <w:rPr>
-          <w:lang w:val="en-US"/>
-        </w:rPr>
-        <w:t xml:space="preserve">, and the </w:t>
-      </w:r>
-      <w:r>
-        <w:rPr>
-          <w:lang w:val="en-US"/>
-        </w:rPr>
-        <w:t>d</w:t>
-      </w:r>
-      <w:r>
-        <w:rPr>
-          <w:lang w:val="en-US"/>
-        </w:rPr>
-        <w:t>ataset name</w:t>
-      </w:r>
-      <w:r>
-        <w:rPr>
-          <w:lang w:val="en-US"/>
-        </w:rPr>
-        <w:t xml:space="preserve"> is</w:t>
-      </w:r>
-      <w:r>
-        <w:rPr>
-          <w:lang w:val="en-US"/>
-        </w:rPr>
-        <w:t xml:space="preserve"> NIH ChestX-ray14</w:t>
-      </w:r>
-      <w:r>
-        <w:rPr>
-          <w:lang w:val="en-US"/>
-        </w:rPr>
-        <w:t xml:space="preserve">, it can be obtained from </w:t>
-      </w:r>
-      <w:hyperlink r:id="rId5" w:history="1">
+      <w:hyperlink r:id="rId7" w:history="1">
         <w:r>
           <w:rPr>
             <w:rStyle w:val="Hyperlink"/>
+            <w:i/>
+            <w:iCs/>
             <w:u w:val="none"/>
           </w:rPr>
-          <w:t>https://nihcc.app.box.com/v/Che</w:t>
-        </w:r>
-        <w:r>
-          <w:rPr>
-            <w:rStyle w:val="Hyperlink"/>
-            <w:u w:val="none"/>
-          </w:rPr>
-          <w:t>s</w:t>
-        </w:r>
-        <w:r>
-          <w:rPr>
-            <w:rStyle w:val="Hyperlink"/>
-            <w:u w:val="none"/>
-          </w:rPr>
-          <w:t>tXray-NIHCC</w:t>
+          <w:t>https://nihcc.app.box.com/v/ChestXray-NIHCC</w:t>
         </w:r>
       </w:hyperlink>
-      <w:r>
-        <w:t xml:space="preserve">. The data was created for medical research purposes hence it is suitable for academic use. The NIH dataset is publicly available for utilization in research and educational sector. </w:t>
-      </w:r>
-    </w:p>
-    <w:p>
-      <w:pPr>
-        <w:rPr>
+    </w:p>
+    <w:p>
+      <w:r>
+        <w:t>According to the FAQ on the website listed above, usage of the dataset is unrestricted. The authors requested</w:t>
+      </w:r>
+      <w:r>
+        <w:t xml:space="preserve"> a link to the download site (as above), as well as</w:t>
+      </w:r>
+      <w:r>
+        <w:t xml:space="preserve"> acknowledgement through citation of their paper </w:t>
+      </w:r>
+      <w:sdt>
+        <w:sdtPr>
+          <w:rPr>
+            <w:rFonts w:ascii="Aptos" w:hAnsi="Aptos"/>
+            <w:color w:val="000000"/>
+          </w:rPr>
+          <w:tag w:val="MENDELEY_CITATION_v3_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"/>
+          <w:id w:val="1618405179"/>
+          <w:placeholder>
+            <w:docPart w:val="DefaultPlaceholder_-1854013440"/>
+          </w:placeholder>
+        </w:sdtPr>
+        <w:sdtContent>
+          <w:r>
+            <w:rPr>
+              <w:rFonts w:ascii="Aptos" w:hAnsi="Aptos"/>
+              <w:color w:val="000000"/>
+            </w:rPr>
+            <w:t>(Wang et al., 2017)</w:t>
+          </w:r>
+        </w:sdtContent>
+      </w:sdt>
+      <w:r>
+        <w:rPr>
+          <w:rFonts w:ascii="Aptos" w:hAnsi="Aptos"/>
+          <w:color w:val="000000"/>
+        </w:rPr>
+        <w:t>.</w:t>
+      </w:r>
+      <w:r>
+        <w:rPr>
+          <w:rFonts w:ascii="Aptos" w:hAnsi="Aptos"/>
+          <w:color w:val="000000"/>
+        </w:rPr>
+        <w:t xml:space="preserve"> No specific license is listed.</w:t>
+      </w:r>
+    </w:p>
+    <w:p>
+      <w:pPr>
+        <w:rPr>
+          <w:b/>
+          <w:bCs/>
           <w:lang w:val="en-US"/>
         </w:rPr>
       </w:pPr>
@@ -255,7 +339,7 @@
           <w:bCs/>
           <w:u w:val="single"/>
         </w:rPr>
-        <w:t xml:space="preserve">Dataset </w:t>
+        <w:t>D</w:t>
       </w:r>
       <w:r>
         <w:rPr>
@@ -263,6 +347,14 @@
           <w:bCs/>
           <w:u w:val="single"/>
         </w:rPr>
+        <w:t xml:space="preserve">ataset </w:t>
+      </w:r>
+      <w:r>
+        <w:rPr>
+          <w:b/>
+          <w:bCs/>
+          <w:u w:val="single"/>
+        </w:rPr>
         <w:t>size and characteristics</w:t>
       </w:r>
     </w:p>
@@ -276,21 +368,260 @@
         <w:rPr>
           <w:lang w:val="en-US"/>
         </w:rPr>
-        <w:t xml:space="preserve">The dataset contains 112,120 frontal chest X-ray images stored in 12 files with a total size of 42 GB. For this project 4 files were downloaded containing 34999 images with total size of 12.7 GB, </w:t>
+        <w:t xml:space="preserve">The dataset contains 112120 frontal chest X-ray images </w:t>
+      </w:r>
+      <w:r>
+        <w:rPr>
+          <w:lang w:val="en-US"/>
+        </w:rPr>
+        <w:t xml:space="preserve">of 30805 unique patients </w:t>
+      </w:r>
+      <w:r>
+        <w:rPr>
+          <w:lang w:val="en-US"/>
+        </w:rPr>
+        <w:t xml:space="preserve">stored </w:t>
+      </w:r>
+      <w:r>
+        <w:rPr>
+          <w:lang w:val="en-US"/>
+        </w:rPr>
+        <w:t>across</w:t>
+      </w:r>
+      <w:r>
+        <w:rPr>
+          <w:lang w:val="en-US"/>
+        </w:rPr>
+        <w:t xml:space="preserve"> 12 </w:t>
+      </w:r>
+      <w:r>
+        <w:rPr>
+          <w:lang w:val="en-US"/>
+        </w:rPr>
+        <w:t>compressed folders</w:t>
+      </w:r>
+      <w:r>
+        <w:rPr>
+          <w:lang w:val="en-US"/>
+        </w:rPr>
+        <w:t xml:space="preserve"> with a total size of 42 GB. For this project</w:t>
+      </w:r>
+      <w:r>
+        <w:rPr>
+          <w:lang w:val="en-US"/>
+        </w:rPr>
+        <w:t>,</w:t>
+      </w:r>
+      <w:r>
+        <w:rPr>
+          <w:lang w:val="en-US"/>
+        </w:rPr>
+        <w:t xml:space="preserve"> </w:t>
+      </w:r>
+      <w:r>
+        <w:rPr>
+          <w:lang w:val="en-US"/>
+        </w:rPr>
+        <w:t>the first four</w:t>
+      </w:r>
+      <w:r>
+        <w:rPr>
+          <w:lang w:val="en-US"/>
+        </w:rPr>
+        <w:t xml:space="preserve"> </w:t>
+      </w:r>
+      <w:r>
+        <w:rPr>
+          <w:lang w:val="en-US"/>
+        </w:rPr>
+        <w:t xml:space="preserve">compressed </w:t>
+      </w:r>
+      <w:r>
+        <w:rPr>
+          <w:lang w:val="en-US"/>
+        </w:rPr>
+        <w:t>f</w:t>
+      </w:r>
+      <w:r>
+        <w:rPr>
+          <w:lang w:val="en-US"/>
+        </w:rPr>
+        <w:t>olders</w:t>
+      </w:r>
+      <w:r>
+        <w:rPr>
+          <w:lang w:val="en-US"/>
+        </w:rPr>
+        <w:t xml:space="preserve"> were downloaded</w:t>
+      </w:r>
+      <w:r>
+        <w:rPr>
+          <w:lang w:val="en-US"/>
+        </w:rPr>
+        <w:t>,</w:t>
+      </w:r>
+      <w:r>
+        <w:rPr>
+          <w:lang w:val="en-US"/>
+        </w:rPr>
+        <w:t xml:space="preserve"> containing 34999 images with total size of 12.7 GB, </w:t>
       </w:r>
       <w:r>
         <w:rPr>
           <w:highlight w:val="yellow"/>
           <w:lang w:val="en-US"/>
         </w:rPr>
-        <w:t>and 3-4 GB processing data selected which will be used for the MapReduce task.</w:t>
-      </w:r>
-      <w:r>
-        <w:rPr>
-          <w:lang w:val="en-US"/>
-        </w:rPr>
-        <w:t xml:space="preserve"> The data is in the png image and CSV format, the images dataset were first published in September 2017, and the metadata was first published in November 2017 and was last updated in April 2020.</w:t>
-      </w:r>
+        <w:t xml:space="preserve">and 3-4 GB </w:t>
+      </w:r>
+      <w:r>
+        <w:rPr>
+          <w:highlight w:val="yellow"/>
+          <w:lang w:val="en-US"/>
+        </w:rPr>
+        <w:t xml:space="preserve">of </w:t>
+      </w:r>
+      <w:r>
+        <w:rPr>
+          <w:highlight w:val="yellow"/>
+          <w:lang w:val="en-US"/>
+        </w:rPr>
+        <w:t xml:space="preserve">processing data </w:t>
+      </w:r>
+      <w:r>
+        <w:rPr>
+          <w:highlight w:val="yellow"/>
+          <w:lang w:val="en-US"/>
+        </w:rPr>
+        <w:t xml:space="preserve">was </w:t>
+      </w:r>
+      <w:r>
+        <w:rPr>
+          <w:highlight w:val="yellow"/>
+          <w:lang w:val="en-US"/>
+        </w:rPr>
+        <w:t>selected</w:t>
+      </w:r>
+      <w:r>
+        <w:rPr>
+          <w:highlight w:val="yellow"/>
+          <w:lang w:val="en-US"/>
+        </w:rPr>
+        <w:t>,</w:t>
+      </w:r>
+      <w:r>
+        <w:rPr>
+          <w:highlight w:val="yellow"/>
+          <w:lang w:val="en-US"/>
+        </w:rPr>
+        <w:t xml:space="preserve"> which will be used for the MapReduce task.</w:t>
+      </w:r>
+      <w:r>
+        <w:rPr>
+          <w:lang w:val="en-US"/>
+        </w:rPr>
+        <w:t xml:space="preserve"> The data is in the </w:t>
+      </w:r>
+      <w:r>
+        <w:rPr>
+          <w:lang w:val="en-US"/>
+        </w:rPr>
+        <w:t>.</w:t>
+      </w:r>
+      <w:proofErr w:type="spellStart"/>
+      <w:r>
+        <w:rPr>
+          <w:lang w:val="en-US"/>
+        </w:rPr>
+        <w:t>png</w:t>
+      </w:r>
+      <w:proofErr w:type="spellEnd"/>
+      <w:r>
+        <w:rPr>
+          <w:lang w:val="en-US"/>
+        </w:rPr>
+        <w:t xml:space="preserve"> and </w:t>
+      </w:r>
+      <w:r>
+        <w:rPr>
+          <w:lang w:val="en-US"/>
+        </w:rPr>
+        <w:t>.csv</w:t>
+      </w:r>
+      <w:r>
+        <w:rPr>
+          <w:lang w:val="en-US"/>
+        </w:rPr>
+        <w:t xml:space="preserve"> </w:t>
+      </w:r>
+      <w:r>
+        <w:rPr>
+          <w:lang w:val="en-US"/>
+        </w:rPr>
+        <w:t xml:space="preserve">file </w:t>
+      </w:r>
+      <w:r>
+        <w:rPr>
+          <w:lang w:val="en-US"/>
+        </w:rPr>
+        <w:t>format</w:t>
+      </w:r>
+      <w:r>
+        <w:rPr>
+          <w:lang w:val="en-US"/>
+        </w:rPr>
+        <w:t>s.</w:t>
+      </w:r>
+      <w:r>
+        <w:rPr>
+          <w:lang w:val="en-US"/>
+        </w:rPr>
+        <w:t xml:space="preserve"> </w:t>
+      </w:r>
+      <w:r>
+        <w:rPr>
+          <w:lang w:val="en-US"/>
+        </w:rPr>
+        <w:t>T</w:t>
+      </w:r>
+      <w:r>
+        <w:rPr>
+          <w:lang w:val="en-US"/>
+        </w:rPr>
+        <w:t>he image dataset w</w:t>
+      </w:r>
+      <w:r>
+        <w:rPr>
+          <w:lang w:val="en-US"/>
+        </w:rPr>
+        <w:t>as</w:t>
+      </w:r>
+      <w:r>
+        <w:rPr>
+          <w:lang w:val="en-US"/>
+        </w:rPr>
+        <w:t xml:space="preserve"> first published in September 2017</w:t>
+      </w:r>
+      <w:r>
+        <w:rPr>
+          <w:lang w:val="en-US"/>
+        </w:rPr>
+        <w:t>,</w:t>
+      </w:r>
+      <w:r>
+        <w:rPr>
+          <w:lang w:val="en-US"/>
+        </w:rPr>
+        <w:t xml:space="preserve"> and the metadata was first published in November 2017 and was last updated in April 2020.</w:t>
+      </w:r>
+    </w:p>
+    <w:p>
+      <w:pPr>
+        <w:rPr>
+          <w:b/>
+          <w:bCs/>
+          <w:lang w:val="en-US"/>
+        </w:rPr>
+      </w:pPr>
     </w:p>
     <w:p>
       <w:pPr>
@@ -300,6 +631,8 @@
           <w:numId w:val="2"/>
         </w:numPr>
         <w:rPr>
+          <w:b/>
+          <w:bCs/>
           <w:lang w:val="en-US"/>
         </w:rPr>
       </w:pPr>
@@ -309,7 +642,7 @@
           <w:bCs/>
           <w:u w:val="single"/>
         </w:rPr>
-        <w:t>Data preparations</w:t>
+        <w:t xml:space="preserve">Data </w:t>
       </w:r>
       <w:r>
         <w:rPr>
@@ -317,7 +650,7 @@
           <w:bCs/>
           <w:u w:val="single"/>
         </w:rPr>
-        <w:t xml:space="preserve"> and </w:t>
+        <w:t>preparation</w:t>
       </w:r>
       <w:r>
         <w:rPr>
@@ -325,27 +658,31 @@
           <w:bCs/>
           <w:u w:val="single"/>
         </w:rPr>
+        <w:t xml:space="preserve"> and </w:t>
+      </w:r>
+      <w:r>
+        <w:rPr>
+          <w:b/>
+          <w:bCs/>
+          <w:u w:val="single"/>
+        </w:rPr>
         <w:t>quality</w:t>
       </w:r>
     </w:p>
     <w:p>
       <w:pPr>
         <w:rPr>
-          <w:lang w:val="en-US"/>
-        </w:rPr>
-      </w:pPr>
-    </w:p>
-    <w:p>
-      <w:pPr>
-        <w:pStyle w:val="ListParagraph"/>
-        <w:rPr>
-          <w:lang w:val="en-US"/>
-        </w:rPr>
-      </w:pPr>
-    </w:p>
-    <w:p>
-      <w:pPr>
-        <w:rPr>
+          <w:b/>
+          <w:bCs/>
+          <w:lang w:val="en-US"/>
+        </w:rPr>
+      </w:pPr>
+    </w:p>
+    <w:p>
+      <w:pPr>
+        <w:rPr>
+          <w:b/>
+          <w:bCs/>
           <w:lang w:val="en-US"/>
         </w:rPr>
       </w:pPr>
@@ -358,6 +695,8 @@
           <w:numId w:val="2"/>
         </w:numPr>
         <w:rPr>
+          <w:b/>
+          <w:bCs/>
           <w:lang w:val="en-US"/>
         </w:rPr>
       </w:pPr>
@@ -367,8 +706,401 @@
           <w:bCs/>
           <w:u w:val="single"/>
         </w:rPr>
-        <w:t>EDA</w:t>
-      </w:r>
+        <w:t>E</w:t>
+      </w:r>
+      <w:r>
+        <w:rPr>
+          <w:b/>
+          <w:bCs/>
+          <w:u w:val="single"/>
+        </w:rPr>
+        <w:t>xploratory Data Analysis</w:t>
+      </w:r>
+    </w:p>
+    <w:p>
+      <w:pPr>
+        <w:rPr>
+          <w:b/>
+          <w:bCs/>
+          <w:lang w:val="en-US"/>
+        </w:rPr>
+      </w:pPr>
+    </w:p>
+    <w:p>
+      <w:pPr>
+        <w:rPr>
+          <w:lang w:val="en-US"/>
+        </w:rPr>
+      </w:pPr>
+    </w:p>
+    <w:p>
+      <w:pPr>
+        <w:pStyle w:val="ListParagraph"/>
+        <w:numPr>
+          <w:ilvl w:val="0"/>
+          <w:numId w:val="2"/>
+        </w:numPr>
+        <w:rPr>
+          <w:b/>
+          <w:bCs/>
+          <w:u w:val="single"/>
+          <w:lang w:val="en-US"/>
+        </w:rPr>
+      </w:pPr>
+      <w:r>
+        <w:rPr>
+          <w:b/>
+          <w:bCs/>
+          <w:u w:val="single"/>
+          <w:lang w:val="en-US"/>
+        </w:rPr>
+        <w:t>Discussion of 7 Vs</w:t>
+      </w:r>
+    </w:p>
+    <w:p>
+      <w:pPr>
+        <w:rPr>
+          <w:lang w:val="en-US"/>
+        </w:rPr>
+      </w:pPr>
+      <w:r>
+        <w:rPr>
+          <w:lang w:val="en-US"/>
+        </w:rPr>
+        <w:t>Volume:</w:t>
+      </w:r>
+      <w:r>
+        <w:rPr>
+          <w:lang w:val="en-US"/>
+        </w:rPr>
+        <w:t xml:space="preserve"> The total dataset consists of 112120 images at 1024 * 1024 resolution. This could arguably be classified as a voluminous big data dataset. </w:t>
+      </w:r>
+      <w:r>
+        <w:rPr>
+          <w:lang w:val="en-US"/>
+        </w:rPr>
+        <w:t xml:space="preserve">The metadata is only a total of 8.6MB, which marks a stark contrast with the size of data it represents. </w:t>
+      </w:r>
+    </w:p>
+    <w:p>
+      <w:pPr>
+        <w:rPr>
+          <w:lang w:val="en-US"/>
+        </w:rPr>
+      </w:pPr>
+    </w:p>
+    <w:p>
+      <w:pPr>
+        <w:rPr>
+          <w:lang w:val="en-US"/>
+        </w:rPr>
+      </w:pPr>
+      <w:r>
+        <w:rPr>
+          <w:lang w:val="en-US"/>
+        </w:rPr>
+        <w:t>Velocity:</w:t>
+      </w:r>
+      <w:r>
+        <w:rPr>
+          <w:lang w:val="en-US"/>
+        </w:rPr>
+        <w:t xml:space="preserve"> </w:t>
+      </w:r>
+      <w:r>
+        <w:rPr>
+          <w:lang w:val="en-US"/>
+        </w:rPr>
+        <w:t>Since the dataset is no longer expected to grow, it can be assumed to be static and will be processed in batch fashion, so for our activities we do not need to make considerations for incoming streaming data</w:t>
+      </w:r>
+      <w:r>
+        <w:rPr>
+          <w:lang w:val="en-US"/>
+        </w:rPr>
+        <w:t xml:space="preserve"> - this</w:t>
+      </w:r>
+      <w:r>
+        <w:rPr>
+          <w:lang w:val="en-US"/>
+        </w:rPr>
+        <w:t xml:space="preserve"> </w:t>
+      </w:r>
+      <w:r>
+        <w:rPr>
+          <w:lang w:val="en-US"/>
+        </w:rPr>
+        <w:t xml:space="preserve">makes Velocity </w:t>
+      </w:r>
+      <w:r>
+        <w:rPr>
+          <w:lang w:val="en-US"/>
+        </w:rPr>
+        <w:t xml:space="preserve">the weakest V. Since this will be done as batch processing, there will not be any velocity in our data. </w:t>
+      </w:r>
+      <w:r>
+        <w:rPr>
+          <w:lang w:val="en-US"/>
+        </w:rPr>
+        <w:t>In a real-</w:t>
+      </w:r>
+      <w:r>
+        <w:rPr>
+          <w:lang w:val="en-US"/>
+        </w:rPr>
+        <w:lastRenderedPageBreak/>
+        <w:t>world environment, we would expect radiologists to constantly send through images for analysis, so a model would be expected to process streaming data.</w:t>
+      </w:r>
+    </w:p>
+    <w:p>
+      <w:pPr>
+        <w:rPr>
+          <w:lang w:val="en-US"/>
+        </w:rPr>
+      </w:pPr>
+    </w:p>
+    <w:p>
+      <w:pPr>
+        <w:rPr>
+          <w:lang w:val="en-US"/>
+        </w:rPr>
+      </w:pPr>
+      <w:r>
+        <w:rPr>
+          <w:lang w:val="en-US"/>
+        </w:rPr>
+        <w:t>Variety:</w:t>
+      </w:r>
+      <w:r>
+        <w:rPr>
+          <w:lang w:val="en-US"/>
+        </w:rPr>
+        <w:t xml:space="preserve"> In terms of Variety, we have a mixture of unstructured image files, with structured metadata containing</w:t>
+      </w:r>
+      <w:r>
+        <w:rPr>
+          <w:lang w:val="en-US"/>
+        </w:rPr>
+        <w:t xml:space="preserve"> </w:t>
+      </w:r>
+      <w:r>
+        <w:rPr>
+          <w:lang w:val="en-US"/>
+        </w:rPr>
+        <w:t xml:space="preserve">categorical and numerical data. </w:t>
+      </w:r>
+    </w:p>
+    <w:p>
+      <w:pPr>
+        <w:rPr>
+          <w:lang w:val="en-US"/>
+        </w:rPr>
+      </w:pPr>
+    </w:p>
+    <w:p>
+      <w:pPr>
+        <w:rPr>
+          <w:lang w:val="en-US"/>
+        </w:rPr>
+      </w:pPr>
+      <w:r>
+        <w:rPr>
+          <w:lang w:val="en-US"/>
+        </w:rPr>
+        <w:t xml:space="preserve">Value: </w:t>
+      </w:r>
+      <w:r>
+        <w:rPr>
+          <w:lang w:val="en-US"/>
+        </w:rPr>
+        <w:t xml:space="preserve">This specific dataset has been used in numerous papers, underpinning their findings. It could therefore be considered a benchmark in model training for Chest X-Rays. </w:t>
+      </w:r>
+      <w:r>
+        <w:rPr>
+          <w:lang w:val="en-US"/>
+        </w:rPr>
+        <w:t xml:space="preserve">The authors of the NIH paper remarked that there was a severe limitation of only 4143 frontal images available to a prior paper. The more data that is collected and made publicly available strengthens the data science community in being able to build deep learning models with the proliferation of these types of datasets. </w:t>
+      </w:r>
+    </w:p>
+    <w:p>
+      <w:pPr>
+        <w:rPr>
+          <w:lang w:val="en-US"/>
+        </w:rPr>
+      </w:pPr>
+    </w:p>
+    <w:p>
+      <w:pPr>
+        <w:pStyle w:val="ListParagraph"/>
+        <w:numPr>
+          <w:ilvl w:val="0"/>
+          <w:numId w:val="2"/>
+        </w:numPr>
+        <w:rPr>
+          <w:b/>
+          <w:bCs/>
+          <w:u w:val="single"/>
+          <w:lang w:val="en-US"/>
+        </w:rPr>
+      </w:pPr>
+      <w:r>
+        <w:rPr>
+          <w:b/>
+          <w:bCs/>
+          <w:u w:val="single"/>
+          <w:lang w:val="en-US"/>
+        </w:rPr>
+        <w:t>Potential societal/business value and insights</w:t>
+      </w:r>
+    </w:p>
+    <w:p>
+      <w:pPr>
+        <w:pStyle w:val="ListParagraph"/>
+        <w:ind w:left="360"/>
+        <w:rPr>
+          <w:lang w:val="en-US"/>
+        </w:rPr>
+      </w:pPr>
+      <w:r>
+        <w:rPr>
+          <w:lang w:val="en-US"/>
+        </w:rPr>
+        <w:t xml:space="preserve">The overall value proposition that an increased is the aid that machine learning models will provide </w:t>
+      </w:r>
+      <w:r>
+        <w:rPr>
+          <w:lang w:val="en-US"/>
+        </w:rPr>
+        <w:t>radiologists</w:t>
+      </w:r>
+      <w:r>
+        <w:rPr>
+          <w:lang w:val="en-US"/>
+        </w:rPr>
+        <w:t xml:space="preserve"> in making their diagnoses.</w:t>
+      </w:r>
+    </w:p>
+    <w:p>
+      <w:pPr>
+        <w:rPr>
+          <w:lang w:val="en-US"/>
+        </w:rPr>
+      </w:pPr>
+    </w:p>
+    <w:p>
+      <w:pPr>
+        <w:rPr>
+          <w:lang w:val="en-US"/>
+        </w:rPr>
+      </w:pPr>
+    </w:p>
+    <w:p>
+      <w:pPr>
+        <w:rPr>
+          <w:lang w:val="en-US"/>
+        </w:rPr>
+      </w:pPr>
+    </w:p>
+    <w:p>
+      <w:pPr>
+        <w:rPr>
+          <w:lang w:val="en-US"/>
+        </w:rPr>
+      </w:pPr>
+    </w:p>
+    <w:p>
+      <w:pPr>
+        <w:pStyle w:val="Heading2"/>
+        <w:rPr>
+          <w:lang w:val="en-US"/>
+        </w:rPr>
+      </w:pPr>
+      <w:r>
+        <w:rPr>
+          <w:lang w:val="en-US"/>
+        </w:rPr>
+        <w:t>References</w:t>
+      </w:r>
+    </w:p>
+    <w:sdt>
+      <w:sdtPr>
+        <w:rPr>
+          <w:rFonts w:ascii="Aptos" w:hAnsi="Aptos"/>
+          <w:color w:val="000000"/>
+          <w:lang w:val="en-US"/>
+        </w:rPr>
+        <w:tag w:val="MENDELEY_BIBLIOGRAPHY"/>
+        <w:id w:val="12199391"/>
+        <w:placeholder>
+          <w:docPart w:val="DefaultPlaceholder_-1854013440"/>
+        </w:placeholder>
+      </w:sdtPr>
+      <w:sdtContent>
+        <w:p>
+          <w:pPr>
+            <w:autoSpaceDE w:val="0"/>
+            <w:autoSpaceDN w:val="0"/>
+            <w:ind w:hanging="480"/>
+            <w:divId w:val="705519215"/>
+            <w:rPr>
+              <w:rFonts w:ascii="Aptos" w:eastAsia="Times New Roman" w:hAnsi="Aptos"/>
+              <w:color w:val="000000"/>
+              <w:kern w:val="0"/>
+              <w14:ligatures w14:val="none"/>
+            </w:rPr>
+          </w:pPr>
+          <w:r>
+            <w:rPr>
+              <w:rFonts w:ascii="Aptos" w:eastAsia="Times New Roman" w:hAnsi="Aptos"/>
+              <w:color w:val="000000"/>
+            </w:rPr>
+            <w:t xml:space="preserve">Wang, X., Peng, Y., Lu, L., Lu, Z., Bagheri, M., &amp; Summers, R. M. (2017). ChestX-Ray8: Hospital-Scale Chest X-Ray Database and Benchmarks on Weakly-Supervised Classification and Localization of Common Thorax Diseases. </w:t>
+          </w:r>
+          <w:r>
+            <w:rPr>
+              <w:rFonts w:ascii="Aptos" w:eastAsia="Times New Roman" w:hAnsi="Aptos"/>
+              <w:i/>
+              <w:iCs/>
+              <w:color w:val="000000"/>
+            </w:rPr>
+            <w:t>2017 IEEE Conference on Computer Vision and Pattern Recognition (CVPR)</w:t>
+          </w:r>
+          <w:r>
+            <w:rPr>
+              <w:rFonts w:ascii="Aptos" w:eastAsia="Times New Roman" w:hAnsi="Aptos"/>
+              <w:color w:val="000000"/>
+            </w:rPr>
+            <w:t>, 3462–3471. https://doi.org/10.1109/CVPR.2017.369</w:t>
+          </w:r>
+        </w:p>
+        <w:p>
+          <w:pPr>
+            <w:rPr>
+              <w:lang w:val="en-US"/>
+            </w:rPr>
+          </w:pPr>
+          <w:r>
+            <w:rPr>
+              <w:rFonts w:ascii="Aptos" w:eastAsia="Times New Roman" w:hAnsi="Aptos"/>
+              <w:color w:val="000000"/>
+            </w:rPr>
+            <w:t> </w:t>
+          </w:r>
+        </w:p>
+      </w:sdtContent>
+    </w:sdt>
+    <w:p>
+      <w:pPr>
+        <w:rPr>
+          <w:lang w:val="en-US"/>
+        </w:rPr>
+      </w:pPr>
+    </w:p>
+    <w:p>
+      <w:pPr>
+        <w:rPr>
+          <w:lang w:val="en-US"/>
+        </w:rPr>
+      </w:pPr>
     </w:p>
     <w:sectPr>
       <w:pgSz w:w="11906" w:h="16838"/>
@@ -1089,7 +1821,6 @@
     <w:next w:val="Normal"/>
     <w:link w:val="Heading2Char"/>
     <w:uiPriority w:val="9"/>
-    <w:semiHidden/>
     <w:unhideWhenUsed/>
     <w:qFormat/>
     <w:rsid w:val="005361B0"/>
@@ -1264,6 +1995,7 @@
   <w:style w:type="character" w:default="1" w:styleId="DefaultParagraphFont">
     <w:name w:val="Default Paragraph Font"/>
     <w:uiPriority w:val="1"/>
+    <w:semiHidden/>
     <w:unhideWhenUsed/>
   </w:style>
   <w:style w:type="table" w:default="1" w:styleId="TableNormal">
@@ -1305,7 +2037,6 @@
     <w:basedOn w:val="DefaultParagraphFont"/>
     <w:link w:val="Heading2"/>
     <w:uiPriority w:val="9"/>
-    <w:semiHidden/>
     <w:rsid w:val="005361B0"/>
     <w:rPr>
       <w:rFonts w:asciiTheme="majorHAnsi" w:eastAsiaTheme="majorEastAsia" w:hAnsiTheme="majorHAnsi" w:cstheme="majorBidi"/>
@@ -1612,7 +2343,563 @@
       <w:u w:val="single"/>
     </w:rPr>
   </w:style>
+  <w:style w:type="character" w:styleId="PlaceholderText">
+    <w:name w:val="Placeholder Text"/>
+    <w:basedOn w:val="DefaultParagraphFont"/>
+    <w:uiPriority w:val="99"/>
+    <w:semiHidden/>
+    <w:rsid w:val="000E4905"/>
+    <w:rPr>
+      <w:color w:val="666666"/>
+    </w:rPr>
+  </w:style>
 </w:styles>
+</file>
+
+<file path=word/glossary/document.xml><?xml version="1.0" encoding="utf-8"?>
+<w:glossaryDocument xmlns:wpc="http://schemas.microsoft.com/office/word/2010/wordprocessingCanvas" xmlns:cx="http://schemas.microsoft.com/office/drawing/2014/chartex" xmlns:cx1="http://schemas.microsoft.com/office/drawing/2015/9/8/chartex" xmlns:cx2="http://schemas.microsoft.com/office/drawing/2015/10/21/chartex" xmlns:cx3="http://schemas.microsoft.com/office/drawing/2016/5/9/chartex" xmlns:cx4="http://schemas.microsoft.com/office/drawing/2016/5/10/chartex" xmlns:cx5="http://schemas.microsoft.com/office/drawing/2016/5/11/chartex" xmlns:cx6="http://schemas.microsoft.com/office/drawing/2016/5/12/chartex" xmlns:cx7="http://schemas.microsoft.com/office/drawing/2016/5/13/chartex" xmlns:cx8="http://schemas.microsoft.com/office/drawing/2016/5/14/chartex" xmlns:mc="http://schemas.openxmlformats.org/markup-compatibility/2006" xmlns:aink="http://schemas.microsoft.com/office/drawing/2016/ink" xmlns:am3d="http://schemas.microsoft.com/office/drawing/2017/model3d" xmlns:o="urn:schemas-microsoft-com:office:office" xmlns:oel="http://schemas.microsoft.com/office/2019/extlst" xmlns:r="http://schemas.openxmlformats.org/officeDocument/2006/relationships" xmlns:m="http://schemas.openxmlformats.org/officeDocument/2006/math" xmlns:v="urn:schemas-microsoft-com:vml" xmlns:wp14="http://schemas.microsoft.com/office/word/2010/wordprocessingDrawing" xmlns:wp="http://schemas.openxmlformats.org/drawingml/2006/wordprocessingDrawing" xmlns:w10="urn:schemas-microsoft-com:office:word" xmlns:w="http://schemas.openxmlformats.org/wordprocessingml/2006/main" xmlns:w14="http://schemas.microsoft.com/office/word/2010/wordml" xmlns:w15="http://schemas.microsoft.com/office/word/2012/wordml" xmlns:w16cex="http://schemas.microsoft.com/office/word/2018/wordml/cex" xmlns:w16cid="http://schemas.microsoft.com/office/word/2016/wordml/cid" xmlns:w16="http://schemas.microsoft.com/office/word/2018/wordml" xmlns:w16du="http://schemas.microsoft.com/office/word/2023/wordml/word16du" xmlns:w16sdtdh="http://schemas.microsoft.com/office/word/2020/wordml/sdtdatahash" xmlns:w16sdtfl="http://schemas.microsoft.com/office/word/2024/wordml/sdtformatlock" xmlns:w16se="http://schemas.microsoft.com/office/word/2015/wordml/symex" xmlns:wpg="http://schemas.microsoft.com/office/word/2010/wordprocessingGroup" xmlns:wpi="http://schemas.microsoft.com/office/word/2010/wordprocessingInk" xmlns:wne="http://schemas.microsoft.com/office/word/2006/wordml" xmlns:wps="http://schemas.microsoft.com/office/word/2010/wordprocessingShape" mc:Ignorable="w14 w15 w16se w16cid w16 w16cex w16sdtdh w16sdtfl w16du wp14">
+  <w:docParts>
+    <w:docPart>
+      <w:docPartPr>
+        <w:name w:val="DefaultPlaceholder_-1854013440"/>
+        <w:category>
+          <w:name w:val="General"/>
+          <w:gallery w:val="placeholder"/>
+        </w:category>
+        <w:types>
+          <w:type w:val="bbPlcHdr"/>
+        </w:types>
+        <w:behaviors>
+          <w:behavior w:val="content"/>
+        </w:behaviors>
+        <w:guid w:val="{68E0282E-4404-42E5-91E6-C428848764F5}"/>
+      </w:docPartPr>
+      <w:docPartBody>
+        <w:p>
+          <w:r>
+            <w:rPr>
+              <w:rStyle w:val="PlaceholderText"/>
+            </w:rPr>
+            <w:t>Click or tap here to enter text.</w:t>
+          </w:r>
+        </w:p>
+      </w:docPartBody>
+    </w:docPart>
+  </w:docParts>
+</w:glossaryDocument>
+</file>
+
+<file path=word/glossary/fontTable.xml><?xml version="1.0" encoding="utf-8"?>
+<w:fonts xmlns:mc="http://schemas.openxmlformats.org/markup-compatibility/2006" xmlns:r="http://schemas.openxmlformats.org/officeDocument/2006/relationships" xmlns:w="http://schemas.openxmlformats.org/wordprocessingml/2006/main" xmlns:w14="http://schemas.microsoft.com/office/word/2010/wordml" xmlns:w15="http://schemas.microsoft.com/office/word/2012/wordml" xmlns:w16cex="http://schemas.microsoft.com/office/word/2018/wordml/cex" xmlns:w16cid="http://schemas.microsoft.com/office/word/2016/wordml/cid" xmlns:w16="http://schemas.microsoft.com/office/word/2018/wordml" xmlns:w16du="http://schemas.microsoft.com/office/word/2023/wordml/word16du" xmlns:w16sdtdh="http://schemas.microsoft.com/office/word/2020/wordml/sdtdatahash" xmlns:w16sdtfl="http://schemas.microsoft.com/office/word/2024/wordml/sdtformatlock" xmlns:w16se="http://schemas.microsoft.com/office/word/2015/wordml/symex" mc:Ignorable="w14 w15 w16se w16cid w16 w16cex w16sdtdh w16sdtfl w16du">
+  <w:font w:name="Times New Roman">
+    <w:panose1 w:val="02020603050405020304"/>
+    <w:charset w:val="00"/>
+    <w:family w:val="roman"/>
+    <w:pitch w:val="variable"/>
+    <w:sig w:usb0="E0002EFF" w:usb1="C000785B" w:usb2="00000009" w:usb3="00000000" w:csb0="000001FF" w:csb1="00000000"/>
+  </w:font>
+  <w:font w:name="Aptos">
+    <w:charset w:val="00"/>
+    <w:family w:val="swiss"/>
+    <w:pitch w:val="variable"/>
+    <w:sig w:usb0="20000287" w:usb1="00000003" w:usb2="00000000" w:usb3="00000000" w:csb0="0000019F" w:csb1="00000000"/>
+  </w:font>
+  <w:font w:name="Aptos Display">
+    <w:charset w:val="00"/>
+    <w:family w:val="swiss"/>
+    <w:pitch w:val="variable"/>
+    <w:sig w:usb0="20000287" w:usb1="00000003" w:usb2="00000000" w:usb3="00000000" w:csb0="0000019F" w:csb1="00000000"/>
+  </w:font>
+</w:fonts>
+</file>
+
+<file path=word/glossary/settings.xml><?xml version="1.0" encoding="utf-8"?>
+<w:settings xmlns:mc="http://schemas.openxmlformats.org/markup-compatibility/2006" xmlns:o="urn:schemas-microsoft-com:office:office" xmlns:r="http://schemas.openxmlformats.org/officeDocument/2006/relationships" xmlns:m="http://schemas.openxmlformats.org/officeDocument/2006/math" xmlns:v="urn:schemas-microsoft-com:vml" xmlns:w10="urn:schemas-microsoft-com:office:word" xmlns:w="http://schemas.openxmlformats.org/wordprocessingml/2006/main" xmlns:w14="http://schemas.microsoft.com/office/word/2010/wordml" xmlns:w15="http://schemas.microsoft.com/office/word/2012/wordml" xmlns:w16cex="http://schemas.microsoft.com/office/word/2018/wordml/cex" xmlns:w16cid="http://schemas.microsoft.com/office/word/2016/wordml/cid" xmlns:w16="http://schemas.microsoft.com/office/word/2018/wordml" xmlns:w16du="http://schemas.microsoft.com/office/word/2023/wordml/word16du" xmlns:w16sdtdh="http://schemas.microsoft.com/office/word/2020/wordml/sdtdatahash" xmlns:w16sdtfl="http://schemas.microsoft.com/office/word/2024/wordml/sdtformatlock" xmlns:w16se="http://schemas.microsoft.com/office/word/2015/wordml/symex" xmlns:sl="http://schemas.openxmlformats.org/schemaLibrary/2006/main" mc:Ignorable="w14 w15 w16se w16cid w16 w16cex w16sdtdh w16sdtfl w16du">
+  <w:view w:val="normal"/>
+  <w:defaultTabStop w:val="720"/>
+  <w:characterSpacingControl w:val="doNotCompress"/>
+  <w:compat>
+    <w:useFELayout/>
+    <w:compatSetting w:name="compatibilityMode" w:uri="http://schemas.microsoft.com/office/word" w:val="15"/>
+    <w:compatSetting w:name="overrideTableStyleFontSizeAndJustification" w:uri="http://schemas.microsoft.com/office/word" w:val="1"/>
+    <w:compatSetting w:name="enableOpenTypeFeatures" w:uri="http://schemas.microsoft.com/office/word" w:val="1"/>
+    <w:compatSetting w:name="doNotFlipMirrorIndents" w:uri="http://schemas.microsoft.com/office/word" w:val="1"/>
+    <w:compatSetting w:name="differentiateMultirowTableHeaders" w:uri="http://schemas.microsoft.com/office/word" w:val="1"/>
+    <w:compatSetting w:name="useWord2013TrackBottomHyphenation" w:uri="http://schemas.microsoft.com/office/word" w:val="0"/>
+  </w:compat>
+  <w:rsids>
+    <w:rsidRoot w:val="009A76AC"/>
+    <w:rsid w:val="003D78D6"/>
+    <w:rsid w:val="008D14F5"/>
+    <w:rsid w:val="009A76AC"/>
+  </w:rsids>
+  <m:mathPr>
+    <m:mathFont m:val="Cambria Math"/>
+    <m:brkBin m:val="before"/>
+    <m:brkBinSub m:val="--"/>
+    <m:smallFrac m:val="0"/>
+    <m:dispDef/>
+    <m:lMargin m:val="0"/>
+    <m:rMargin m:val="0"/>
+    <m:defJc m:val="centerGroup"/>
+    <m:wrapIndent m:val="1440"/>
+    <m:intLim m:val="subSup"/>
+    <m:naryLim m:val="undOvr"/>
+  </m:mathPr>
+  <w:themeFontLang w:val="en-ZA"/>
+  <w:clrSchemeMapping w:bg1="light1" w:t1="dark1" w:bg2="light2" w:t2="dark2" w:accent1="accent1" w:accent2="accent2" w:accent3="accent3" w:accent4="accent4" w:accent5="accent5" w:accent6="accent6" w:hyperlink="hyperlink" w:followedHyperlink="followedHyperlink"/>
+  <w:decimalSymbol w:val="."/>
+  <w:listSeparator w:val=","/>
+  <w15:chartTrackingRefBased/>
+</w:settings>
+</file>
+
+<file path=word/glossary/styles.xml><?xml version="1.0" encoding="utf-8"?>
+<w:styles xmlns:mc="http://schemas.openxmlformats.org/markup-compatibility/2006" xmlns:r="http://schemas.openxmlformats.org/officeDocument/2006/relationships" xmlns:w="http://schemas.openxmlformats.org/wordprocessingml/2006/main" xmlns:w14="http://schemas.microsoft.com/office/word/2010/wordml" xmlns:w15="http://schemas.microsoft.com/office/word/2012/wordml" xmlns:w16cex="http://schemas.microsoft.com/office/word/2018/wordml/cex" xmlns:w16cid="http://schemas.microsoft.com/office/word/2016/wordml/cid" xmlns:w16="http://schemas.microsoft.com/office/word/2018/wordml" xmlns:w16du="http://schemas.microsoft.com/office/word/2023/wordml/word16du" xmlns:w16sdtdh="http://schemas.microsoft.com/office/word/2020/wordml/sdtdatahash" xmlns:w16sdtfl="http://schemas.microsoft.com/office/word/2024/wordml/sdtformatlock" xmlns:w16se="http://schemas.microsoft.com/office/word/2015/wordml/symex" mc:Ignorable="w14 w15 w16se w16cid w16 w16cex w16sdtdh w16sdtfl w16du">
+  <w:docDefaults>
+    <w:rPrDefault>
+      <w:rPr>
+        <w:rFonts w:asciiTheme="minorHAnsi" w:eastAsiaTheme="minorEastAsia" w:hAnsiTheme="minorHAnsi" w:cstheme="minorBidi"/>
+        <w:kern w:val="2"/>
+        <w:sz w:val="24"/>
+        <w:szCs w:val="24"/>
+        <w:lang w:val="en-ZA" w:eastAsia="en-ZA" w:bidi="ar-SA"/>
+        <w14:ligatures w14:val="standardContextual"/>
+      </w:rPr>
+    </w:rPrDefault>
+    <w:pPrDefault>
+      <w:pPr>
+        <w:spacing w:after="160" w:line="278" w:lineRule="auto"/>
+      </w:pPr>
+    </w:pPrDefault>
+  </w:docDefaults>
+  <w:latentStyles w:defLockedState="0" w:defUIPriority="99" w:defSemiHidden="0" w:defUnhideWhenUsed="0" w:defQFormat="0" w:count="376">
+    <w:lsdException w:name="Normal" w:uiPriority="0" w:qFormat="1"/>
+    <w:lsdException w:name="heading 1" w:uiPriority="9" w:qFormat="1"/>
+    <w:lsdException w:name="heading 2" w:semiHidden="1" w:uiPriority="9" w:unhideWhenUsed="1" w:qFormat="1"/>
+    <w:lsdException w:name="heading 3" w:semiHidden="1" w:uiPriority="9" w:unhideWhenUsed="1" w:qFormat="1"/>
+    <w:lsdException w:name="heading 4" w:semiHidden="1" w:uiPriority="9" w:unhideWhenUsed="1" w:qFormat="1"/>
+    <w:lsdException w:name="heading 5" w:semiHidden="1" w:uiPriority="9" w:unhideWhenUsed="1" w:qFormat="1"/>
+    <w:lsdException w:name="heading 6" w:semiHidden="1" w:uiPriority="9" w:unhideWhenUsed="1" w:qFormat="1"/>
+    <w:lsdException w:name="heading 7" w:semiHidden="1" w:uiPriority="9" w:unhideWhenUsed="1" w:qFormat="1"/>
+    <w:lsdException w:name="heading 8" w:semiHidden="1" w:uiPriority="9" w:unhideWhenUsed="1" w:qFormat="1"/>
+    <w:lsdException w:name="heading 9" w:semiHidden="1" w:uiPriority="9" w:unhideWhenUsed="1" w:qFormat="1"/>
+    <w:lsdException w:name="index 1" w:semiHidden="1" w:unhideWhenUsed="1"/>
+    <w:lsdException w:name="index 2" w:semiHidden="1" w:unhideWhenUsed="1"/>
+    <w:lsdException w:name="index 3" w:semiHidden="1" w:unhideWhenUsed="1"/>
+    <w:lsdException w:name="index 4" w:semiHidden="1" w:unhideWhenUsed="1"/>
+    <w:lsdException w:name="index 5" w:semiHidden="1" w:unhideWhenUsed="1"/>
+    <w:lsdException w:name="index 6" w:semiHidden="1" w:unhideWhenUsed="1"/>
+    <w:lsdException w:name="index 7" w:semiHidden="1" w:unhideWhenUsed="1"/>
+    <w:lsdException w:name="index 8" w:semiHidden="1" w:unhideWhenUsed="1"/>
+    <w:lsdException w:name="index 9" w:semiHidden="1" w:unhideWhenUsed="1"/>
+    <w:lsdException w:name="toc 1" w:semiHidden="1" w:uiPriority="39" w:unhideWhenUsed="1"/>
+    <w:lsdException w:name="toc 2" w:semiHidden="1" w:uiPriority="39" w:unhideWhenUsed="1"/>
+    <w:lsdException w:name="toc 3" w:semiHidden="1" w:uiPriority="39" w:unhideWhenUsed="1"/>
+    <w:lsdException w:name="toc 4" w:semiHidden="1" w:uiPriority="39" w:unhideWhenUsed="1"/>
+    <w:lsdException w:name="toc 5" w:semiHidden="1" w:uiPriority="39" w:unhideWhenUsed="1"/>
+    <w:lsdException w:name="toc 6" w:semiHidden="1" w:uiPriority="39" w:unhideWhenUsed="1"/>
+    <w:lsdException w:name="toc 7" w:semiHidden="1" w:uiPriority="39" w:unhideWhenUsed="1"/>
+    <w:lsdException w:name="toc 8" w:semiHidden="1" w:uiPriority="39" w:unhideWhenUsed="1"/>
+    <w:lsdException w:name="toc 9" w:semiHidden="1" w:uiPriority="39" w:unhideWhenUsed="1"/>
+    <w:lsdException w:name="Normal Indent" w:semiHidden="1" w:unhideWhenUsed="1"/>
+    <w:lsdException w:name="footnote text" w:semiHidden="1" w:unhideWhenUsed="1"/>
+    <w:lsdException w:name="annotation text" w:semiHidden="1" w:unhideWhenUsed="1"/>
+    <w:lsdException w:name="header" w:semiHidden="1" w:unhideWhenUsed="1"/>
+    <w:lsdException w:name="footer" w:semiHidden="1" w:unhideWhenUsed="1"/>
+    <w:lsdException w:name="index heading" w:semiHidden="1" w:unhideWhenUsed="1"/>
+    <w:lsdException w:name="caption" w:semiHidden="1" w:uiPriority="35" w:unhideWhenUsed="1" w:qFormat="1"/>
+    <w:lsdException w:name="table of figures" w:semiHidden="1" w:unhideWhenUsed="1"/>
+    <w:lsdException w:name="envelope address" w:semiHidden="1" w:unhideWhenUsed="1"/>
+    <w:lsdException w:name="envelope return" w:semiHidden="1" w:unhideWhenUsed="1"/>
+    <w:lsdException w:name="footnote reference" w:semiHidden="1" w:unhideWhenUsed="1"/>
+    <w:lsdException w:name="annotation reference" w:semiHidden="1" w:unhideWhenUsed="1"/>
+    <w:lsdException w:name="line number" w:semiHidden="1" w:unhideWhenUsed="1"/>
+    <w:lsdException w:name="page number" w:semiHidden="1" w:unhideWhenUsed="1"/>
+    <w:lsdException w:name="endnote reference" w:semiHidden="1" w:unhideWhenUsed="1"/>
+    <w:lsdException w:name="endnote text" w:semiHidden="1" w:unhideWhenUsed="1"/>
+    <w:lsdException w:name="table of authorities" w:semiHidden="1" w:unhideWhenUsed="1"/>
+    <w:lsdException w:name="macro" w:semiHidden="1" w:unhideWhenUsed="1"/>
+    <w:lsdException w:name="toa heading" w:semiHidden="1" w:unhideWhenUsed="1"/>
+    <w:lsdException w:name="List" w:semiHidden="1" w:unhideWhenUsed="1"/>
+    <w:lsdException w:name="List Bullet" w:semiHidden="1" w:unhideWhenUsed="1"/>
+    <w:lsdException w:name="List Number" w:semiHidden="1" w:unhideWhenUsed="1"/>
+    <w:lsdException w:name="List 2" w:semiHidden="1" w:unhideWhenUsed="1"/>
+    <w:lsdException w:name="List 3" w:semiHidden="1" w:unhideWhenUsed="1"/>
+    <w:lsdException w:name="List 4" w:semiHidden="1" w:unhideWhenUsed="1"/>
+    <w:lsdException w:name="List 5" w:semiHidden="1" w:unhideWhenUsed="1"/>
+    <w:lsdException w:name="List Bullet 2" w:semiHidden="1" w:unhideWhenUsed="1"/>
+    <w:lsdException w:name="List Bullet 3" w:semiHidden="1" w:unhideWhenUsed="1"/>
+    <w:lsdException w:name="List Bullet 4" w:semiHidden="1" w:unhideWhenUsed="1"/>
+    <w:lsdException w:name="List Bullet 5" w:semiHidden="1" w:unhideWhenUsed="1"/>
+    <w:lsdException w:name="List Number 2" w:semiHidden="1" w:unhideWhenUsed="1"/>
+    <w:lsdException w:name="List Number 3" w:semiHidden="1" w:unhideWhenUsed="1"/>
+    <w:lsdException w:name="List Number 4" w:semiHidden="1" w:unhideWhenUsed="1"/>
+    <w:lsdException w:name="List Number 5" w:semiHidden="1" w:unhideWhenUsed="1"/>
+    <w:lsdException w:name="Title" w:uiPriority="10" w:qFormat="1"/>
+    <w:lsdException w:name="Closing" w:semiHidden="1" w:unhideWhenUsed="1"/>
+    <w:lsdException w:name="Signature" w:semiHidden="1" w:unhideWhenUsed="1"/>
+    <w:lsdException w:name="Default Paragraph Font" w:semiHidden="1" w:uiPriority="1" w:unhideWhenUsed="1"/>
+    <w:lsdException w:name="Body Text" w:semiHidden="1" w:unhideWhenUsed="1"/>
+    <w:lsdException w:name="Body Text Indent" w:semiHidden="1" w:unhideWhenUsed="1"/>
+    <w:lsdException w:name="List Continue" w:semiHidden="1" w:unhideWhenUsed="1"/>
+    <w:lsdException w:name="List Continue 2" w:semiHidden="1" w:unhideWhenUsed="1"/>
+    <w:lsdException w:name="List Continue 3" w:semiHidden="1" w:unhideWhenUsed="1"/>
+    <w:lsdException w:name="List Continue 4" w:semiHidden="1" w:unhideWhenUsed="1"/>
+    <w:lsdException w:name="List Continue 5" w:semiHidden="1" w:unhideWhenUsed="1"/>
+    <w:lsdException w:name="Message Header" w:semiHidden="1" w:unhideWhenUsed="1"/>
+    <w:lsdException w:name="Subtitle" w:uiPriority="11" w:qFormat="1"/>
+    <w:lsdException w:name="Salutation" w:semiHidden="1" w:unhideWhenUsed="1"/>
+    <w:lsdException w:name="Date" w:semiHidden="1" w:unhideWhenUsed="1"/>
+    <w:lsdException w:name="Body Text First Indent" w:semiHidden="1" w:unhideWhenUsed="1"/>
+    <w:lsdException w:name="Body Text First Indent 2" w:semiHidden="1" w:unhideWhenUsed="1"/>
+    <w:lsdException w:name="Note Heading" w:semiHidden="1" w:unhideWhenUsed="1"/>
+    <w:lsdException w:name="Body Text 2" w:semiHidden="1" w:unhideWhenUsed="1"/>
+    <w:lsdException w:name="Body Text 3" w:semiHidden="1" w:unhideWhenUsed="1"/>
+    <w:lsdException w:name="Body Text Indent 2" w:semiHidden="1" w:unhideWhenUsed="1"/>
+    <w:lsdException w:name="Body Text Indent 3" w:semiHidden="1" w:unhideWhenUsed="1"/>
+    <w:lsdException w:name="Block Text" w:semiHidden="1" w:unhideWhenUsed="1"/>
+    <w:lsdException w:name="Hyperlink" w:semiHidden="1" w:unhideWhenUsed="1"/>
+    <w:lsdException w:name="FollowedHyperlink" w:semiHidden="1" w:unhideWhenUsed="1"/>
+    <w:lsdException w:name="Strong" w:uiPriority="22" w:qFormat="1"/>
+    <w:lsdException w:name="Emphasis" w:uiPriority="20" w:qFormat="1"/>
+    <w:lsdException w:name="Document Map" w:semiHidden="1" w:unhideWhenUsed="1"/>
+    <w:lsdException w:name="Plain Text" w:semiHidden="1" w:unhideWhenUsed="1"/>
+    <w:lsdException w:name="E-mail Signature" w:semiHidden="1" w:unhideWhenUsed="1"/>
+    <w:lsdException w:name="HTML Top of Form" w:semiHidden="1" w:unhideWhenUsed="1"/>
+    <w:lsdException w:name="HTML Bottom of Form" w:semiHidden="1" w:unhideWhenUsed="1"/>
+    <w:lsdException w:name="Normal (Web)" w:semiHidden="1" w:unhideWhenUsed="1"/>
+    <w:lsdException w:name="HTML Acronym" w:semiHidden="1" w:unhideWhenUsed="1"/>
+    <w:lsdException w:name="HTML Address" w:semiHidden="1" w:unhideWhenUsed="1"/>
+    <w:lsdException w:name="HTML Cite" w:semiHidden="1" w:unhideWhenUsed="1"/>
+    <w:lsdException w:name="HTML Code" w:semiHidden="1" w:unhideWhenUsed="1"/>
+    <w:lsdException w:name="HTML Definition" w:semiHidden="1" w:unhideWhenUsed="1"/>
+    <w:lsdException w:name="HTML Keyboard" w:semiHidden="1" w:unhideWhenUsed="1"/>
+    <w:lsdException w:name="HTML Preformatted" w:semiHidden="1" w:unhideWhenUsed="1"/>
+    <w:lsdException w:name="HTML Sample" w:semiHidden="1" w:unhideWhenUsed="1"/>
+    <w:lsdException w:name="HTML Typewriter" w:semiHidden="1" w:unhideWhenUsed="1"/>
+    <w:lsdException w:name="HTML Variable" w:semiHidden="1" w:unhideWhenUsed="1"/>
+    <w:lsdException w:name="Normal Table" w:semiHidden="1" w:unhideWhenUsed="1"/>
+    <w:lsdException w:name="annotation subject" w:semiHidden="1" w:unhideWhenUsed="1"/>
+    <w:lsdException w:name="No List" w:semiHidden="1" w:unhideWhenUsed="1"/>
+    <w:lsdException w:name="Outline List 1" w:semiHidden="1" w:unhideWhenUsed="1"/>
+    <w:lsdException w:name="Outline List 2" w:semiHidden="1" w:unhideWhenUsed="1"/>
+    <w:lsdException w:name="Outline List 3" w:semiHidden="1" w:unhideWhenUsed="1"/>
+    <w:lsdException w:name="Table Simple 1" w:semiHidden="1" w:unhideWhenUsed="1"/>
+    <w:lsdException w:name="Table Simple 2" w:semiHidden="1" w:unhideWhenUsed="1"/>
+    <w:lsdException w:name="Table Simple 3" w:semiHidden="1" w:unhideWhenUsed="1"/>
+    <w:lsdException w:name="Table Classic 1" w:semiHidden="1" w:unhideWhenUsed="1"/>
+    <w:lsdException w:name="Table Classic 2" w:semiHidden="1" w:unhideWhenUsed="1"/>
+    <w:lsdException w:name="Table Classic 3" w:semiHidden="1" w:unhideWhenUsed="1"/>
+    <w:lsdException w:name="Table Classic 4" w:semiHidden="1" w:unhideWhenUsed="1"/>
+    <w:lsdException w:name="Table Colorful 1" w:semiHidden="1" w:unhideWhenUsed="1"/>
+    <w:lsdException w:name="Table Colorful 2" w:semiHidden="1" w:unhideWhenUsed="1"/>
+    <w:lsdException w:name="Table Colorful 3" w:semiHidden="1" w:unhideWhenUsed="1"/>
+    <w:lsdException w:name="Table Columns 1" w:semiHidden="1" w:unhideWhenUsed="1"/>
+    <w:lsdException w:name="Table Columns 2" w:semiHidden="1" w:unhideWhenUsed="1"/>
+    <w:lsdException w:name="Table Columns 3" w:semiHidden="1" w:unhideWhenUsed="1"/>
+    <w:lsdException w:name="Table Columns 4" w:semiHidden="1" w:unhideWhenUsed="1"/>
+    <w:lsdException w:name="Table Columns 5" w:semiHidden="1" w:unhideWhenUsed="1"/>
+    <w:lsdException w:name="Table Grid 1" w:semiHidden="1" w:unhideWhenUsed="1"/>
+    <w:lsdException w:name="Table Grid 2" w:semiHidden="1" w:unhideWhenUsed="1"/>
+    <w:lsdException w:name="Table Grid 3" w:semiHidden="1" w:unhideWhenUsed="1"/>
+    <w:lsdException w:name="Table Grid 4" w:semiHidden="1" w:unhideWhenUsed="1"/>
+    <w:lsdException w:name="Table Grid 5" w:semiHidden="1" w:unhideWhenUsed="1"/>
+    <w:lsdException w:name="Table Grid 6" w:semiHidden="1" w:unhideWhenUsed="1"/>
+    <w:lsdException w:name="Table Grid 7" w:semiHidden="1" w:unhideWhenUsed="1"/>
+    <w:lsdException w:name="Table Grid 8" w:semiHidden="1" w:unhideWhenUsed="1"/>
+    <w:lsdException w:name="Table List 1" w:semiHidden="1" w:unhideWhenUsed="1"/>
+    <w:lsdException w:name="Table List 2" w:semiHidden="1" w:unhideWhenUsed="1"/>
+    <w:lsdException w:name="Table List 3" w:semiHidden="1" w:unhideWhenUsed="1"/>
+    <w:lsdException w:name="Table List 4" w:semiHidden="1" w:unhideWhenUsed="1"/>
+    <w:lsdException w:name="Table List 5" w:semiHidden="1" w:unhideWhenUsed="1"/>
+    <w:lsdException w:name="Table List 6" w:semiHidden="1" w:unhideWhenUsed="1"/>
+    <w:lsdException w:name="Table List 7" w:semiHidden="1" w:unhideWhenUsed="1"/>
+    <w:lsdException w:name="Table List 8" w:semiHidden="1" w:unhideWhenUsed="1"/>
+    <w:lsdException w:name="Table 3D effects 1" w:semiHidden="1" w:unhideWhenUsed="1"/>
+    <w:lsdException w:name="Table 3D effects 2" w:semiHidden="1" w:unhideWhenUsed="1"/>
+    <w:lsdException w:name="Table 3D effects 3" w:semiHidden="1" w:unhideWhenUsed="1"/>
+    <w:lsdException w:name="Table Contemporary" w:semiHidden="1" w:unhideWhenUsed="1"/>
+    <w:lsdException w:name="Table Elegant" w:semiHidden="1" w:unhideWhenUsed="1"/>
+    <w:lsdException w:name="Table Professional" w:semiHidden="1" w:unhideWhenUsed="1"/>
+    <w:lsdException w:name="Table Subtle 1" w:semiHidden="1" w:unhideWhenUsed="1"/>
+    <w:lsdException w:name="Table Subtle 2" w:semiHidden="1" w:unhideWhenUsed="1"/>
+    <w:lsdException w:name="Table Web 1" w:semiHidden="1" w:unhideWhenUsed="1"/>
+    <w:lsdException w:name="Table Web 2" w:semiHidden="1" w:unhideWhenUsed="1"/>
+    <w:lsdException w:name="Table Web 3" w:semiHidden="1" w:unhideWhenUsed="1"/>
+    <w:lsdException w:name="Balloon Text" w:semiHidden="1" w:unhideWhenUsed="1"/>
+    <w:lsdException w:name="Table Grid" w:uiPriority="39"/>
+    <w:lsdException w:name="Table Theme" w:semiHidden="1" w:unhideWhenUsed="1"/>
+    <w:lsdException w:name="Placeholder Text" w:semiHidden="1"/>
+    <w:lsdException w:name="No Spacing" w:uiPriority="1" w:qFormat="1"/>
+    <w:lsdException w:name="Light Shading" w:uiPriority="60"/>
+    <w:lsdException w:name="Light List" w:uiPriority="61"/>
+    <w:lsdException w:name="Light Grid" w:uiPriority="62"/>
+    <w:lsdException w:name="Medium Shading 1" w:uiPriority="63"/>
+    <w:lsdException w:name="Medium Shading 2" w:uiPriority="64"/>
+    <w:lsdException w:name="Medium List 1" w:uiPriority="65"/>
+    <w:lsdException w:name="Medium List 2" w:uiPriority="66"/>
+    <w:lsdException w:name="Medium Grid 1" w:uiPriority="67"/>
+    <w:lsdException w:name="Medium Grid 2" w:uiPriority="68"/>
+    <w:lsdException w:name="Medium Grid 3" w:uiPriority="69"/>
+    <w:lsdException w:name="Dark List" w:uiPriority="70"/>
+    <w:lsdException w:name="Colorful Shading" w:uiPriority="71"/>
+    <w:lsdException w:name="Colorful List" w:uiPriority="72"/>
+    <w:lsdException w:name="Colorful Grid" w:uiPriority="73"/>
+    <w:lsdException w:name="Light Shading Accent 1" w:uiPriority="60"/>
+    <w:lsdException w:name="Light List Accent 1" w:uiPriority="61"/>
+    <w:lsdException w:name="Light Grid Accent 1" w:uiPriority="62"/>
+    <w:lsdException w:name="Medium Shading 1 Accent 1" w:uiPriority="63"/>
+    <w:lsdException w:name="Medium Shading 2 Accent 1" w:uiPriority="64"/>
+    <w:lsdException w:name="Medium List 1 Accent 1" w:uiPriority="65"/>
+    <w:lsdException w:name="Revision" w:semiHidden="1"/>
+    <w:lsdException w:name="List Paragraph" w:uiPriority="34" w:qFormat="1"/>
+    <w:lsdException w:name="Quote" w:uiPriority="29" w:qFormat="1"/>
+    <w:lsdException w:name="Intense Quote" w:uiPriority="30" w:qFormat="1"/>
+    <w:lsdException w:name="Medium List 2 Accent 1" w:uiPriority="66"/>
+    <w:lsdException w:name="Medium Grid 1 Accent 1" w:uiPriority="67"/>
+    <w:lsdException w:name="Medium Grid 2 Accent 1" w:uiPriority="68"/>
+    <w:lsdException w:name="Medium Grid 3 Accent 1" w:uiPriority="69"/>
+    <w:lsdException w:name="Dark List Accent 1" w:uiPriority="70"/>
+    <w:lsdException w:name="Colorful Shading Accent 1" w:uiPriority="71"/>
+    <w:lsdException w:name="Colorful List Accent 1" w:uiPriority="72"/>
+    <w:lsdException w:name="Colorful Grid Accent 1" w:uiPriority="73"/>
+    <w:lsdException w:name="Light Shading Accent 2" w:uiPriority="60"/>
+    <w:lsdException w:name="Light List Accent 2" w:uiPriority="61"/>
+    <w:lsdException w:name="Light Grid Accent 2" w:uiPriority="62"/>
+    <w:lsdException w:name="Medium Shading 1 Accent 2" w:uiPriority="63"/>
+    <w:lsdException w:name="Medium Shading 2 Accent 2" w:uiPriority="64"/>
+    <w:lsdException w:name="Medium List 1 Accent 2" w:uiPriority="65"/>
+    <w:lsdException w:name="Medium List 2 Accent 2" w:uiPriority="66"/>
+    <w:lsdException w:name="Medium Grid 1 Accent 2" w:uiPriority="67"/>
+    <w:lsdException w:name="Medium Grid 2 Accent 2" w:uiPriority="68"/>
+    <w:lsdException w:name="Medium Grid 3 Accent 2" w:uiPriority="69"/>
+    <w:lsdException w:name="Dark List Accent 2" w:uiPriority="70"/>
+    <w:lsdException w:name="Colorful Shading Accent 2" w:uiPriority="71"/>
+    <w:lsdException w:name="Colorful List Accent 2" w:uiPriority="72"/>
+    <w:lsdException w:name="Colorful Grid Accent 2" w:uiPriority="73"/>
+    <w:lsdException w:name="Light Shading Accent 3" w:uiPriority="60"/>
+    <w:lsdException w:name="Light List Accent 3" w:uiPriority="61"/>
+    <w:lsdException w:name="Light Grid Accent 3" w:uiPriority="62"/>
+    <w:lsdException w:name="Medium Shading 1 Accent 3" w:uiPriority="63"/>
+    <w:lsdException w:name="Medium Shading 2 Accent 3" w:uiPriority="64"/>
+    <w:lsdException w:name="Medium List 1 Accent 3" w:uiPriority="65"/>
+    <w:lsdException w:name="Medium List 2 Accent 3" w:uiPriority="66"/>
+    <w:lsdException w:name="Medium Grid 1 Accent 3" w:uiPriority="67"/>
+    <w:lsdException w:name="Medium Grid 2 Accent 3" w:uiPriority="68"/>
+    <w:lsdException w:name="Medium Grid 3 Accent 3" w:uiPriority="69"/>
+    <w:lsdException w:name="Dark List Accent 3" w:uiPriority="70"/>
+    <w:lsdException w:name="Colorful Shading Accent 3" w:uiPriority="71"/>
+    <w:lsdException w:name="Colorful List Accent 3" w:uiPriority="72"/>
+    <w:lsdException w:name="Colorful Grid Accent 3" w:uiPriority="73"/>
+    <w:lsdException w:name="Light Shading Accent 4" w:uiPriority="60"/>
+    <w:lsdException w:name="Light List Accent 4" w:uiPriority="61"/>
+    <w:lsdException w:name="Light Grid Accent 4" w:uiPriority="62"/>
+    <w:lsdException w:name="Medium Shading 1 Accent 4" w:uiPriority="63"/>
+    <w:lsdException w:name="Medium Shading 2 Accent 4" w:uiPriority="64"/>
+    <w:lsdException w:name="Medium List 1 Accent 4" w:uiPriority="65"/>
+    <w:lsdException w:name="Medium List 2 Accent 4" w:uiPriority="66"/>
+    <w:lsdException w:name="Medium Grid 1 Accent 4" w:uiPriority="67"/>
+    <w:lsdException w:name="Medium Grid 2 Accent 4" w:uiPriority="68"/>
+    <w:lsdException w:name="Medium Grid 3 Accent 4" w:uiPriority="69"/>
+    <w:lsdException w:name="Dark List Accent 4" w:uiPriority="70"/>
+    <w:lsdException w:name="Colorful Shading Accent 4" w:uiPriority="71"/>
+    <w:lsdException w:name="Colorful List Accent 4" w:uiPriority="72"/>
+    <w:lsdException w:name="Colorful Grid Accent 4" w:uiPriority="73"/>
+    <w:lsdException w:name="Light Shading Accent 5" w:uiPriority="60"/>
+    <w:lsdException w:name="Light List Accent 5" w:uiPriority="61"/>
+    <w:lsdException w:name="Light Grid Accent 5" w:uiPriority="62"/>
+    <w:lsdException w:name="Medium Shading 1 Accent 5" w:uiPriority="63"/>
+    <w:lsdException w:name="Medium Shading 2 Accent 5" w:uiPriority="64"/>
+    <w:lsdException w:name="Medium List 1 Accent 5" w:uiPriority="65"/>
+    <w:lsdException w:name="Medium List 2 Accent 5" w:uiPriority="66"/>
+    <w:lsdException w:name="Medium Grid 1 Accent 5" w:uiPriority="67"/>
+    <w:lsdException w:name="Medium Grid 2 Accent 5" w:uiPriority="68"/>
+    <w:lsdException w:name="Medium Grid 3 Accent 5" w:uiPriority="69"/>
+    <w:lsdException w:name="Dark List Accent 5" w:uiPriority="70"/>
+    <w:lsdException w:name="Colorful Shading Accent 5" w:uiPriority="71"/>
+    <w:lsdException w:name="Colorful List Accent 5" w:uiPriority="72"/>
+    <w:lsdException w:name="Colorful Grid Accent 5" w:uiPriority="73"/>
+    <w:lsdException w:name="Light Shading Accent 6" w:uiPriority="60"/>
+    <w:lsdException w:name="Light List Accent 6" w:uiPriority="61"/>
+    <w:lsdException w:name="Light Grid Accent 6" w:uiPriority="62"/>
+    <w:lsdException w:name="Medium Shading 1 Accent 6" w:uiPriority="63"/>
+    <w:lsdException w:name="Medium Shading 2 Accent 6" w:uiPriority="64"/>
+    <w:lsdException w:name="Medium List 1 Accent 6" w:uiPriority="65"/>
+    <w:lsdException w:name="Medium List 2 Accent 6" w:uiPriority="66"/>
+    <w:lsdException w:name="Medium Grid 1 Accent 6" w:uiPriority="67"/>
+    <w:lsdException w:name="Medium Grid 2 Accent 6" w:uiPriority="68"/>
+    <w:lsdException w:name="Medium Grid 3 Accent 6" w:uiPriority="69"/>
+    <w:lsdException w:name="Dark List Accent 6" w:uiPriority="70"/>
+    <w:lsdException w:name="Colorful Shading Accent 6" w:uiPriority="71"/>
+    <w:lsdException w:name="Colorful List Accent 6" w:uiPriority="72"/>
+    <w:lsdException w:name="Colorful Grid Accent 6" w:uiPriority="73"/>
+    <w:lsdException w:name="Subtle Emphasis" w:uiPriority="19" w:qFormat="1"/>
+    <w:lsdException w:name="Intense Emphasis" w:uiPriority="21" w:qFormat="1"/>
+    <w:lsdException w:name="Subtle Reference" w:uiPriority="31" w:qFormat="1"/>
+    <w:lsdException w:name="Intense Reference" w:uiPriority="32" w:qFormat="1"/>
+    <w:lsdException w:name="Book Title" w:uiPriority="33" w:qFormat="1"/>
+    <w:lsdException w:name="Bibliography" w:semiHidden="1" w:uiPriority="37" w:unhideWhenUsed="1"/>
+    <w:lsdException w:name="TOC Heading" w:semiHidden="1" w:uiPriority="39" w:unhideWhenUsed="1" w:qFormat="1"/>
+    <w:lsdException w:name="Plain Table 1" w:uiPriority="41"/>
+    <w:lsdException w:name="Plain Table 2" w:uiPriority="42"/>
+    <w:lsdException w:name="Plain Table 3" w:uiPriority="43"/>
+    <w:lsdException w:name="Plain Table 4" w:uiPriority="44"/>
+    <w:lsdException w:name="Plain Table 5" w:uiPriority="45"/>
+    <w:lsdException w:name="Grid Table Light" w:uiPriority="40"/>
+    <w:lsdException w:name="Grid Table 1 Light" w:uiPriority="46"/>
+    <w:lsdException w:name="Grid Table 2" w:uiPriority="47"/>
+    <w:lsdException w:name="Grid Table 3" w:uiPriority="48"/>
+    <w:lsdException w:name="Grid Table 4" w:uiPriority="49"/>
+    <w:lsdException w:name="Grid Table 5 Dark" w:uiPriority="50"/>
+    <w:lsdException w:name="Grid Table 6 Colorful" w:uiPriority="51"/>
+    <w:lsdException w:name="Grid Table 7 Colorful" w:uiPriority="52"/>
+    <w:lsdException w:name="Grid Table 1 Light Accent 1" w:uiPriority="46"/>
+    <w:lsdException w:name="Grid Table 2 Accent 1" w:uiPriority="47"/>
+    <w:lsdException w:name="Grid Table 3 Accent 1" w:uiPriority="48"/>
+    <w:lsdException w:name="Grid Table 4 Accent 1" w:uiPriority="49"/>
+    <w:lsdException w:name="Grid Table 5 Dark Accent 1" w:uiPriority="50"/>
+    <w:lsdException w:name="Grid Table 6 Colorful Accent 1" w:uiPriority="51"/>
+    <w:lsdException w:name="Grid Table 7 Colorful Accent 1" w:uiPriority="52"/>
+    <w:lsdException w:name="Grid Table 1 Light Accent 2" w:uiPriority="46"/>
+    <w:lsdException w:name="Grid Table 2 Accent 2" w:uiPriority="47"/>
+    <w:lsdException w:name="Grid Table 3 Accent 2" w:uiPriority="48"/>
+    <w:lsdException w:name="Grid Table 4 Accent 2" w:uiPriority="49"/>
+    <w:lsdException w:name="Grid Table 5 Dark Accent 2" w:uiPriority="50"/>
+    <w:lsdException w:name="Grid Table 6 Colorful Accent 2" w:uiPriority="51"/>
+    <w:lsdException w:name="Grid Table 7 Colorful Accent 2" w:uiPriority="52"/>
+    <w:lsdException w:name="Grid Table 1 Light Accent 3" w:uiPriority="46"/>
+    <w:lsdException w:name="Grid Table 2 Accent 3" w:uiPriority="47"/>
+    <w:lsdException w:name="Grid Table 3 Accent 3" w:uiPriority="48"/>
+    <w:lsdException w:name="Grid Table 4 Accent 3" w:uiPriority="49"/>
+    <w:lsdException w:name="Grid Table 5 Dark Accent 3" w:uiPriority="50"/>
+    <w:lsdException w:name="Grid Table 6 Colorful Accent 3" w:uiPriority="51"/>
+    <w:lsdException w:name="Grid Table 7 Colorful Accent 3" w:uiPriority="52"/>
+    <w:lsdException w:name="Grid Table 1 Light Accent 4" w:uiPriority="46"/>
+    <w:lsdException w:name="Grid Table 2 Accent 4" w:uiPriority="47"/>
+    <w:lsdException w:name="Grid Table 3 Accent 4" w:uiPriority="48"/>
+    <w:lsdException w:name="Grid Table 4 Accent 4" w:uiPriority="49"/>
+    <w:lsdException w:name="Grid Table 5 Dark Accent 4" w:uiPriority="50"/>
+    <w:lsdException w:name="Grid Table 6 Colorful Accent 4" w:uiPriority="51"/>
+    <w:lsdException w:name="Grid Table 7 Colorful Accent 4" w:uiPriority="52"/>
+    <w:lsdException w:name="Grid Table 1 Light Accent 5" w:uiPriority="46"/>
+    <w:lsdException w:name="Grid Table 2 Accent 5" w:uiPriority="47"/>
+    <w:lsdException w:name="Grid Table 3 Accent 5" w:uiPriority="48"/>
+    <w:lsdException w:name="Grid Table 4 Accent 5" w:uiPriority="49"/>
+    <w:lsdException w:name="Grid Table 5 Dark Accent 5" w:uiPriority="50"/>
+    <w:lsdException w:name="Grid Table 6 Colorful Accent 5" w:uiPriority="51"/>
+    <w:lsdException w:name="Grid Table 7 Colorful Accent 5" w:uiPriority="52"/>
+    <w:lsdException w:name="Grid Table 1 Light Accent 6" w:uiPriority="46"/>
+    <w:lsdException w:name="Grid Table 2 Accent 6" w:uiPriority="47"/>
+    <w:lsdException w:name="Grid Table 3 Accent 6" w:uiPriority="48"/>
+    <w:lsdException w:name="Grid Table 4 Accent 6" w:uiPriority="49"/>
+    <w:lsdException w:name="Grid Table 5 Dark Accent 6" w:uiPriority="50"/>
+    <w:lsdException w:name="Grid Table 6 Colorful Accent 6" w:uiPriority="51"/>
+    <w:lsdException w:name="Grid Table 7 Colorful Accent 6" w:uiPriority="52"/>
+    <w:lsdException w:name="List Table 1 Light" w:uiPriority="46"/>
+    <w:lsdException w:name="List Table 2" w:uiPriority="47"/>
+    <w:lsdException w:name="List Table 3" w:uiPriority="48"/>
+    <w:lsdException w:name="List Table 4" w:uiPriority="49"/>
+    <w:lsdException w:name="List Table 5 Dark" w:uiPriority="50"/>
+    <w:lsdException w:name="List Table 6 Colorful" w:uiPriority="51"/>
+    <w:lsdException w:name="List Table 7 Colorful" w:uiPriority="52"/>
+    <w:lsdException w:name="List Table 1 Light Accent 1" w:uiPriority="46"/>
+    <w:lsdException w:name="List Table 2 Accent 1" w:uiPriority="47"/>
+    <w:lsdException w:name="List Table 3 Accent 1" w:uiPriority="48"/>
+    <w:lsdException w:name="List Table 4 Accent 1" w:uiPriority="49"/>
+    <w:lsdException w:name="List Table 5 Dark Accent 1" w:uiPriority="50"/>
+    <w:lsdException w:name="List Table 6 Colorful Accent 1" w:uiPriority="51"/>
+    <w:lsdException w:name="List Table 7 Colorful Accent 1" w:uiPriority="52"/>
+    <w:lsdException w:name="List Table 1 Light Accent 2" w:uiPriority="46"/>
+    <w:lsdException w:name="List Table 2 Accent 2" w:uiPriority="47"/>
+    <w:lsdException w:name="List Table 3 Accent 2" w:uiPriority="48"/>
+    <w:lsdException w:name="List Table 4 Accent 2" w:uiPriority="49"/>
+    <w:lsdException w:name="List Table 5 Dark Accent 2" w:uiPriority="50"/>
+    <w:lsdException w:name="List Table 6 Colorful Accent 2" w:uiPriority="51"/>
+    <w:lsdException w:name="List Table 7 Colorful Accent 2" w:uiPriority="52"/>
+    <w:lsdException w:name="List Table 1 Light Accent 3" w:uiPriority="46"/>
+    <w:lsdException w:name="List Table 2 Accent 3" w:uiPriority="47"/>
+    <w:lsdException w:name="List Table 3 Accent 3" w:uiPriority="48"/>
+    <w:lsdException w:name="List Table 4 Accent 3" w:uiPriority="49"/>
+    <w:lsdException w:name="List Table 5 Dark Accent 3" w:uiPriority="50"/>
+    <w:lsdException w:name="List Table 6 Colorful Accent 3" w:uiPriority="51"/>
+    <w:lsdException w:name="List Table 7 Colorful Accent 3" w:uiPriority="52"/>
+    <w:lsdException w:name="List Table 1 Light Accent 4" w:uiPriority="46"/>
+    <w:lsdException w:name="List Table 2 Accent 4" w:uiPriority="47"/>
+    <w:lsdException w:name="List Table 3 Accent 4" w:uiPriority="48"/>
+    <w:lsdException w:name="List Table 4 Accent 4" w:uiPriority="49"/>
+    <w:lsdException w:name="List Table 5 Dark Accent 4" w:uiPriority="50"/>
+    <w:lsdException w:name="List Table 6 Colorful Accent 4" w:uiPriority="51"/>
+    <w:lsdException w:name="List Table 7 Colorful Accent 4" w:uiPriority="52"/>
+    <w:lsdException w:name="List Table 1 Light Accent 5" w:uiPriority="46"/>
+    <w:lsdException w:name="List Table 2 Accent 5" w:uiPriority="47"/>
+    <w:lsdException w:name="List Table 3 Accent 5" w:uiPriority="48"/>
+    <w:lsdException w:name="List Table 4 Accent 5" w:uiPriority="49"/>
+    <w:lsdException w:name="List Table 5 Dark Accent 5" w:uiPriority="50"/>
+    <w:lsdException w:name="List Table 6 Colorful Accent 5" w:uiPriority="51"/>
+    <w:lsdException w:name="List Table 7 Colorful Accent 5" w:uiPriority="52"/>
+    <w:lsdException w:name="List Table 1 Light Accent 6" w:uiPriority="46"/>
+    <w:lsdException w:name="List Table 2 Accent 6" w:uiPriority="47"/>
+    <w:lsdException w:name="List Table 3 Accent 6" w:uiPriority="48"/>
+    <w:lsdException w:name="List Table 4 Accent 6" w:uiPriority="49"/>
+    <w:lsdException w:name="List Table 5 Dark Accent 6" w:uiPriority="50"/>
+    <w:lsdException w:name="List Table 6 Colorful Accent 6" w:uiPriority="51"/>
+    <w:lsdException w:name="List Table 7 Colorful Accent 6" w:uiPriority="52"/>
+    <w:lsdException w:name="Mention" w:semiHidden="1" w:unhideWhenUsed="1"/>
+    <w:lsdException w:name="Smart Hyperlink" w:semiHidden="1" w:unhideWhenUsed="1"/>
+    <w:lsdException w:name="Hashtag" w:semiHidden="1" w:unhideWhenUsed="1"/>
+    <w:lsdException w:name="Unresolved Mention" w:semiHidden="1" w:unhideWhenUsed="1"/>
+    <w:lsdException w:name="Smart Link" w:semiHidden="1" w:unhideWhenUsed="1"/>
+  </w:latentStyles>
+  <w:style w:type="paragraph" w:default="1" w:styleId="Normal">
+    <w:name w:val="Normal"/>
+    <w:qFormat/>
+  </w:style>
+  <w:style w:type="character" w:default="1" w:styleId="DefaultParagraphFont">
+    <w:name w:val="Default Paragraph Font"/>
+    <w:uiPriority w:val="1"/>
+    <w:semiHidden/>
+    <w:unhideWhenUsed/>
+  </w:style>
+  <w:style w:type="table" w:default="1" w:styleId="TableNormal">
+    <w:name w:val="Normal Table"/>
+    <w:uiPriority w:val="99"/>
+    <w:semiHidden/>
+    <w:unhideWhenUsed/>
+    <w:tblPr>
+      <w:tblInd w:w="0" w:type="dxa"/>
+      <w:tblCellMar>
+        <w:top w:w="0" w:type="dxa"/>
+        <w:left w:w="108" w:type="dxa"/>
+        <w:bottom w:w="0" w:type="dxa"/>
+        <w:right w:w="108" w:type="dxa"/>
+      </w:tblCellMar>
+    </w:tblPr>
+  </w:style>
+  <w:style w:type="numbering" w:default="1" w:styleId="NoList">
+    <w:name w:val="No List"/>
+    <w:uiPriority w:val="99"/>
+    <w:semiHidden/>
+    <w:unhideWhenUsed/>
+  </w:style>
+  <w:style w:type="character" w:styleId="PlaceholderText">
+    <w:name w:val="Placeholder Text"/>
+    <w:basedOn w:val="DefaultParagraphFont"/>
+    <w:uiPriority w:val="99"/>
+    <w:semiHidden/>
+    <w:rsid w:val="009A76AC"/>
+    <w:rPr>
+      <w:color w:val="666666"/>
+    </w:rPr>
+  </w:style>
+</w:styles>
+</file>
+
+<file path=word/glossary/webSettings.xml><?xml version="1.0" encoding="utf-8"?>
+<w:webSettings xmlns:mc="http://schemas.openxmlformats.org/markup-compatibility/2006" xmlns:r="http://schemas.openxmlformats.org/officeDocument/2006/relationships" xmlns:w="http://schemas.openxmlformats.org/wordprocessingml/2006/main" xmlns:w14="http://schemas.microsoft.com/office/word/2010/wordml" xmlns:w15="http://schemas.microsoft.com/office/word/2012/wordml" xmlns:w16cex="http://schemas.microsoft.com/office/word/2018/wordml/cex" xmlns:w16cid="http://schemas.microsoft.com/office/word/2016/wordml/cid" xmlns:w16="http://schemas.microsoft.com/office/word/2018/wordml" xmlns:w16du="http://schemas.microsoft.com/office/word/2023/wordml/word16du" xmlns:w16sdtdh="http://schemas.microsoft.com/office/word/2020/wordml/sdtdatahash" xmlns:w16sdtfl="http://schemas.microsoft.com/office/word/2024/wordml/sdtformatlock" xmlns:w16se="http://schemas.microsoft.com/office/word/2015/wordml/symex" mc:Ignorable="w14 w15 w16se w16cid w16 w16cex w16sdtdh w16sdtfl w16du">
+  <w:optimizeForBrowser/>
+  <w:allowPNG/>
+</w:webSettings>
 </file>
 
 <file path=word/theme/theme1.xml><?xml version="1.0" encoding="utf-8"?>
@@ -1930,6 +3217,43 @@
 </a:theme>
 </file>
 
+<file path=word/webextensions/taskpanes.xml><?xml version="1.0" encoding="utf-8"?>
+<wetp:taskpanes xmlns:wetp="http://schemas.microsoft.com/office/webextensions/taskpanes/2010/11">
+  <wetp:taskpane dockstate="right" visibility="0" width="438" row="1">
+    <wetp:webextensionref xmlns:r="http://schemas.openxmlformats.org/officeDocument/2006/relationships" r:id="rId1"/>
+  </wetp:taskpane>
+</wetp:taskpanes>
+</file>
+
+<file path=word/webextensions/webextension1.xml><?xml version="1.0" encoding="utf-8"?>
+<we:webextension xmlns:we="http://schemas.microsoft.com/office/webextensions/webextension/2010/11" id="{37BBDEFC-CE44-4B1F-8A75-D3AD69A08BA1}">
+  <we:reference id="wa104382081" version="1.55.1.0" store="en-ZA" storeType="OMEX"/>
+  <we:alternateReferences>
+    <we:reference id="WA104382081" version="1.55.1.0" store="" storeType="OMEX"/>
+  </we:alternateReferences>
+  <we:properties>
+    <we:property name="MENDELEY_BIBLIOGRAPHY_IS_DIRTY" value="false"/>
+    <we:property name="MENDELEY_BIBLIOGRAPHY_LAST_MODIFIED" value="1787999846024"/>
+    <we:property name="MENDELEY_CITATIONS" value="[{&quot;citationID&quot;:&quot;MENDELEY_CITATION_b8774e5f-4ee2-47e3-9e26-fc5c19fc9bf5&quot;,&quot;properties&quot;:{&quot;noteIndex&quot;:0},&quot;isEdited&quot;:false,&quot;manualOverride&quot;:{&quot;isManuallyOverridden&quot;:false,&quot;citeprocText&quot;:&quot;(Wang et al., 2017)&quot;,&quot;manualOverrideText&quot;:&quot;&quot;},&quot;citationTag&quot;:&quot;MENDELEY_CITATION_v3_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&quot;,&quot;citationItems&quot;:[{&quot;id&quot;:&quot;94309ab0-208d-32ff-837f-156ff866c063&quot;,&quot;itemData&quot;:{&quot;type&quot;:&quot;paper-conference&quot;,&quot;id&quot;:&quot;94309ab0-208d-32ff-837f-156ff866c063&quot;,&quot;title&quot;:&quot;ChestX-Ray8: Hospital-Scale Chest X-Ray Database and Benchmarks on Weakly-Supervised Classification and Localization of Common Thorax Diseases&quot;,&quot;author&quot;:[{&quot;family&quot;:&quot;Wang&quot;,&quot;given&quot;:&quot;Xiaosong&quot;,&quot;parse-names&quot;:false,&quot;dropping-particle&quot;:&quot;&quot;,&quot;non-dropping-particle&quot;:&quot;&quot;},{&quot;family&quot;:&quot;Peng&quot;,&quot;given&quot;:&quot;Yifan&quot;,&quot;parse-names&quot;:false,&quot;dropping-particle&quot;:&quot;&quot;,&quot;non-dropping-particle&quot;:&quot;&quot;},{&quot;family&quot;:&quot;Lu&quot;,&quot;given&quot;:&quot;Le&quot;,&quot;parse-names&quot;:false,&quot;dropping-particle&quot;:&quot;&quot;,&quot;non-dropping-particle&quot;:&quot;&quot;},{&quot;family&quot;:&quot;Lu&quot;,&quot;given&quot;:&quot;Zhiyong&quot;,&quot;parse-names&quot;:false,&quot;dropping-particle&quot;:&quot;&quot;,&quot;non-dropping-particle&quot;:&quot;&quot;},{&quot;family&quot;:&quot;Bagheri&quot;,&quot;given&quot;:&quot;Mohammadhadi&quot;,&quot;parse-names&quot;:false,&quot;dropping-particle&quot;:&quot;&quot;,&quot;non-dropping-particle&quot;:&quot;&quot;},{&quot;family&quot;:&quot;Summers&quot;,&quot;given&quot;:&quot;Ronald M.&quot;,&quot;parse-names&quot;:false,&quot;dropping-particle&quot;:&quot;&quot;,&quot;non-dropping-particle&quot;:&quot;&quot;}],&quot;container-title&quot;:&quot;2017 IEEE Conference on Computer Vision and Pattern Recognition (CVPR)&quot;,&quot;DOI&quot;:&quot;10.1109/CVPR.2017.369&quot;,&quot;ISBN&quot;:&quot;978-1-5386-0457-1&quot;,&quot;issued&quot;:{&quot;date-parts&quot;:[[2017,7]]},&quot;page&quot;:&quot;3462-3471&quot;,&quot;publisher&quot;:&quot;IEEE&quot;,&quot;container-title-short&quot;:&quot;&quot;},&quot;isTemporary&quot;:false}]}]"/>
+    <we:property name="MENDELEY_CITATIONS_STYLE" value="{&quot;id&quot;:&quot;https://www.zotero.org/styles/apa&quot;,&quot;title&quot;:&quot;APA Style 7th edition&quot;,&quot;format&quot;:&quot;author-date&quot;,&quot;defaultLocale&quot;:null,&quot;isLocaleCodeValid&quot;:true}"/>
+  </we:properties>
+  <we:bindings/>
+  <we:snapshot xmlns:r="http://schemas.openxmlformats.org/officeDocument/2006/relationships"/>
+</we:webextension>
+</file>
+
+<file path=customXml/item1.xml><?xml version="1.0" encoding="utf-8"?>
+<b:Sources xmlns:b="http://schemas.openxmlformats.org/officeDocument/2006/bibliography" xmlns="http://schemas.openxmlformats.org/officeDocument/2006/bibliography" SelectedStyle="\APASixthEditionOfficeOnline.xsl" StyleName="APA" Version="6"/>
+</file>
+
+<file path=customXml/itemProps1.xml><?xml version="1.0" encoding="utf-8"?>
+<ds:datastoreItem xmlns:ds="http://schemas.openxmlformats.org/officeDocument/2006/customXml" ds:itemID="{AEE1189C-154A-4950-99D7-A6B64DD22A22}">
+  <ds:schemaRefs>
+    <ds:schemaRef ds:uri="http://schemas.openxmlformats.org/officeDocument/2006/bibliography"/>
+  </ds:schemaRefs>
+</ds:datastoreItem>
+</file>
+
 <file path=docMetadata/LabelInfo.xml><?xml version="1.0" encoding="utf-8"?>
 <clbl:labelList xmlns:clbl="http://schemas.microsoft.com/office/2020/mipLabelMetadata">
   <clbl:label id="{11f75536-c528-4c8c-8a0f-1c1ed4e3523d}" enabled="1" method="Privileged" siteId="{c4a50cf3-06b0-4f1c-af4f-5d314216aaeb}" removed="0"/>

--- a/MIT 805 Big Data Project Part 1 Report.docx
+++ b/MIT 805 Big Data Project Part 1 Report.docx
@@ -4,262 +4,141 @@
   <w:body>
     <w:p>
       <w:pPr>
-        <w:rPr>
-          <w:b/>
-          <w:bCs/>
-          <w:sz w:val="40"/>
-          <w:szCs w:val="40"/>
-          <w:lang w:val="en-US"/>
-        </w:rPr>
-      </w:pPr>
-      <w:r>
-        <w:rPr>
-          <w:b/>
-          <w:bCs/>
-          <w:sz w:val="40"/>
-          <w:szCs w:val="40"/>
-          <w:lang w:val="en-US"/>
-        </w:rPr>
-        <w:t>MIT 805 Big Data Project</w:t>
-      </w:r>
-    </w:p>
-    <w:p>
-      <w:pPr>
-        <w:rPr>
-          <w:b/>
-          <w:bCs/>
-          <w:sz w:val="32"/>
-          <w:szCs w:val="32"/>
-          <w:lang w:val="en-US"/>
-        </w:rPr>
-      </w:pPr>
-      <w:r>
-        <w:rPr>
-          <w:b/>
-          <w:bCs/>
-          <w:sz w:val="32"/>
-          <w:szCs w:val="32"/>
-          <w:lang w:val="en-US"/>
-        </w:rPr>
-        <w:t>Part 1 – Data Collection and Analysis</w:t>
-      </w:r>
-    </w:p>
-    <w:p>
-      <w:pPr>
-        <w:rPr>
-          <w:b/>
-          <w:bCs/>
-          <w:sz w:val="32"/>
-          <w:szCs w:val="32"/>
-          <w:lang w:val="en-US"/>
-        </w:rPr>
-      </w:pPr>
-      <w:r>
-        <w:rPr>
-          <w:b/>
-          <w:bCs/>
-          <w:sz w:val="32"/>
-          <w:szCs w:val="32"/>
-          <w:lang w:val="en-US"/>
-        </w:rPr>
-        <w:t>Group 13 Members:</w:t>
-      </w:r>
-    </w:p>
-    <w:p>
-      <w:pPr>
-        <w:pStyle w:val="ListParagraph"/>
-        <w:numPr>
-          <w:ilvl w:val="0"/>
-          <w:numId w:val="1"/>
-        </w:numPr>
-        <w:rPr>
-          <w:lang w:val="en-US"/>
-        </w:rPr>
-      </w:pPr>
-      <w:r>
-        <w:rPr>
-          <w:lang w:val="en-US"/>
-        </w:rPr>
-        <w:t>NB Ndlela (u22848322)</w:t>
-      </w:r>
-    </w:p>
-    <w:p>
-      <w:pPr>
-        <w:pStyle w:val="ListParagraph"/>
-        <w:numPr>
-          <w:ilvl w:val="0"/>
-          <w:numId w:val="1"/>
-        </w:numPr>
-        <w:rPr>
-          <w:lang w:val="en-US"/>
-        </w:rPr>
-      </w:pPr>
-      <w:r>
-        <w:rPr>
-          <w:lang w:val="en-US"/>
-        </w:rPr>
-        <w:t xml:space="preserve">TA Molebiemang </w:t>
-      </w:r>
-      <w:r>
-        <w:rPr>
-          <w:lang w:val="en-US"/>
-        </w:rPr>
-        <w:t>(u28174862)</w:t>
-      </w:r>
-    </w:p>
-    <w:p>
-      <w:pPr>
-        <w:rPr>
-          <w:lang w:val="en-US"/>
-        </w:rPr>
-      </w:pPr>
-    </w:p>
-    <w:p>
-      <w:pPr>
-        <w:rPr>
-          <w:lang w:val="en-US"/>
-        </w:rPr>
-      </w:pPr>
-    </w:p>
-    <w:p>
-      <w:pPr>
-        <w:rPr>
-          <w:lang w:val="en-US"/>
-        </w:rPr>
-      </w:pPr>
-      <w:r>
-        <w:rPr>
-          <w:lang w:val="en-US"/>
-        </w:rPr>
-        <w:t xml:space="preserve">GitHub Link: </w:t>
-      </w:r>
-      <w:hyperlink r:id="rId6" w:history="1">
-        <w:r>
-          <w:rPr>
-            <w:rStyle w:val="Hyperlink"/>
-            <w:lang w:val="en-US"/>
-          </w:rPr>
-          <w:t>https://github.com/Nokubongwa/MIT-805-Big-Data-Project/tree/main</w:t>
-        </w:r>
-      </w:hyperlink>
-    </w:p>
-    <w:p>
-      <w:pPr>
-        <w:rPr>
-          <w:lang w:val="en-US"/>
-        </w:rPr>
-      </w:pPr>
-    </w:p>
-    <w:p>
-      <w:pPr>
-        <w:rPr>
-          <w:lang w:val="en-US"/>
-        </w:rPr>
-      </w:pPr>
-    </w:p>
-    <w:p>
-      <w:pPr>
-        <w:rPr>
-          <w:lang w:val="en-US"/>
-        </w:rPr>
-      </w:pPr>
-      <w:r>
-        <w:rPr>
-          <w:lang w:val="en-US"/>
-        </w:rPr>
-        <w:br w:type="page"/>
-      </w:r>
-    </w:p>
-    <w:p>
-      <w:pPr>
         <w:pStyle w:val="ListParagraph"/>
         <w:numPr>
           <w:ilvl w:val="0"/>
           <w:numId w:val="2"/>
         </w:numPr>
-        <w:rPr>
+        <w:spacing w:line="240" w:lineRule="auto"/>
+        <w:rPr>
+          <w:rFonts w:ascii="Arial" w:hAnsi="Arial" w:cs="Arial"/>
           <w:b/>
           <w:bCs/>
+          <w:sz w:val="22"/>
+          <w:szCs w:val="22"/>
           <w:u w:val="single"/>
         </w:rPr>
       </w:pPr>
       <w:r>
         <w:rPr>
+          <w:rFonts w:ascii="Arial" w:hAnsi="Arial" w:cs="Arial"/>
           <w:b/>
           <w:bCs/>
+          <w:sz w:val="22"/>
+          <w:szCs w:val="22"/>
           <w:u w:val="single"/>
         </w:rPr>
-        <w:lastRenderedPageBreak/>
         <w:t xml:space="preserve">Dataset provenance and description </w:t>
       </w:r>
     </w:p>
     <w:p>
-      <w:r>
-        <w:rPr>
+      <w:pPr>
+        <w:spacing w:line="240" w:lineRule="auto"/>
+        <w:rPr>
+          <w:rFonts w:ascii="Arial" w:hAnsi="Arial" w:cs="Arial"/>
+          <w:sz w:val="22"/>
+          <w:szCs w:val="22"/>
+        </w:rPr>
+      </w:pPr>
+      <w:r>
+        <w:rPr>
+          <w:rFonts w:ascii="Arial" w:hAnsi="Arial" w:cs="Arial"/>
+          <w:sz w:val="22"/>
+          <w:szCs w:val="22"/>
           <w:lang w:val="en-US"/>
         </w:rPr>
         <w:t>The dataset source used for the project is the National Institute of Health (NIH) Clinical</w:t>
       </w:r>
       <w:r>
         <w:rPr>
+          <w:rFonts w:ascii="Arial" w:hAnsi="Arial" w:cs="Arial"/>
+          <w:sz w:val="22"/>
+          <w:szCs w:val="22"/>
           <w:lang w:val="en-US"/>
         </w:rPr>
         <w:t xml:space="preserve"> Center</w:t>
       </w:r>
       <w:r>
         <w:rPr>
+          <w:rFonts w:ascii="Arial" w:hAnsi="Arial" w:cs="Arial"/>
+          <w:sz w:val="22"/>
+          <w:szCs w:val="22"/>
           <w:lang w:val="en-US"/>
         </w:rPr>
         <w:t xml:space="preserve">, and the </w:t>
       </w:r>
       <w:r>
         <w:rPr>
+          <w:rFonts w:ascii="Arial" w:hAnsi="Arial" w:cs="Arial"/>
+          <w:sz w:val="22"/>
+          <w:szCs w:val="22"/>
           <w:lang w:val="en-US"/>
         </w:rPr>
         <w:t>d</w:t>
       </w:r>
       <w:r>
         <w:rPr>
+          <w:rFonts w:ascii="Arial" w:hAnsi="Arial" w:cs="Arial"/>
+          <w:sz w:val="22"/>
+          <w:szCs w:val="22"/>
           <w:lang w:val="en-US"/>
         </w:rPr>
         <w:t>ataset name</w:t>
       </w:r>
       <w:r>
         <w:rPr>
+          <w:rFonts w:ascii="Arial" w:hAnsi="Arial" w:cs="Arial"/>
+          <w:sz w:val="22"/>
+          <w:szCs w:val="22"/>
           <w:lang w:val="en-US"/>
         </w:rPr>
         <w:t xml:space="preserve"> is</w:t>
       </w:r>
       <w:r>
         <w:rPr>
+          <w:rFonts w:ascii="Arial" w:hAnsi="Arial" w:cs="Arial"/>
+          <w:sz w:val="22"/>
+          <w:szCs w:val="22"/>
           <w:lang w:val="en-US"/>
         </w:rPr>
         <w:t xml:space="preserve"> NIH ChestX-ray14</w:t>
       </w:r>
       <w:r>
         <w:rPr>
+          <w:rFonts w:ascii="Arial" w:hAnsi="Arial" w:cs="Arial"/>
+          <w:sz w:val="22"/>
+          <w:szCs w:val="22"/>
           <w:lang w:val="en-US"/>
         </w:rPr>
         <w:t>, it can be obtained from</w:t>
       </w:r>
       <w:r>
         <w:rPr>
+          <w:rFonts w:ascii="Arial" w:hAnsi="Arial" w:cs="Arial"/>
+          <w:sz w:val="22"/>
+          <w:szCs w:val="22"/>
           <w:lang w:val="en-US"/>
         </w:rPr>
         <w:t>:</w:t>
       </w:r>
       <w:r>
         <w:rPr>
+          <w:rFonts w:ascii="Arial" w:hAnsi="Arial" w:cs="Arial"/>
+          <w:sz w:val="22"/>
+          <w:szCs w:val="22"/>
           <w:lang w:val="en-US"/>
         </w:rPr>
         <w:t xml:space="preserve"> </w:t>
       </w:r>
-      <w:hyperlink r:id="rId7" w:history="1">
+      <w:hyperlink r:id="rId8" w:history="1">
         <w:r>
           <w:rPr>
             <w:rStyle w:val="Hyperlink"/>
+            <w:rFonts w:ascii="Arial" w:hAnsi="Arial" w:cs="Arial"/>
             <w:i/>
             <w:iCs/>
+            <w:sz w:val="22"/>
+            <w:szCs w:val="22"/>
             <w:u w:val="none"/>
           </w:rPr>
           <w:t>https://nihcc.app.box.com/v/ChestXray-NIHCC</w:t>
@@ -267,23 +146,48 @@
       </w:hyperlink>
     </w:p>
     <w:p>
-      <w:r>
-        <w:t>According to the FAQ on the website listed above, usage of the dataset is unrestricted. The authors requested</w:t>
-      </w:r>
-      <w:r>
-        <w:t xml:space="preserve"> a link to the download site (as above), as well as</w:t>
-      </w:r>
-      <w:r>
-        <w:t xml:space="preserve"> acknowledgement through citation of their paper </w:t>
+      <w:pPr>
+        <w:spacing w:line="240" w:lineRule="auto"/>
+        <w:rPr>
+          <w:rFonts w:ascii="Arial" w:hAnsi="Arial" w:cs="Arial"/>
+          <w:sz w:val="22"/>
+          <w:szCs w:val="22"/>
+        </w:rPr>
+      </w:pPr>
+      <w:r>
+        <w:rPr>
+          <w:rFonts w:ascii="Arial" w:hAnsi="Arial" w:cs="Arial"/>
+          <w:sz w:val="22"/>
+          <w:szCs w:val="22"/>
+        </w:rPr>
+        <w:t>According to the FAQ on the website listed above, usage of the dataset is unrestricted. The authors</w:t>
+      </w:r>
+      <w:r>
+        <w:rPr>
+          <w:rFonts w:ascii="Arial" w:hAnsi="Arial" w:cs="Arial"/>
+          <w:sz w:val="22"/>
+          <w:szCs w:val="22"/>
+        </w:rPr>
+        <w:t>,</w:t>
+      </w:r>
+      <w:r>
+        <w:rPr>
+          <w:rFonts w:ascii="Arial" w:hAnsi="Arial" w:cs="Arial"/>
+          <w:sz w:val="22"/>
+          <w:szCs w:val="22"/>
+        </w:rPr>
+        <w:t xml:space="preserve"> </w:t>
       </w:r>
       <w:sdt>
         <w:sdtPr>
           <w:rPr>
-            <w:rFonts w:ascii="Aptos" w:hAnsi="Aptos"/>
+            <w:rFonts w:ascii="Arial" w:hAnsi="Arial" w:cs="Arial"/>
             <w:color w:val="000000"/>
+            <w:sz w:val="22"/>
+            <w:szCs w:val="22"/>
           </w:rPr>
-          <w:tag w:val="MENDELEY_CITATION_v3_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"/>
-          <w:id w:val="1618405179"/>
+          <w:tag w:val="MENDELEY_CITATION_v3_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"/>
+          <w:id w:val="635310382"/>
           <w:placeholder>
             <w:docPart w:val="DefaultPlaceholder_-1854013440"/>
           </w:placeholder>
@@ -291,33 +195,84 @@
         <w:sdtContent>
           <w:r>
             <w:rPr>
-              <w:rFonts w:ascii="Aptos" w:hAnsi="Aptos"/>
+              <w:rFonts w:ascii="Arial" w:hAnsi="Arial" w:cs="Arial"/>
               <w:color w:val="000000"/>
+              <w:sz w:val="22"/>
+              <w:szCs w:val="22"/>
             </w:rPr>
-            <w:t>(Wang et al., 2017)</w:t>
+            <w:t>Wang et al. (2017)</w:t>
           </w:r>
         </w:sdtContent>
       </w:sdt>
       <w:r>
         <w:rPr>
-          <w:rFonts w:ascii="Aptos" w:hAnsi="Aptos"/>
+          <w:rFonts w:ascii="Arial" w:hAnsi="Arial" w:cs="Arial"/>
           <w:color w:val="000000"/>
+          <w:sz w:val="22"/>
+          <w:szCs w:val="22"/>
+        </w:rPr>
+        <w:t>,</w:t>
+      </w:r>
+      <w:r>
+        <w:rPr>
+          <w:rFonts w:ascii="Arial" w:hAnsi="Arial" w:cs="Arial"/>
+          <w:sz w:val="22"/>
+          <w:szCs w:val="22"/>
+        </w:rPr>
+        <w:t xml:space="preserve"> </w:t>
+      </w:r>
+      <w:r>
+        <w:rPr>
+          <w:rFonts w:ascii="Arial" w:hAnsi="Arial" w:cs="Arial"/>
+          <w:sz w:val="22"/>
+          <w:szCs w:val="22"/>
+        </w:rPr>
+        <w:t>requested</w:t>
+      </w:r>
+      <w:r>
+        <w:rPr>
+          <w:rFonts w:ascii="Arial" w:hAnsi="Arial" w:cs="Arial"/>
+          <w:sz w:val="22"/>
+          <w:szCs w:val="22"/>
+        </w:rPr>
+        <w:t xml:space="preserve"> a link to the download site (as above), as well as</w:t>
+      </w:r>
+      <w:r>
+        <w:rPr>
+          <w:rFonts w:ascii="Arial" w:hAnsi="Arial" w:cs="Arial"/>
+          <w:sz w:val="22"/>
+          <w:szCs w:val="22"/>
+        </w:rPr>
+        <w:t xml:space="preserve"> acknowledgement through citation of their paper</w:t>
+      </w:r>
+      <w:r>
+        <w:rPr>
+          <w:rFonts w:ascii="Arial" w:hAnsi="Arial" w:cs="Arial"/>
+          <w:color w:val="000000"/>
+          <w:sz w:val="22"/>
+          <w:szCs w:val="22"/>
         </w:rPr>
         <w:t>.</w:t>
       </w:r>
       <w:r>
         <w:rPr>
-          <w:rFonts w:ascii="Aptos" w:hAnsi="Aptos"/>
+          <w:rFonts w:ascii="Arial" w:hAnsi="Arial" w:cs="Arial"/>
           <w:color w:val="000000"/>
+          <w:sz w:val="22"/>
+          <w:szCs w:val="22"/>
         </w:rPr>
         <w:t xml:space="preserve"> No specific license is listed.</w:t>
       </w:r>
     </w:p>
     <w:p>
       <w:pPr>
-        <w:rPr>
+        <w:spacing w:line="240" w:lineRule="auto"/>
+        <w:rPr>
+          <w:rFonts w:ascii="Arial" w:hAnsi="Arial" w:cs="Arial"/>
           <w:b/>
           <w:bCs/>
+          <w:sz w:val="22"/>
+          <w:szCs w:val="22"/>
           <w:lang w:val="en-US"/>
         </w:rPr>
       </w:pPr>
@@ -329,296 +284,415 @@
           <w:ilvl w:val="0"/>
           <w:numId w:val="2"/>
         </w:numPr>
-        <w:rPr>
-          <w:lang w:val="en-US"/>
-        </w:rPr>
-      </w:pPr>
-      <w:r>
-        <w:rPr>
+        <w:spacing w:line="240" w:lineRule="auto"/>
+        <w:rPr>
+          <w:rFonts w:ascii="Arial" w:hAnsi="Arial" w:cs="Arial"/>
+          <w:sz w:val="22"/>
+          <w:szCs w:val="22"/>
+          <w:lang w:val="en-US"/>
+        </w:rPr>
+      </w:pPr>
+      <w:r>
+        <w:rPr>
+          <w:rFonts w:ascii="Arial" w:hAnsi="Arial" w:cs="Arial"/>
           <w:b/>
           <w:bCs/>
+          <w:sz w:val="22"/>
+          <w:szCs w:val="22"/>
           <w:u w:val="single"/>
         </w:rPr>
-        <w:t>D</w:t>
-      </w:r>
-      <w:r>
-        <w:rPr>
+        <w:t>Dataset size and characteristics</w:t>
+      </w:r>
+    </w:p>
+    <w:p>
+      <w:pPr>
+        <w:spacing w:line="240" w:lineRule="auto"/>
+        <w:rPr>
+          <w:rFonts w:ascii="Arial" w:hAnsi="Arial" w:cs="Arial"/>
+          <w:sz w:val="22"/>
+          <w:szCs w:val="22"/>
+          <w:lang w:val="en-US"/>
+        </w:rPr>
+      </w:pPr>
+      <w:r>
+        <w:rPr>
+          <w:rFonts w:ascii="Arial" w:hAnsi="Arial" w:cs="Arial"/>
+          <w:sz w:val="22"/>
+          <w:szCs w:val="22"/>
+          <w:lang w:val="en-US"/>
+        </w:rPr>
+        <w:t xml:space="preserve">The dataset contains 112120 frontal chest X-ray images </w:t>
+      </w:r>
+      <w:r>
+        <w:rPr>
+          <w:rFonts w:ascii="Arial" w:hAnsi="Arial" w:cs="Arial"/>
+          <w:sz w:val="22"/>
+          <w:szCs w:val="22"/>
+          <w:lang w:val="en-US"/>
+        </w:rPr>
+        <w:t xml:space="preserve">of 30805 unique patients </w:t>
+      </w:r>
+      <w:r>
+        <w:rPr>
+          <w:rFonts w:ascii="Arial" w:hAnsi="Arial" w:cs="Arial"/>
+          <w:sz w:val="22"/>
+          <w:szCs w:val="22"/>
+          <w:lang w:val="en-US"/>
+        </w:rPr>
+        <w:t xml:space="preserve">stored </w:t>
+      </w:r>
+      <w:r>
+        <w:rPr>
+          <w:rFonts w:ascii="Arial" w:hAnsi="Arial" w:cs="Arial"/>
+          <w:sz w:val="22"/>
+          <w:szCs w:val="22"/>
+          <w:lang w:val="en-US"/>
+        </w:rPr>
+        <w:t>across</w:t>
+      </w:r>
+      <w:r>
+        <w:rPr>
+          <w:rFonts w:ascii="Arial" w:hAnsi="Arial" w:cs="Arial"/>
+          <w:sz w:val="22"/>
+          <w:szCs w:val="22"/>
+          <w:lang w:val="en-US"/>
+        </w:rPr>
+        <w:t xml:space="preserve"> 12 </w:t>
+      </w:r>
+      <w:r>
+        <w:rPr>
+          <w:rFonts w:ascii="Arial" w:hAnsi="Arial" w:cs="Arial"/>
+          <w:sz w:val="22"/>
+          <w:szCs w:val="22"/>
+          <w:lang w:val="en-US"/>
+        </w:rPr>
+        <w:t>compressed folders</w:t>
+      </w:r>
+      <w:r>
+        <w:rPr>
+          <w:rFonts w:ascii="Arial" w:hAnsi="Arial" w:cs="Arial"/>
+          <w:sz w:val="22"/>
+          <w:szCs w:val="22"/>
+          <w:lang w:val="en-US"/>
+        </w:rPr>
+        <w:t xml:space="preserve"> with a total size of 42 GB. For this project</w:t>
+      </w:r>
+      <w:r>
+        <w:rPr>
+          <w:rFonts w:ascii="Arial" w:hAnsi="Arial" w:cs="Arial"/>
+          <w:sz w:val="22"/>
+          <w:szCs w:val="22"/>
+          <w:lang w:val="en-US"/>
+        </w:rPr>
+        <w:t>,</w:t>
+      </w:r>
+      <w:r>
+        <w:rPr>
+          <w:rFonts w:ascii="Arial" w:hAnsi="Arial" w:cs="Arial"/>
+          <w:sz w:val="22"/>
+          <w:szCs w:val="22"/>
+          <w:lang w:val="en-US"/>
+        </w:rPr>
+        <w:t xml:space="preserve"> </w:t>
+      </w:r>
+      <w:r>
+        <w:rPr>
+          <w:rFonts w:ascii="Arial" w:hAnsi="Arial" w:cs="Arial"/>
+          <w:sz w:val="22"/>
+          <w:szCs w:val="22"/>
+          <w:lang w:val="en-US"/>
+        </w:rPr>
+        <w:t>the first four</w:t>
+      </w:r>
+      <w:r>
+        <w:rPr>
+          <w:rFonts w:ascii="Arial" w:hAnsi="Arial" w:cs="Arial"/>
+          <w:sz w:val="22"/>
+          <w:szCs w:val="22"/>
+          <w:lang w:val="en-US"/>
+        </w:rPr>
+        <w:t xml:space="preserve"> </w:t>
+      </w:r>
+      <w:r>
+        <w:rPr>
+          <w:rFonts w:ascii="Arial" w:hAnsi="Arial" w:cs="Arial"/>
+          <w:sz w:val="22"/>
+          <w:szCs w:val="22"/>
+          <w:lang w:val="en-US"/>
+        </w:rPr>
+        <w:t xml:space="preserve">compressed </w:t>
+      </w:r>
+      <w:r>
+        <w:rPr>
+          <w:rFonts w:ascii="Arial" w:hAnsi="Arial" w:cs="Arial"/>
+          <w:sz w:val="22"/>
+          <w:szCs w:val="22"/>
+          <w:lang w:val="en-US"/>
+        </w:rPr>
+        <w:t>f</w:t>
+      </w:r>
+      <w:r>
+        <w:rPr>
+          <w:rFonts w:ascii="Arial" w:hAnsi="Arial" w:cs="Arial"/>
+          <w:sz w:val="22"/>
+          <w:szCs w:val="22"/>
+          <w:lang w:val="en-US"/>
+        </w:rPr>
+        <w:t>olders</w:t>
+      </w:r>
+      <w:r>
+        <w:rPr>
+          <w:rFonts w:ascii="Arial" w:hAnsi="Arial" w:cs="Arial"/>
+          <w:sz w:val="22"/>
+          <w:szCs w:val="22"/>
+          <w:lang w:val="en-US"/>
+        </w:rPr>
+        <w:t xml:space="preserve"> were downloaded</w:t>
+      </w:r>
+      <w:r>
+        <w:rPr>
+          <w:rFonts w:ascii="Arial" w:hAnsi="Arial" w:cs="Arial"/>
+          <w:sz w:val="22"/>
+          <w:szCs w:val="22"/>
+          <w:lang w:val="en-US"/>
+        </w:rPr>
+        <w:t>,</w:t>
+      </w:r>
+      <w:r>
+        <w:rPr>
+          <w:rFonts w:ascii="Arial" w:hAnsi="Arial" w:cs="Arial"/>
+          <w:sz w:val="22"/>
+          <w:szCs w:val="22"/>
+          <w:lang w:val="en-US"/>
+        </w:rPr>
+        <w:t xml:space="preserve"> containing 34999 images with total size of 12.7 GB, </w:t>
+      </w:r>
+      <w:r>
+        <w:rPr>
+          <w:rFonts w:ascii="Arial" w:hAnsi="Arial" w:cs="Arial"/>
+          <w:sz w:val="22"/>
+          <w:szCs w:val="22"/>
+          <w:highlight w:val="yellow"/>
+          <w:lang w:val="en-US"/>
+        </w:rPr>
+        <w:t xml:space="preserve">and 3-4 GB </w:t>
+      </w:r>
+      <w:r>
+        <w:rPr>
+          <w:rFonts w:ascii="Arial" w:hAnsi="Arial" w:cs="Arial"/>
+          <w:sz w:val="22"/>
+          <w:szCs w:val="22"/>
+          <w:highlight w:val="yellow"/>
+          <w:lang w:val="en-US"/>
+        </w:rPr>
+        <w:t xml:space="preserve">of </w:t>
+      </w:r>
+      <w:r>
+        <w:rPr>
+          <w:rFonts w:ascii="Arial" w:hAnsi="Arial" w:cs="Arial"/>
+          <w:sz w:val="22"/>
+          <w:szCs w:val="22"/>
+          <w:highlight w:val="yellow"/>
+          <w:lang w:val="en-US"/>
+        </w:rPr>
+        <w:t xml:space="preserve">processing data </w:t>
+      </w:r>
+      <w:r>
+        <w:rPr>
+          <w:rFonts w:ascii="Arial" w:hAnsi="Arial" w:cs="Arial"/>
+          <w:sz w:val="22"/>
+          <w:szCs w:val="22"/>
+          <w:highlight w:val="yellow"/>
+          <w:lang w:val="en-US"/>
+        </w:rPr>
+        <w:t xml:space="preserve">was </w:t>
+      </w:r>
+      <w:r>
+        <w:rPr>
+          <w:rFonts w:ascii="Arial" w:hAnsi="Arial" w:cs="Arial"/>
+          <w:sz w:val="22"/>
+          <w:szCs w:val="22"/>
+          <w:highlight w:val="yellow"/>
+          <w:lang w:val="en-US"/>
+        </w:rPr>
+        <w:t>selected</w:t>
+      </w:r>
+      <w:r>
+        <w:rPr>
+          <w:rFonts w:ascii="Arial" w:hAnsi="Arial" w:cs="Arial"/>
+          <w:sz w:val="22"/>
+          <w:szCs w:val="22"/>
+          <w:highlight w:val="yellow"/>
+          <w:lang w:val="en-US"/>
+        </w:rPr>
+        <w:t>,</w:t>
+      </w:r>
+      <w:r>
+        <w:rPr>
+          <w:rFonts w:ascii="Arial" w:hAnsi="Arial" w:cs="Arial"/>
+          <w:sz w:val="22"/>
+          <w:szCs w:val="22"/>
+          <w:highlight w:val="yellow"/>
+          <w:lang w:val="en-US"/>
+        </w:rPr>
+        <w:t xml:space="preserve"> which will be used for the MapReduce task.</w:t>
+      </w:r>
+      <w:r>
+        <w:rPr>
+          <w:rFonts w:ascii="Arial" w:hAnsi="Arial" w:cs="Arial"/>
+          <w:sz w:val="22"/>
+          <w:szCs w:val="22"/>
+          <w:lang w:val="en-US"/>
+        </w:rPr>
+        <w:t xml:space="preserve"> The data is in the </w:t>
+      </w:r>
+      <w:r>
+        <w:rPr>
+          <w:rFonts w:ascii="Arial" w:hAnsi="Arial" w:cs="Arial"/>
+          <w:sz w:val="22"/>
+          <w:szCs w:val="22"/>
+          <w:lang w:val="en-US"/>
+        </w:rPr>
+        <w:t>.</w:t>
+      </w:r>
+      <w:proofErr w:type="spellStart"/>
+      <w:r>
+        <w:rPr>
+          <w:rFonts w:ascii="Arial" w:hAnsi="Arial" w:cs="Arial"/>
+          <w:sz w:val="22"/>
+          <w:szCs w:val="22"/>
+          <w:lang w:val="en-US"/>
+        </w:rPr>
+        <w:t>png</w:t>
+      </w:r>
+      <w:proofErr w:type="spellEnd"/>
+      <w:r>
+        <w:rPr>
+          <w:rFonts w:ascii="Arial" w:hAnsi="Arial" w:cs="Arial"/>
+          <w:sz w:val="22"/>
+          <w:szCs w:val="22"/>
+          <w:lang w:val="en-US"/>
+        </w:rPr>
+        <w:t xml:space="preserve"> and </w:t>
+      </w:r>
+      <w:r>
+        <w:rPr>
+          <w:rFonts w:ascii="Arial" w:hAnsi="Arial" w:cs="Arial"/>
+          <w:sz w:val="22"/>
+          <w:szCs w:val="22"/>
+          <w:lang w:val="en-US"/>
+        </w:rPr>
+        <w:t>.csv</w:t>
+      </w:r>
+      <w:r>
+        <w:rPr>
+          <w:rFonts w:ascii="Arial" w:hAnsi="Arial" w:cs="Arial"/>
+          <w:sz w:val="22"/>
+          <w:szCs w:val="22"/>
+          <w:lang w:val="en-US"/>
+        </w:rPr>
+        <w:t xml:space="preserve"> </w:t>
+      </w:r>
+      <w:r>
+        <w:rPr>
+          <w:rFonts w:ascii="Arial" w:hAnsi="Arial" w:cs="Arial"/>
+          <w:sz w:val="22"/>
+          <w:szCs w:val="22"/>
+          <w:lang w:val="en-US"/>
+        </w:rPr>
+        <w:t xml:space="preserve">file </w:t>
+      </w:r>
+      <w:r>
+        <w:rPr>
+          <w:rFonts w:ascii="Arial" w:hAnsi="Arial" w:cs="Arial"/>
+          <w:sz w:val="22"/>
+          <w:szCs w:val="22"/>
+          <w:lang w:val="en-US"/>
+        </w:rPr>
+        <w:t>format</w:t>
+      </w:r>
+      <w:r>
+        <w:rPr>
+          <w:rFonts w:ascii="Arial" w:hAnsi="Arial" w:cs="Arial"/>
+          <w:sz w:val="22"/>
+          <w:szCs w:val="22"/>
+          <w:lang w:val="en-US"/>
+        </w:rPr>
+        <w:t>s.</w:t>
+      </w:r>
+      <w:r>
+        <w:rPr>
+          <w:rFonts w:ascii="Arial" w:hAnsi="Arial" w:cs="Arial"/>
+          <w:sz w:val="22"/>
+          <w:szCs w:val="22"/>
+          <w:lang w:val="en-US"/>
+        </w:rPr>
+        <w:t xml:space="preserve"> </w:t>
+      </w:r>
+      <w:r>
+        <w:rPr>
+          <w:rFonts w:ascii="Arial" w:hAnsi="Arial" w:cs="Arial"/>
+          <w:sz w:val="22"/>
+          <w:szCs w:val="22"/>
+          <w:lang w:val="en-US"/>
+        </w:rPr>
+        <w:t>T</w:t>
+      </w:r>
+      <w:r>
+        <w:rPr>
+          <w:rFonts w:ascii="Arial" w:hAnsi="Arial" w:cs="Arial"/>
+          <w:sz w:val="22"/>
+          <w:szCs w:val="22"/>
+          <w:lang w:val="en-US"/>
+        </w:rPr>
+        <w:t>he image dataset w</w:t>
+      </w:r>
+      <w:r>
+        <w:rPr>
+          <w:rFonts w:ascii="Arial" w:hAnsi="Arial" w:cs="Arial"/>
+          <w:sz w:val="22"/>
+          <w:szCs w:val="22"/>
+          <w:lang w:val="en-US"/>
+        </w:rPr>
+        <w:t>as</w:t>
+      </w:r>
+      <w:r>
+        <w:rPr>
+          <w:rFonts w:ascii="Arial" w:hAnsi="Arial" w:cs="Arial"/>
+          <w:sz w:val="22"/>
+          <w:szCs w:val="22"/>
+          <w:lang w:val="en-US"/>
+        </w:rPr>
+        <w:t xml:space="preserve"> first published in September 2017</w:t>
+      </w:r>
+      <w:r>
+        <w:rPr>
+          <w:rFonts w:ascii="Arial" w:hAnsi="Arial" w:cs="Arial"/>
+          <w:sz w:val="22"/>
+          <w:szCs w:val="22"/>
+          <w:lang w:val="en-US"/>
+        </w:rPr>
+        <w:t>,</w:t>
+      </w:r>
+      <w:r>
+        <w:rPr>
+          <w:rFonts w:ascii="Arial" w:hAnsi="Arial" w:cs="Arial"/>
+          <w:sz w:val="22"/>
+          <w:szCs w:val="22"/>
+          <w:lang w:val="en-US"/>
+        </w:rPr>
+        <w:t xml:space="preserve"> and the metadata was first published in November 2017 and was last updated in April 2020.</w:t>
+      </w:r>
+    </w:p>
+    <w:p>
+      <w:pPr>
+        <w:spacing w:line="240" w:lineRule="auto"/>
+        <w:rPr>
+          <w:rFonts w:ascii="Arial" w:hAnsi="Arial" w:cs="Arial"/>
           <w:b/>
           <w:bCs/>
-          <w:u w:val="single"/>
-        </w:rPr>
-        <w:t xml:space="preserve">ataset </w:t>
-      </w:r>
-      <w:r>
-        <w:rPr>
-          <w:b/>
-          <w:bCs/>
-          <w:u w:val="single"/>
-        </w:rPr>
-        <w:t>size and characteristics</w:t>
-      </w:r>
-    </w:p>
-    <w:p>
-      <w:pPr>
-        <w:rPr>
-          <w:lang w:val="en-US"/>
-        </w:rPr>
-      </w:pPr>
-      <w:r>
-        <w:rPr>
-          <w:lang w:val="en-US"/>
-        </w:rPr>
-        <w:t xml:space="preserve">The dataset contains 112120 frontal chest X-ray images </w:t>
-      </w:r>
-      <w:r>
-        <w:rPr>
-          <w:lang w:val="en-US"/>
-        </w:rPr>
-        <w:t xml:space="preserve">of 30805 unique patients </w:t>
-      </w:r>
-      <w:r>
-        <w:rPr>
-          <w:lang w:val="en-US"/>
-        </w:rPr>
-        <w:t xml:space="preserve">stored </w:t>
-      </w:r>
-      <w:r>
-        <w:rPr>
-          <w:lang w:val="en-US"/>
-        </w:rPr>
-        <w:t>across</w:t>
-      </w:r>
-      <w:r>
-        <w:rPr>
-          <w:lang w:val="en-US"/>
-        </w:rPr>
-        <w:t xml:space="preserve"> 12 </w:t>
-      </w:r>
-      <w:r>
-        <w:rPr>
-          <w:lang w:val="en-US"/>
-        </w:rPr>
-        <w:t>compressed folders</w:t>
-      </w:r>
-      <w:r>
-        <w:rPr>
-          <w:lang w:val="en-US"/>
-        </w:rPr>
-        <w:t xml:space="preserve"> with a total size of 42 GB. For this project</w:t>
-      </w:r>
-      <w:r>
-        <w:rPr>
-          <w:lang w:val="en-US"/>
-        </w:rPr>
-        <w:t>,</w:t>
-      </w:r>
-      <w:r>
-        <w:rPr>
-          <w:lang w:val="en-US"/>
-        </w:rPr>
-        <w:t xml:space="preserve"> </w:t>
-      </w:r>
-      <w:r>
-        <w:rPr>
-          <w:lang w:val="en-US"/>
-        </w:rPr>
-        <w:t>the first four</w:t>
-      </w:r>
-      <w:r>
-        <w:rPr>
-          <w:lang w:val="en-US"/>
-        </w:rPr>
-        <w:t xml:space="preserve"> </w:t>
-      </w:r>
-      <w:r>
-        <w:rPr>
-          <w:lang w:val="en-US"/>
-        </w:rPr>
-        <w:t xml:space="preserve">compressed </w:t>
-      </w:r>
-      <w:r>
-        <w:rPr>
-          <w:lang w:val="en-US"/>
-        </w:rPr>
-        <w:t>f</w:t>
-      </w:r>
-      <w:r>
-        <w:rPr>
-          <w:lang w:val="en-US"/>
-        </w:rPr>
-        <w:t>olders</w:t>
-      </w:r>
-      <w:r>
-        <w:rPr>
-          <w:lang w:val="en-US"/>
-        </w:rPr>
-        <w:t xml:space="preserve"> were downloaded</w:t>
-      </w:r>
-      <w:r>
-        <w:rPr>
-          <w:lang w:val="en-US"/>
-        </w:rPr>
-        <w:t>,</w:t>
-      </w:r>
-      <w:r>
-        <w:rPr>
-          <w:lang w:val="en-US"/>
-        </w:rPr>
-        <w:t xml:space="preserve"> containing 34999 images with total size of 12.7 GB, </w:t>
-      </w:r>
-      <w:r>
-        <w:rPr>
-          <w:highlight w:val="yellow"/>
-          <w:lang w:val="en-US"/>
-        </w:rPr>
-        <w:t xml:space="preserve">and 3-4 GB </w:t>
-      </w:r>
-      <w:r>
-        <w:rPr>
-          <w:highlight w:val="yellow"/>
-          <w:lang w:val="en-US"/>
-        </w:rPr>
-        <w:t xml:space="preserve">of </w:t>
-      </w:r>
-      <w:r>
-        <w:rPr>
-          <w:highlight w:val="yellow"/>
-          <w:lang w:val="en-US"/>
-        </w:rPr>
-        <w:t xml:space="preserve">processing data </w:t>
-      </w:r>
-      <w:r>
-        <w:rPr>
-          <w:highlight w:val="yellow"/>
-          <w:lang w:val="en-US"/>
-        </w:rPr>
-        <w:t xml:space="preserve">was </w:t>
-      </w:r>
-      <w:r>
-        <w:rPr>
-          <w:highlight w:val="yellow"/>
-          <w:lang w:val="en-US"/>
-        </w:rPr>
-        <w:t>selected</w:t>
-      </w:r>
-      <w:r>
-        <w:rPr>
-          <w:highlight w:val="yellow"/>
-          <w:lang w:val="en-US"/>
-        </w:rPr>
-        <w:t>,</w:t>
-      </w:r>
-      <w:r>
-        <w:rPr>
-          <w:highlight w:val="yellow"/>
-          <w:lang w:val="en-US"/>
-        </w:rPr>
-        <w:t xml:space="preserve"> which will be used for the MapReduce task.</w:t>
-      </w:r>
-      <w:r>
-        <w:rPr>
-          <w:lang w:val="en-US"/>
-        </w:rPr>
-        <w:t xml:space="preserve"> The data is in the </w:t>
-      </w:r>
-      <w:r>
-        <w:rPr>
-          <w:lang w:val="en-US"/>
-        </w:rPr>
-        <w:t>.</w:t>
-      </w:r>
-      <w:proofErr w:type="spellStart"/>
-      <w:r>
-        <w:rPr>
-          <w:lang w:val="en-US"/>
-        </w:rPr>
-        <w:t>png</w:t>
-      </w:r>
-      <w:proofErr w:type="spellEnd"/>
-      <w:r>
-        <w:rPr>
-          <w:lang w:val="en-US"/>
-        </w:rPr>
-        <w:t xml:space="preserve"> and </w:t>
-      </w:r>
-      <w:r>
-        <w:rPr>
-          <w:lang w:val="en-US"/>
-        </w:rPr>
-        <w:t>.csv</w:t>
-      </w:r>
-      <w:r>
-        <w:rPr>
-          <w:lang w:val="en-US"/>
-        </w:rPr>
-        <w:t xml:space="preserve"> </w:t>
-      </w:r>
-      <w:r>
-        <w:rPr>
-          <w:lang w:val="en-US"/>
-        </w:rPr>
-        <w:t xml:space="preserve">file </w:t>
-      </w:r>
-      <w:r>
-        <w:rPr>
-          <w:lang w:val="en-US"/>
-        </w:rPr>
-        <w:t>format</w:t>
-      </w:r>
-      <w:r>
-        <w:rPr>
-          <w:lang w:val="en-US"/>
-        </w:rPr>
-        <w:t>s.</w:t>
-      </w:r>
-      <w:r>
-        <w:rPr>
-          <w:lang w:val="en-US"/>
-        </w:rPr>
-        <w:t xml:space="preserve"> </w:t>
-      </w:r>
-      <w:r>
-        <w:rPr>
-          <w:lang w:val="en-US"/>
-        </w:rPr>
-        <w:t>T</w:t>
-      </w:r>
-      <w:r>
-        <w:rPr>
-          <w:lang w:val="en-US"/>
-        </w:rPr>
-        <w:t>he image dataset w</w:t>
-      </w:r>
-      <w:r>
-        <w:rPr>
-          <w:lang w:val="en-US"/>
-        </w:rPr>
-        <w:t>as</w:t>
-      </w:r>
-      <w:r>
-        <w:rPr>
-          <w:lang w:val="en-US"/>
-        </w:rPr>
-        <w:t xml:space="preserve"> first published in September 2017</w:t>
-      </w:r>
-      <w:r>
-        <w:rPr>
-          <w:lang w:val="en-US"/>
-        </w:rPr>
-        <w:t>,</w:t>
-      </w:r>
-      <w:r>
-        <w:rPr>
-          <w:lang w:val="en-US"/>
-        </w:rPr>
-        <w:t xml:space="preserve"> and the metadata was first published in November 2017 and was last updated in April 2020.</w:t>
-      </w:r>
-    </w:p>
-    <w:p>
-      <w:pPr>
-        <w:rPr>
-          <w:b/>
-          <w:bCs/>
+          <w:sz w:val="22"/>
+          <w:szCs w:val="22"/>
           <w:lang w:val="en-US"/>
         </w:rPr>
       </w:pPr>
@@ -630,40 +704,56 @@
           <w:ilvl w:val="0"/>
           <w:numId w:val="2"/>
         </w:numPr>
-        <w:rPr>
+        <w:spacing w:line="240" w:lineRule="auto"/>
+        <w:rPr>
+          <w:rFonts w:ascii="Arial" w:hAnsi="Arial" w:cs="Arial"/>
           <w:b/>
           <w:bCs/>
-          <w:lang w:val="en-US"/>
-        </w:rPr>
-      </w:pPr>
-      <w:r>
-        <w:rPr>
+          <w:sz w:val="22"/>
+          <w:szCs w:val="22"/>
+          <w:lang w:val="en-US"/>
+        </w:rPr>
+      </w:pPr>
+      <w:r>
+        <w:rPr>
+          <w:rFonts w:ascii="Arial" w:hAnsi="Arial" w:cs="Arial"/>
           <w:b/>
           <w:bCs/>
+          <w:sz w:val="22"/>
+          <w:szCs w:val="22"/>
           <w:u w:val="single"/>
         </w:rPr>
         <w:t xml:space="preserve">Data </w:t>
       </w:r>
       <w:r>
         <w:rPr>
+          <w:rFonts w:ascii="Arial" w:hAnsi="Arial" w:cs="Arial"/>
           <w:b/>
           <w:bCs/>
+          <w:sz w:val="22"/>
+          <w:szCs w:val="22"/>
           <w:u w:val="single"/>
         </w:rPr>
         <w:t>preparation</w:t>
       </w:r>
       <w:r>
         <w:rPr>
+          <w:rFonts w:ascii="Arial" w:hAnsi="Arial" w:cs="Arial"/>
           <w:b/>
           <w:bCs/>
+          <w:sz w:val="22"/>
+          <w:szCs w:val="22"/>
           <w:u w:val="single"/>
         </w:rPr>
         <w:t xml:space="preserve"> and </w:t>
       </w:r>
       <w:r>
         <w:rPr>
+          <w:rFonts w:ascii="Arial" w:hAnsi="Arial" w:cs="Arial"/>
           <w:b/>
           <w:bCs/>
+          <w:sz w:val="22"/>
+          <w:szCs w:val="22"/>
           <w:u w:val="single"/>
         </w:rPr>
         <w:t>quality</w:t>
@@ -671,18 +761,26 @@
     </w:p>
     <w:p>
       <w:pPr>
-        <w:rPr>
+        <w:spacing w:line="240" w:lineRule="auto"/>
+        <w:rPr>
+          <w:rFonts w:ascii="Arial" w:hAnsi="Arial" w:cs="Arial"/>
           <w:b/>
           <w:bCs/>
+          <w:sz w:val="22"/>
+          <w:szCs w:val="22"/>
           <w:lang w:val="en-US"/>
         </w:rPr>
       </w:pPr>
     </w:p>
     <w:p>
       <w:pPr>
-        <w:rPr>
+        <w:spacing w:line="240" w:lineRule="auto"/>
+        <w:rPr>
+          <w:rFonts w:ascii="Arial" w:hAnsi="Arial" w:cs="Arial"/>
           <w:b/>
           <w:bCs/>
+          <w:sz w:val="22"/>
+          <w:szCs w:val="22"/>
           <w:lang w:val="en-US"/>
         </w:rPr>
       </w:pPr>
@@ -694,24 +792,34 @@
           <w:ilvl w:val="0"/>
           <w:numId w:val="2"/>
         </w:numPr>
-        <w:rPr>
+        <w:spacing w:line="240" w:lineRule="auto"/>
+        <w:rPr>
+          <w:rFonts w:ascii="Arial" w:hAnsi="Arial" w:cs="Arial"/>
           <w:b/>
           <w:bCs/>
-          <w:lang w:val="en-US"/>
-        </w:rPr>
-      </w:pPr>
-      <w:r>
-        <w:rPr>
+          <w:sz w:val="22"/>
+          <w:szCs w:val="22"/>
+          <w:lang w:val="en-US"/>
+        </w:rPr>
+      </w:pPr>
+      <w:r>
+        <w:rPr>
+          <w:rFonts w:ascii="Arial" w:hAnsi="Arial" w:cs="Arial"/>
           <w:b/>
           <w:bCs/>
+          <w:sz w:val="22"/>
+          <w:szCs w:val="22"/>
           <w:u w:val="single"/>
         </w:rPr>
         <w:t>E</w:t>
       </w:r>
       <w:r>
         <w:rPr>
+          <w:rFonts w:ascii="Arial" w:hAnsi="Arial" w:cs="Arial"/>
           <w:b/>
           <w:bCs/>
+          <w:sz w:val="22"/>
+          <w:szCs w:val="22"/>
           <w:u w:val="single"/>
         </w:rPr>
         <w:t>xploratory Data Analysis</w:t>
@@ -719,16 +827,24 @@
     </w:p>
     <w:p>
       <w:pPr>
-        <w:rPr>
+        <w:spacing w:line="240" w:lineRule="auto"/>
+        <w:rPr>
+          <w:rFonts w:ascii="Arial" w:hAnsi="Arial" w:cs="Arial"/>
           <w:b/>
           <w:bCs/>
+          <w:sz w:val="22"/>
+          <w:szCs w:val="22"/>
           <w:lang w:val="en-US"/>
         </w:rPr>
       </w:pPr>
     </w:p>
     <w:p>
       <w:pPr>
-        <w:rPr>
+        <w:spacing w:line="240" w:lineRule="auto"/>
+        <w:rPr>
+          <w:rFonts w:ascii="Arial" w:hAnsi="Arial" w:cs="Arial"/>
+          <w:sz w:val="22"/>
+          <w:szCs w:val="22"/>
           <w:lang w:val="en-US"/>
         </w:rPr>
       </w:pPr>
@@ -740,17 +856,24 @@
           <w:ilvl w:val="0"/>
           <w:numId w:val="2"/>
         </w:numPr>
-        <w:rPr>
+        <w:spacing w:line="240" w:lineRule="auto"/>
+        <w:rPr>
+          <w:rFonts w:ascii="Arial" w:hAnsi="Arial" w:cs="Arial"/>
           <w:b/>
           <w:bCs/>
+          <w:sz w:val="22"/>
+          <w:szCs w:val="22"/>
           <w:u w:val="single"/>
           <w:lang w:val="en-US"/>
         </w:rPr>
       </w:pPr>
       <w:r>
         <w:rPr>
+          <w:rFonts w:ascii="Arial" w:hAnsi="Arial" w:cs="Arial"/>
           <w:b/>
           <w:bCs/>
+          <w:sz w:val="22"/>
+          <w:szCs w:val="22"/>
           <w:u w:val="single"/>
           <w:lang w:val="en-US"/>
         </w:rPr>
@@ -759,24 +882,48 @@
     </w:p>
     <w:p>
       <w:pPr>
-        <w:rPr>
-          <w:lang w:val="en-US"/>
-        </w:rPr>
-      </w:pPr>
-      <w:r>
-        <w:rPr>
-          <w:lang w:val="en-US"/>
-        </w:rPr>
-        <w:t>Volume:</w:t>
-      </w:r>
-      <w:r>
-        <w:rPr>
+        <w:spacing w:line="240" w:lineRule="auto"/>
+        <w:rPr>
+          <w:rFonts w:ascii="Arial" w:hAnsi="Arial" w:cs="Arial"/>
+          <w:sz w:val="22"/>
+          <w:szCs w:val="22"/>
+          <w:lang w:val="en-US"/>
+        </w:rPr>
+      </w:pPr>
+      <w:r>
+        <w:rPr>
+          <w:rFonts w:ascii="Arial" w:hAnsi="Arial" w:cs="Arial"/>
+          <w:b/>
+          <w:bCs/>
+          <w:sz w:val="22"/>
+          <w:szCs w:val="22"/>
+          <w:lang w:val="en-US"/>
+        </w:rPr>
+        <w:t>Volume</w:t>
+      </w:r>
+      <w:r>
+        <w:rPr>
+          <w:rFonts w:ascii="Arial" w:hAnsi="Arial" w:cs="Arial"/>
+          <w:sz w:val="22"/>
+          <w:szCs w:val="22"/>
+          <w:lang w:val="en-US"/>
+        </w:rPr>
+        <w:t>:</w:t>
+      </w:r>
+      <w:r>
+        <w:rPr>
+          <w:rFonts w:ascii="Arial" w:hAnsi="Arial" w:cs="Arial"/>
+          <w:sz w:val="22"/>
+          <w:szCs w:val="22"/>
           <w:lang w:val="en-US"/>
         </w:rPr>
         <w:t xml:space="preserve"> The total dataset consists of 112120 images at 1024 * 1024 resolution. This could arguably be classified as a voluminous big data dataset. </w:t>
       </w:r>
       <w:r>
         <w:rPr>
+          <w:rFonts w:ascii="Arial" w:hAnsi="Arial" w:cs="Arial"/>
+          <w:sz w:val="22"/>
+          <w:szCs w:val="22"/>
           <w:lang w:val="en-US"/>
         </w:rPr>
         <w:t xml:space="preserve">The metadata is only a total of 8.6MB, which marks a stark contrast with the size of data it represents. </w:t>
@@ -784,106 +931,191 @@
     </w:p>
     <w:p>
       <w:pPr>
-        <w:rPr>
+        <w:spacing w:line="240" w:lineRule="auto"/>
+        <w:rPr>
+          <w:rFonts w:ascii="Arial" w:hAnsi="Arial" w:cs="Arial"/>
+          <w:sz w:val="22"/>
+          <w:szCs w:val="22"/>
           <w:lang w:val="en-US"/>
         </w:rPr>
       </w:pPr>
     </w:p>
     <w:p>
       <w:pPr>
-        <w:rPr>
-          <w:lang w:val="en-US"/>
-        </w:rPr>
-      </w:pPr>
-      <w:r>
-        <w:rPr>
-          <w:lang w:val="en-US"/>
-        </w:rPr>
-        <w:t>Velocity:</w:t>
-      </w:r>
-      <w:r>
-        <w:rPr>
+        <w:spacing w:line="240" w:lineRule="auto"/>
+        <w:rPr>
+          <w:rFonts w:ascii="Arial" w:hAnsi="Arial" w:cs="Arial"/>
+          <w:sz w:val="22"/>
+          <w:szCs w:val="22"/>
+          <w:lang w:val="en-US"/>
+        </w:rPr>
+      </w:pPr>
+      <w:r>
+        <w:rPr>
+          <w:rFonts w:ascii="Arial" w:hAnsi="Arial" w:cs="Arial"/>
+          <w:b/>
+          <w:bCs/>
+          <w:sz w:val="22"/>
+          <w:szCs w:val="22"/>
+          <w:lang w:val="en-US"/>
+        </w:rPr>
+        <w:t>Velocity</w:t>
+      </w:r>
+      <w:r>
+        <w:rPr>
+          <w:rFonts w:ascii="Arial" w:hAnsi="Arial" w:cs="Arial"/>
+          <w:sz w:val="22"/>
+          <w:szCs w:val="22"/>
+          <w:lang w:val="en-US"/>
+        </w:rPr>
+        <w:t>:</w:t>
+      </w:r>
+      <w:r>
+        <w:rPr>
+          <w:rFonts w:ascii="Arial" w:hAnsi="Arial" w:cs="Arial"/>
+          <w:sz w:val="22"/>
+          <w:szCs w:val="22"/>
           <w:lang w:val="en-US"/>
         </w:rPr>
         <w:t xml:space="preserve"> </w:t>
       </w:r>
       <w:r>
         <w:rPr>
+          <w:rFonts w:ascii="Arial" w:hAnsi="Arial" w:cs="Arial"/>
+          <w:sz w:val="22"/>
+          <w:szCs w:val="22"/>
           <w:lang w:val="en-US"/>
         </w:rPr>
         <w:t>Since the dataset is no longer expected to grow, it can be assumed to be static and will be processed in batch fashion, so for our activities we do not need to make considerations for incoming streaming data</w:t>
       </w:r>
       <w:r>
         <w:rPr>
+          <w:rFonts w:ascii="Arial" w:hAnsi="Arial" w:cs="Arial"/>
+          <w:sz w:val="22"/>
+          <w:szCs w:val="22"/>
           <w:lang w:val="en-US"/>
         </w:rPr>
         <w:t xml:space="preserve"> - this</w:t>
       </w:r>
       <w:r>
         <w:rPr>
+          <w:rFonts w:ascii="Arial" w:hAnsi="Arial" w:cs="Arial"/>
+          <w:sz w:val="22"/>
+          <w:szCs w:val="22"/>
           <w:lang w:val="en-US"/>
         </w:rPr>
         <w:t xml:space="preserve"> </w:t>
       </w:r>
       <w:r>
         <w:rPr>
+          <w:rFonts w:ascii="Arial" w:hAnsi="Arial" w:cs="Arial"/>
+          <w:sz w:val="22"/>
+          <w:szCs w:val="22"/>
           <w:lang w:val="en-US"/>
         </w:rPr>
         <w:t xml:space="preserve">makes Velocity </w:t>
       </w:r>
       <w:r>
         <w:rPr>
-          <w:lang w:val="en-US"/>
-        </w:rPr>
-        <w:t xml:space="preserve">the weakest V. Since this will be done as batch processing, there will not be any velocity in our data. </w:t>
-      </w:r>
-      <w:r>
-        <w:rPr>
-          <w:lang w:val="en-US"/>
-        </w:rPr>
-        <w:t>In a real-</w:t>
-      </w:r>
-      <w:r>
-        <w:rPr>
-          <w:lang w:val="en-US"/>
-        </w:rPr>
-        <w:lastRenderedPageBreak/>
-        <w:t>world environment, we would expect radiologists to constantly send through images for analysis, so a model would be expected to process streaming data.</w:t>
+          <w:rFonts w:ascii="Arial" w:hAnsi="Arial" w:cs="Arial"/>
+          <w:sz w:val="22"/>
+          <w:szCs w:val="22"/>
+          <w:lang w:val="en-US"/>
+        </w:rPr>
+        <w:t xml:space="preserve">one of </w:t>
+      </w:r>
+      <w:r>
+        <w:rPr>
+          <w:rFonts w:ascii="Arial" w:hAnsi="Arial" w:cs="Arial"/>
+          <w:sz w:val="22"/>
+          <w:szCs w:val="22"/>
+          <w:lang w:val="en-US"/>
+        </w:rPr>
+        <w:t>the weakest V</w:t>
+      </w:r>
+      <w:r>
+        <w:rPr>
+          <w:rFonts w:ascii="Arial" w:hAnsi="Arial" w:cs="Arial"/>
+          <w:sz w:val="22"/>
+          <w:szCs w:val="22"/>
+          <w:lang w:val="en-US"/>
+        </w:rPr>
+        <w:t>s</w:t>
+      </w:r>
+      <w:r>
+        <w:rPr>
+          <w:rFonts w:ascii="Arial" w:hAnsi="Arial" w:cs="Arial"/>
+          <w:sz w:val="22"/>
+          <w:szCs w:val="22"/>
+          <w:lang w:val="en-US"/>
+        </w:rPr>
+        <w:t>.</w:t>
       </w:r>
     </w:p>
     <w:p>
       <w:pPr>
-        <w:rPr>
+        <w:spacing w:line="240" w:lineRule="auto"/>
+        <w:rPr>
+          <w:rFonts w:ascii="Arial" w:hAnsi="Arial" w:cs="Arial"/>
+          <w:sz w:val="22"/>
+          <w:szCs w:val="22"/>
           <w:lang w:val="en-US"/>
         </w:rPr>
       </w:pPr>
     </w:p>
     <w:p>
       <w:pPr>
-        <w:rPr>
-          <w:lang w:val="en-US"/>
-        </w:rPr>
-      </w:pPr>
-      <w:r>
-        <w:rPr>
-          <w:lang w:val="en-US"/>
-        </w:rPr>
-        <w:t>Variety:</w:t>
-      </w:r>
-      <w:r>
-        <w:rPr>
+        <w:spacing w:line="240" w:lineRule="auto"/>
+        <w:rPr>
+          <w:rFonts w:ascii="Arial" w:hAnsi="Arial" w:cs="Arial"/>
+          <w:sz w:val="22"/>
+          <w:szCs w:val="22"/>
+          <w:lang w:val="en-US"/>
+        </w:rPr>
+      </w:pPr>
+      <w:r>
+        <w:rPr>
+          <w:rFonts w:ascii="Arial" w:hAnsi="Arial" w:cs="Arial"/>
+          <w:b/>
+          <w:bCs/>
+          <w:sz w:val="22"/>
+          <w:szCs w:val="22"/>
+          <w:lang w:val="en-US"/>
+        </w:rPr>
+        <w:t>Variety</w:t>
+      </w:r>
+      <w:r>
+        <w:rPr>
+          <w:rFonts w:ascii="Arial" w:hAnsi="Arial" w:cs="Arial"/>
+          <w:sz w:val="22"/>
+          <w:szCs w:val="22"/>
+          <w:lang w:val="en-US"/>
+        </w:rPr>
+        <w:t>:</w:t>
+      </w:r>
+      <w:r>
+        <w:rPr>
+          <w:rFonts w:ascii="Arial" w:hAnsi="Arial" w:cs="Arial"/>
+          <w:sz w:val="22"/>
+          <w:szCs w:val="22"/>
           <w:lang w:val="en-US"/>
         </w:rPr>
         <w:t xml:space="preserve"> In terms of Variety, we have a mixture of unstructured image files, with structured metadata containing</w:t>
       </w:r>
       <w:r>
         <w:rPr>
+          <w:rFonts w:ascii="Arial" w:hAnsi="Arial" w:cs="Arial"/>
+          <w:sz w:val="22"/>
+          <w:szCs w:val="22"/>
           <w:lang w:val="en-US"/>
         </w:rPr>
         <w:t xml:space="preserve"> </w:t>
       </w:r>
       <w:r>
         <w:rPr>
+          <w:rFonts w:ascii="Arial" w:hAnsi="Arial" w:cs="Arial"/>
+          <w:sz w:val="22"/>
+          <w:szCs w:val="22"/>
           <w:lang w:val="en-US"/>
         </w:rPr>
         <w:t xml:space="preserve">categorical and numerical data. </w:t>
@@ -891,39 +1123,341 @@
     </w:p>
     <w:p>
       <w:pPr>
-        <w:rPr>
+        <w:spacing w:line="240" w:lineRule="auto"/>
+        <w:rPr>
+          <w:rFonts w:ascii="Arial" w:hAnsi="Arial" w:cs="Arial"/>
+          <w:sz w:val="22"/>
+          <w:szCs w:val="22"/>
           <w:lang w:val="en-US"/>
         </w:rPr>
       </w:pPr>
     </w:p>
     <w:p>
       <w:pPr>
-        <w:rPr>
-          <w:lang w:val="en-US"/>
-        </w:rPr>
-      </w:pPr>
-      <w:r>
-        <w:rPr>
-          <w:lang w:val="en-US"/>
-        </w:rPr>
-        <w:t xml:space="preserve">Value: </w:t>
-      </w:r>
-      <w:r>
-        <w:rPr>
+        <w:spacing w:line="240" w:lineRule="auto"/>
+        <w:rPr>
+          <w:rFonts w:ascii="Arial" w:hAnsi="Arial" w:cs="Arial"/>
+          <w:sz w:val="22"/>
+          <w:szCs w:val="22"/>
+          <w:lang w:val="en-US"/>
+        </w:rPr>
+      </w:pPr>
+      <w:r>
+        <w:rPr>
+          <w:rFonts w:ascii="Arial" w:hAnsi="Arial" w:cs="Arial"/>
+          <w:b/>
+          <w:bCs/>
+          <w:sz w:val="22"/>
+          <w:szCs w:val="22"/>
+          <w:lang w:val="en-US"/>
+        </w:rPr>
+        <w:t>Value</w:t>
+      </w:r>
+      <w:r>
+        <w:rPr>
+          <w:rFonts w:ascii="Arial" w:hAnsi="Arial" w:cs="Arial"/>
+          <w:sz w:val="22"/>
+          <w:szCs w:val="22"/>
+          <w:lang w:val="en-US"/>
+        </w:rPr>
+        <w:t xml:space="preserve">: </w:t>
+      </w:r>
+      <w:r>
+        <w:rPr>
+          <w:rFonts w:ascii="Arial" w:hAnsi="Arial" w:cs="Arial"/>
+          <w:sz w:val="22"/>
+          <w:szCs w:val="22"/>
           <w:lang w:val="en-US"/>
         </w:rPr>
         <w:t xml:space="preserve">This specific dataset has been used in numerous papers, underpinning their findings. It could therefore be considered a benchmark in model training for Chest X-Rays. </w:t>
       </w:r>
       <w:r>
         <w:rPr>
-          <w:lang w:val="en-US"/>
-        </w:rPr>
-        <w:t xml:space="preserve">The authors of the NIH paper remarked that there was a severe limitation of only 4143 frontal images available to a prior paper. The more data that is collected and made publicly available strengthens the data science community in being able to build deep learning models with the proliferation of these types of datasets. </w:t>
+          <w:rFonts w:ascii="Arial" w:hAnsi="Arial" w:cs="Arial"/>
+          <w:sz w:val="22"/>
+          <w:szCs w:val="22"/>
+          <w:lang w:val="en-US"/>
+        </w:rPr>
+        <w:t xml:space="preserve">The authors of the paper remarked that there was a severe limitation of only 4143 frontal images available to a prior paper. The more data that is collected and made publicly available strengthens the data science community in being able to build deep learning models with the proliferation of these types of datasets. </w:t>
       </w:r>
     </w:p>
     <w:p>
       <w:pPr>
-        <w:rPr>
+        <w:spacing w:line="240" w:lineRule="auto"/>
+        <w:rPr>
+          <w:rFonts w:ascii="Arial" w:hAnsi="Arial" w:cs="Arial"/>
+          <w:sz w:val="22"/>
+          <w:szCs w:val="22"/>
+          <w:lang w:val="en-US"/>
+        </w:rPr>
+      </w:pPr>
+    </w:p>
+    <w:p>
+      <w:pPr>
+        <w:spacing w:line="240" w:lineRule="auto"/>
+        <w:rPr>
+          <w:rFonts w:ascii="Arial" w:hAnsi="Arial" w:cs="Arial"/>
+          <w:sz w:val="22"/>
+          <w:szCs w:val="22"/>
+          <w:lang w:val="en-US"/>
+        </w:rPr>
+      </w:pPr>
+      <w:r>
+        <w:rPr>
+          <w:rFonts w:ascii="Arial" w:hAnsi="Arial" w:cs="Arial"/>
+          <w:b/>
+          <w:bCs/>
+          <w:sz w:val="22"/>
+          <w:szCs w:val="22"/>
+          <w:lang w:val="en-US"/>
+        </w:rPr>
+        <w:t>Veracity</w:t>
+      </w:r>
+      <w:r>
+        <w:rPr>
+          <w:rFonts w:ascii="Arial" w:hAnsi="Arial" w:cs="Arial"/>
+          <w:sz w:val="22"/>
+          <w:szCs w:val="22"/>
+          <w:lang w:val="en-US"/>
+        </w:rPr>
+        <w:t xml:space="preserve">: </w:t>
+      </w:r>
+      <w:r>
+        <w:rPr>
+          <w:rFonts w:ascii="Arial" w:hAnsi="Arial" w:cs="Arial"/>
+          <w:sz w:val="22"/>
+          <w:szCs w:val="22"/>
+          <w:lang w:val="en-US"/>
+        </w:rPr>
+        <w:t xml:space="preserve">The authors of the paper argue that the accuracy of the labels is above 90%. As previously mentioned, the dataset is a benchmark that has been widely used in other studies. This leads to </w:t>
+      </w:r>
+      <w:r>
+        <w:rPr>
+          <w:rFonts w:ascii="Arial" w:hAnsi="Arial" w:cs="Arial"/>
+          <w:sz w:val="22"/>
+          <w:szCs w:val="22"/>
+          <w:lang w:val="en-US"/>
+        </w:rPr>
+        <w:t>it</w:t>
+      </w:r>
+      <w:r>
+        <w:rPr>
+          <w:rFonts w:ascii="Arial" w:hAnsi="Arial" w:cs="Arial"/>
+          <w:sz w:val="22"/>
+          <w:szCs w:val="22"/>
+          <w:lang w:val="en-US"/>
+        </w:rPr>
+        <w:t xml:space="preserve"> being a very relevant and trustworthy source of data. </w:t>
+      </w:r>
+    </w:p>
+    <w:p>
+      <w:pPr>
+        <w:spacing w:line="240" w:lineRule="auto"/>
+        <w:rPr>
+          <w:rFonts w:ascii="Arial" w:hAnsi="Arial" w:cs="Arial"/>
+          <w:sz w:val="22"/>
+          <w:szCs w:val="22"/>
+          <w:lang w:val="en-US"/>
+        </w:rPr>
+      </w:pPr>
+    </w:p>
+    <w:p>
+      <w:pPr>
+        <w:spacing w:line="240" w:lineRule="auto"/>
+        <w:rPr>
+          <w:rFonts w:ascii="Arial" w:hAnsi="Arial" w:cs="Arial"/>
+          <w:sz w:val="22"/>
+          <w:szCs w:val="22"/>
+          <w:lang w:val="en-US"/>
+        </w:rPr>
+      </w:pPr>
+      <w:r>
+        <w:rPr>
+          <w:rFonts w:ascii="Arial" w:hAnsi="Arial" w:cs="Arial"/>
+          <w:b/>
+          <w:bCs/>
+          <w:sz w:val="22"/>
+          <w:szCs w:val="22"/>
+          <w:lang w:val="en-US"/>
+        </w:rPr>
+        <w:t>Variability</w:t>
+      </w:r>
+      <w:r>
+        <w:rPr>
+          <w:rFonts w:ascii="Arial" w:hAnsi="Arial" w:cs="Arial"/>
+          <w:sz w:val="22"/>
+          <w:szCs w:val="22"/>
+          <w:lang w:val="en-US"/>
+        </w:rPr>
+        <w:t>:</w:t>
+      </w:r>
+      <w:r>
+        <w:rPr>
+          <w:rFonts w:ascii="Arial" w:hAnsi="Arial" w:cs="Arial"/>
+          <w:sz w:val="22"/>
+          <w:szCs w:val="22"/>
+          <w:lang w:val="en-US"/>
+        </w:rPr>
+        <w:t xml:space="preserve"> For our dataset, variability is not a factor. This is especially true since the data is not streamed but could be considered as batched data. The image data is currently not being updated, so we could conclude that this dataset has low variability.</w:t>
+      </w:r>
+    </w:p>
+    <w:p>
+      <w:pPr>
+        <w:spacing w:line="240" w:lineRule="auto"/>
+        <w:rPr>
+          <w:rFonts w:ascii="Arial" w:hAnsi="Arial" w:cs="Arial"/>
+          <w:sz w:val="22"/>
+          <w:szCs w:val="22"/>
+          <w:lang w:val="en-US"/>
+        </w:rPr>
+      </w:pPr>
+    </w:p>
+    <w:p>
+      <w:pPr>
+        <w:spacing w:line="240" w:lineRule="auto"/>
+        <w:rPr>
+          <w:rFonts w:ascii="Arial" w:hAnsi="Arial" w:cs="Arial"/>
+          <w:sz w:val="22"/>
+          <w:szCs w:val="22"/>
+          <w:lang w:val="en-US"/>
+        </w:rPr>
+      </w:pPr>
+      <w:proofErr w:type="spellStart"/>
+      <w:r>
+        <w:rPr>
+          <w:rFonts w:ascii="Arial" w:hAnsi="Arial" w:cs="Arial"/>
+          <w:b/>
+          <w:bCs/>
+          <w:sz w:val="22"/>
+          <w:szCs w:val="22"/>
+          <w:lang w:val="en-US"/>
+        </w:rPr>
+        <w:t>V</w:t>
+      </w:r>
+      <w:r>
+        <w:rPr>
+          <w:rFonts w:ascii="Arial" w:hAnsi="Arial" w:cs="Arial"/>
+          <w:b/>
+          <w:bCs/>
+          <w:sz w:val="22"/>
+          <w:szCs w:val="22"/>
+          <w:lang w:val="en-US"/>
+        </w:rPr>
+        <w:t>isualisation</w:t>
+      </w:r>
+      <w:proofErr w:type="spellEnd"/>
+      <w:r>
+        <w:rPr>
+          <w:rFonts w:ascii="Arial" w:hAnsi="Arial" w:cs="Arial"/>
+          <w:sz w:val="22"/>
+          <w:szCs w:val="22"/>
+          <w:lang w:val="en-US"/>
+        </w:rPr>
+        <w:t xml:space="preserve">: </w:t>
+      </w:r>
+      <w:r>
+        <w:rPr>
+          <w:rFonts w:ascii="Arial" w:hAnsi="Arial" w:cs="Arial"/>
+          <w:sz w:val="22"/>
+          <w:szCs w:val="22"/>
+          <w:lang w:val="en-US"/>
+        </w:rPr>
+        <w:t xml:space="preserve">Image data is high dimensional data and the benefit of using </w:t>
+      </w:r>
+      <w:proofErr w:type="spellStart"/>
+      <w:r>
+        <w:rPr>
+          <w:rFonts w:ascii="Arial" w:hAnsi="Arial" w:cs="Arial"/>
+          <w:sz w:val="22"/>
+          <w:szCs w:val="22"/>
+          <w:lang w:val="en-US"/>
+        </w:rPr>
+        <w:t>visualisation</w:t>
+      </w:r>
+      <w:proofErr w:type="spellEnd"/>
+      <w:r>
+        <w:rPr>
+          <w:rFonts w:ascii="Arial" w:hAnsi="Arial" w:cs="Arial"/>
+          <w:sz w:val="22"/>
+          <w:szCs w:val="22"/>
+          <w:lang w:val="en-US"/>
+        </w:rPr>
+        <w:t xml:space="preserve"> tools</w:t>
+      </w:r>
+      <w:r>
+        <w:rPr>
+          <w:rFonts w:ascii="Arial" w:hAnsi="Arial" w:cs="Arial"/>
+          <w:sz w:val="22"/>
+          <w:szCs w:val="22"/>
+          <w:lang w:val="en-US"/>
+        </w:rPr>
+        <w:t xml:space="preserve"> </w:t>
+      </w:r>
+      <w:r>
+        <w:rPr>
+          <w:rFonts w:ascii="Arial" w:hAnsi="Arial" w:cs="Arial"/>
+          <w:sz w:val="22"/>
+          <w:szCs w:val="22"/>
+          <w:lang w:val="en-US"/>
+        </w:rPr>
+        <w:t xml:space="preserve">is that it </w:t>
+      </w:r>
+      <w:r>
+        <w:rPr>
+          <w:rFonts w:ascii="Arial" w:hAnsi="Arial" w:cs="Arial"/>
+          <w:sz w:val="22"/>
+          <w:szCs w:val="22"/>
+          <w:lang w:val="en-US"/>
+        </w:rPr>
+        <w:t xml:space="preserve">helps communicate </w:t>
+      </w:r>
+      <w:r>
+        <w:rPr>
+          <w:rFonts w:ascii="Arial" w:hAnsi="Arial" w:cs="Arial"/>
+          <w:sz w:val="22"/>
+          <w:szCs w:val="22"/>
+          <w:lang w:val="en-US"/>
+        </w:rPr>
+        <w:t xml:space="preserve">information that’s difficult to grasp at such large scales of data, as we can see demonstrated by the plots from our EDA. A quick glance </w:t>
+      </w:r>
+      <w:proofErr w:type="gramStart"/>
+      <w:r>
+        <w:rPr>
+          <w:rFonts w:ascii="Arial" w:hAnsi="Arial" w:cs="Arial"/>
+          <w:sz w:val="22"/>
+          <w:szCs w:val="22"/>
+          <w:lang w:val="en-US"/>
+        </w:rPr>
+        <w:t>is able to</w:t>
+      </w:r>
+      <w:proofErr w:type="gramEnd"/>
+      <w:r>
+        <w:rPr>
+          <w:rFonts w:ascii="Arial" w:hAnsi="Arial" w:cs="Arial"/>
+          <w:sz w:val="22"/>
+          <w:szCs w:val="22"/>
+          <w:lang w:val="en-US"/>
+        </w:rPr>
+        <w:t xml:space="preserve"> relay information that would otherwise be difficult to infer from the data.</w:t>
+      </w:r>
+    </w:p>
+    <w:p>
+      <w:pPr>
+        <w:spacing w:line="240" w:lineRule="auto"/>
+        <w:rPr>
+          <w:rFonts w:ascii="Arial" w:hAnsi="Arial" w:cs="Arial"/>
+          <w:sz w:val="22"/>
+          <w:szCs w:val="22"/>
+        </w:rPr>
+      </w:pPr>
+    </w:p>
+    <w:p>
+      <w:pPr>
+        <w:spacing w:line="240" w:lineRule="auto"/>
+        <w:rPr>
+          <w:rFonts w:ascii="Arial" w:hAnsi="Arial" w:cs="Arial"/>
+          <w:sz w:val="22"/>
+          <w:szCs w:val="22"/>
           <w:lang w:val="en-US"/>
         </w:rPr>
       </w:pPr>
@@ -935,17 +1469,24 @@
           <w:ilvl w:val="0"/>
           <w:numId w:val="2"/>
         </w:numPr>
-        <w:rPr>
+        <w:spacing w:line="240" w:lineRule="auto"/>
+        <w:rPr>
+          <w:rFonts w:ascii="Arial" w:hAnsi="Arial" w:cs="Arial"/>
           <w:b/>
           <w:bCs/>
+          <w:sz w:val="22"/>
+          <w:szCs w:val="22"/>
           <w:u w:val="single"/>
           <w:lang w:val="en-US"/>
         </w:rPr>
       </w:pPr>
       <w:r>
         <w:rPr>
+          <w:rFonts w:ascii="Arial" w:hAnsi="Arial" w:cs="Arial"/>
           <w:b/>
           <w:bCs/>
+          <w:sz w:val="22"/>
+          <w:szCs w:val="22"/>
           <w:u w:val="single"/>
           <w:lang w:val="en-US"/>
         </w:rPr>
@@ -955,46 +1496,59 @@
     <w:p>
       <w:pPr>
         <w:pStyle w:val="ListParagraph"/>
+        <w:spacing w:line="240" w:lineRule="auto"/>
         <w:ind w:left="360"/>
         <w:rPr>
-          <w:lang w:val="en-US"/>
-        </w:rPr>
-      </w:pPr>
-      <w:r>
-        <w:rPr>
-          <w:lang w:val="en-US"/>
-        </w:rPr>
-        <w:t xml:space="preserve">The overall value proposition that an increased is the aid that machine learning models will provide </w:t>
-      </w:r>
-      <w:r>
-        <w:rPr>
-          <w:lang w:val="en-US"/>
-        </w:rPr>
-        <w:t>radiologists</w:t>
-      </w:r>
-      <w:r>
-        <w:rPr>
-          <w:lang w:val="en-US"/>
-        </w:rPr>
-        <w:t xml:space="preserve"> in making their diagnoses.</w:t>
+          <w:rFonts w:ascii="Arial" w:hAnsi="Arial" w:cs="Arial"/>
+          <w:sz w:val="22"/>
+          <w:szCs w:val="22"/>
+          <w:lang w:val="en-US"/>
+        </w:rPr>
+      </w:pPr>
+      <w:r>
+        <w:rPr>
+          <w:rFonts w:ascii="Arial" w:hAnsi="Arial" w:cs="Arial"/>
+          <w:sz w:val="22"/>
+          <w:szCs w:val="22"/>
+          <w:lang w:val="en-US"/>
+        </w:rPr>
+        <w:t>The societal value that would come from models trained on datasets is that it would improve patient access to radiological services. In some places, such as in rural areas, radiologists are not readily available. This would help to bridge that gap, but should ultimately not be treated as medical advice, lest finding corroborated by a specialist.</w:t>
       </w:r>
     </w:p>
     <w:p>
       <w:pPr>
-        <w:rPr>
-          <w:lang w:val="en-US"/>
-        </w:rPr>
-      </w:pPr>
+        <w:pStyle w:val="ListParagraph"/>
+        <w:spacing w:line="240" w:lineRule="auto"/>
+        <w:ind w:left="360"/>
+        <w:rPr>
+          <w:rFonts w:ascii="Arial" w:hAnsi="Arial" w:cs="Arial"/>
+          <w:sz w:val="22"/>
+          <w:szCs w:val="22"/>
+          <w:lang w:val="en-US"/>
+        </w:rPr>
+      </w:pPr>
+      <w:r>
+        <w:rPr>
+          <w:rFonts w:ascii="Arial" w:hAnsi="Arial" w:cs="Arial"/>
+          <w:sz w:val="22"/>
+          <w:szCs w:val="22"/>
+          <w:lang w:val="en-US"/>
+        </w:rPr>
+        <w:t xml:space="preserve">Limitations for this dataset doesn’t include many demographic fields, including race, which could be used to see which diseases are more prevalent for whom. </w:t>
+      </w:r>
+      <w:r>
+        <w:rPr>
+          <w:rFonts w:ascii="Arial" w:hAnsi="Arial" w:cs="Arial"/>
+          <w:sz w:val="22"/>
+          <w:szCs w:val="22"/>
+          <w:lang w:val="en-US"/>
+        </w:rPr>
+        <w:t xml:space="preserve">The second is that this dataset is from a single institution, so the dataset would not do well with generalizability. </w:t>
+      </w:r>
     </w:p>
     <w:p>
       <w:pPr>
-        <w:rPr>
-          <w:lang w:val="en-US"/>
-        </w:rPr>
-      </w:pPr>
-    </w:p>
-    <w:p>
-      <w:pPr>
+        <w:spacing w:line="240" w:lineRule="auto"/>
         <w:rPr>
           <w:lang w:val="en-US"/>
         </w:rPr>
@@ -1024,8 +1578,9 @@
     <w:sdt>
       <w:sdtPr>
         <w:rPr>
-          <w:rFonts w:ascii="Aptos" w:hAnsi="Aptos"/>
+          <w:rFonts w:ascii="Arial" w:hAnsi="Arial" w:cs="Arial"/>
           <w:color w:val="000000"/>
+          <w:sz w:val="22"/>
           <w:lang w:val="en-US"/>
         </w:rPr>
         <w:tag w:val="MENDELEY_BIBLIOGRAPHY"/>
@@ -1040,34 +1595,38 @@
             <w:autoSpaceDE w:val="0"/>
             <w:autoSpaceDN w:val="0"/>
             <w:ind w:hanging="480"/>
-            <w:divId w:val="705519215"/>
+            <w:divId w:val="866481136"/>
             <w:rPr>
-              <w:rFonts w:ascii="Aptos" w:eastAsia="Times New Roman" w:hAnsi="Aptos"/>
+              <w:rFonts w:ascii="Arial" w:eastAsia="Times New Roman" w:hAnsi="Arial" w:cs="Arial"/>
               <w:color w:val="000000"/>
               <w:kern w:val="0"/>
+              <w:sz w:val="22"/>
               <w14:ligatures w14:val="none"/>
             </w:rPr>
           </w:pPr>
           <w:r>
             <w:rPr>
-              <w:rFonts w:ascii="Aptos" w:eastAsia="Times New Roman" w:hAnsi="Aptos"/>
+              <w:rFonts w:ascii="Arial" w:eastAsia="Times New Roman" w:hAnsi="Arial" w:cs="Arial"/>
               <w:color w:val="000000"/>
+              <w:sz w:val="22"/>
             </w:rPr>
             <w:t xml:space="preserve">Wang, X., Peng, Y., Lu, L., Lu, Z., Bagheri, M., &amp; Summers, R. M. (2017). ChestX-Ray8: Hospital-Scale Chest X-Ray Database and Benchmarks on Weakly-Supervised Classification and Localization of Common Thorax Diseases. </w:t>
           </w:r>
           <w:r>
             <w:rPr>
-              <w:rFonts w:ascii="Aptos" w:eastAsia="Times New Roman" w:hAnsi="Aptos"/>
+              <w:rFonts w:ascii="Arial" w:eastAsia="Times New Roman" w:hAnsi="Arial" w:cs="Arial"/>
               <w:i/>
               <w:iCs/>
               <w:color w:val="000000"/>
+              <w:sz w:val="22"/>
             </w:rPr>
             <w:t>2017 IEEE Conference on Computer Vision and Pattern Recognition (CVPR)</w:t>
           </w:r>
           <w:r>
             <w:rPr>
-              <w:rFonts w:ascii="Aptos" w:eastAsia="Times New Roman" w:hAnsi="Aptos"/>
+              <w:rFonts w:ascii="Arial" w:eastAsia="Times New Roman" w:hAnsi="Arial" w:cs="Arial"/>
               <w:color w:val="000000"/>
+              <w:sz w:val="22"/>
             </w:rPr>
             <w:t>, 3462–3471. https://doi.org/10.1109/CVPR.2017.369</w:t>
           </w:r>
@@ -1075,34 +1634,29 @@
         <w:p>
           <w:pPr>
             <w:rPr>
+              <w:rFonts w:ascii="Aptos" w:hAnsi="Aptos"/>
+              <w:color w:val="000000"/>
               <w:lang w:val="en-US"/>
             </w:rPr>
           </w:pPr>
           <w:r>
             <w:rPr>
-              <w:rFonts w:ascii="Aptos" w:eastAsia="Times New Roman" w:hAnsi="Aptos"/>
+              <w:rFonts w:ascii="Arial" w:eastAsia="Times New Roman" w:hAnsi="Arial" w:cs="Arial"/>
               <w:color w:val="000000"/>
+              <w:sz w:val="22"/>
             </w:rPr>
             <w:t> </w:t>
           </w:r>
         </w:p>
       </w:sdtContent>
     </w:sdt>
-    <w:p>
-      <w:pPr>
-        <w:rPr>
-          <w:lang w:val="en-US"/>
-        </w:rPr>
-      </w:pPr>
-    </w:p>
-    <w:p>
-      <w:pPr>
-        <w:rPr>
-          <w:lang w:val="en-US"/>
-        </w:rPr>
-      </w:pPr>
-    </w:p>
     <w:sectPr>
+      <w:headerReference w:type="even" r:id="rId9"/>
+      <w:headerReference w:type="default" r:id="rId10"/>
+      <w:footerReference w:type="even" r:id="rId11"/>
+      <w:footerReference w:type="default" r:id="rId12"/>
+      <w:headerReference w:type="first" r:id="rId13"/>
+      <w:footerReference w:type="first" r:id="rId14"/>
       <w:pgSz w:w="11906" w:h="16838"/>
       <w:pgMar w:top="1440" w:right="1440" w:bottom="1440" w:left="1440" w:header="708" w:footer="708" w:gutter="0"/>
       <w:cols w:space="708"/>
@@ -1110,6 +1664,303 @@
     </w:sectPr>
   </w:body>
 </w:document>
+</file>
+
+<file path=word/endnotes.xml><?xml version="1.0" encoding="utf-8"?>
+<w:endnotes xmlns:wpc="http://schemas.microsoft.com/office/word/2010/wordprocessingCanvas" xmlns:cx="http://schemas.microsoft.com/office/drawing/2014/chartex" xmlns:cx1="http://schemas.microsoft.com/office/drawing/2015/9/8/chartex" xmlns:cx2="http://schemas.microsoft.com/office/drawing/2015/10/21/chartex" xmlns:cx3="http://schemas.microsoft.com/office/drawing/2016/5/9/chartex" xmlns:cx4="http://schemas.microsoft.com/office/drawing/2016/5/10/chartex" xmlns:cx5="http://schemas.microsoft.com/office/drawing/2016/5/11/chartex" xmlns:cx6="http://schemas.microsoft.com/office/drawing/2016/5/12/chartex" xmlns:cx7="http://schemas.microsoft.com/office/drawing/2016/5/13/chartex" xmlns:cx8="http://schemas.microsoft.com/office/drawing/2016/5/14/chartex" xmlns:mc="http://schemas.openxmlformats.org/markup-compatibility/2006" xmlns:aink="http://schemas.microsoft.com/office/drawing/2016/ink" xmlns:am3d="http://schemas.microsoft.com/office/drawing/2017/model3d" xmlns:o="urn:schemas-microsoft-com:office:office" xmlns:oel="http://schemas.microsoft.com/office/2019/extlst" xmlns:r="http://schemas.openxmlformats.org/officeDocument/2006/relationships" xmlns:m="http://schemas.openxmlformats.org/officeDocument/2006/math" xmlns:v="urn:schemas-microsoft-com:vml" xmlns:wp14="http://schemas.microsoft.com/office/word/2010/wordprocessingDrawing" xmlns:wp="http://schemas.openxmlformats.org/drawingml/2006/wordprocessingDrawing" xmlns:w10="urn:schemas-microsoft-com:office:word" xmlns:w="http://schemas.openxmlformats.org/wordprocessingml/2006/main" xmlns:w14="http://schemas.microsoft.com/office/word/2010/wordml" xmlns:w15="http://schemas.microsoft.com/office/word/2012/wordml" xmlns:w16cex="http://schemas.microsoft.com/office/word/2018/wordml/cex" xmlns:w16cid="http://schemas.microsoft.com/office/word/2016/wordml/cid" xmlns:w16="http://schemas.microsoft.com/office/word/2018/wordml" xmlns:w16du="http://schemas.microsoft.com/office/word/2023/wordml/word16du" xmlns:w16sdtdh="http://schemas.microsoft.com/office/word/2020/wordml/sdtdatahash" xmlns:w16sdtfl="http://schemas.microsoft.com/office/word/2024/wordml/sdtformatlock" xmlns:w16se="http://schemas.microsoft.com/office/word/2015/wordml/symex" xmlns:wpg="http://schemas.microsoft.com/office/word/2010/wordprocessingGroup" xmlns:wpi="http://schemas.microsoft.com/office/word/2010/wordprocessingInk" xmlns:wne="http://schemas.microsoft.com/office/word/2006/wordml" xmlns:wps="http://schemas.microsoft.com/office/word/2010/wordprocessingShape" mc:Ignorable="w14 w15 w16se w16cid w16 w16cex w16sdtdh w16sdtfl w16du wp14">
+  <w:endnote w:type="separator" w:id="-1">
+    <w:p>
+      <w:pPr>
+        <w:spacing w:after="0" w:line="240" w:lineRule="auto"/>
+      </w:pPr>
+      <w:r>
+        <w:separator/>
+      </w:r>
+    </w:p>
+  </w:endnote>
+  <w:endnote w:type="continuationSeparator" w:id="0">
+    <w:p>
+      <w:pPr>
+        <w:spacing w:after="0" w:line="240" w:lineRule="auto"/>
+      </w:pPr>
+      <w:r>
+        <w:continuationSeparator/>
+      </w:r>
+    </w:p>
+  </w:endnote>
+</w:endnotes>
+</file>
+
+<file path=word/footer1.xml><?xml version="1.0" encoding="utf-8"?>
+<w:ftr xmlns:wpc="http://schemas.microsoft.com/office/word/2010/wordprocessingCanvas" xmlns:cx="http://schemas.microsoft.com/office/drawing/2014/chartex" xmlns:cx1="http://schemas.microsoft.com/office/drawing/2015/9/8/chartex" xmlns:cx2="http://schemas.microsoft.com/office/drawing/2015/10/21/chartex" xmlns:cx3="http://schemas.microsoft.com/office/drawing/2016/5/9/chartex" xmlns:cx4="http://schemas.microsoft.com/office/drawing/2016/5/10/chartex" xmlns:cx5="http://schemas.microsoft.com/office/drawing/2016/5/11/chartex" xmlns:cx6="http://schemas.microsoft.com/office/drawing/2016/5/12/chartex" xmlns:cx7="http://schemas.microsoft.com/office/drawing/2016/5/13/chartex" xmlns:cx8="http://schemas.microsoft.com/office/drawing/2016/5/14/chartex" xmlns:mc="http://schemas.openxmlformats.org/markup-compatibility/2006" xmlns:aink="http://schemas.microsoft.com/office/drawing/2016/ink" xmlns:am3d="http://schemas.microsoft.com/office/drawing/2017/model3d" xmlns:o="urn:schemas-microsoft-com:office:office" xmlns:oel="http://schemas.microsoft.com/office/2019/extlst" xmlns:r="http://schemas.openxmlformats.org/officeDocument/2006/relationships" xmlns:m="http://schemas.openxmlformats.org/officeDocument/2006/math" xmlns:v="urn:schemas-microsoft-com:vml" xmlns:wp14="http://schemas.microsoft.com/office/word/2010/wordprocessingDrawing" xmlns:wp="http://schemas.openxmlformats.org/drawingml/2006/wordprocessingDrawing" xmlns:w10="urn:schemas-microsoft-com:office:word" xmlns:w="http://schemas.openxmlformats.org/wordprocessingml/2006/main" xmlns:w14="http://schemas.microsoft.com/office/word/2010/wordml" xmlns:w15="http://schemas.microsoft.com/office/word/2012/wordml" xmlns:w16cex="http://schemas.microsoft.com/office/word/2018/wordml/cex" xmlns:w16cid="http://schemas.microsoft.com/office/word/2016/wordml/cid" xmlns:w16="http://schemas.microsoft.com/office/word/2018/wordml" xmlns:w16du="http://schemas.microsoft.com/office/word/2023/wordml/word16du" xmlns:w16sdtdh="http://schemas.microsoft.com/office/word/2020/wordml/sdtdatahash" xmlns:w16sdtfl="http://schemas.microsoft.com/office/word/2024/wordml/sdtformatlock" xmlns:w16se="http://schemas.microsoft.com/office/word/2015/wordml/symex" xmlns:wpg="http://schemas.microsoft.com/office/word/2010/wordprocessingGroup" xmlns:wpi="http://schemas.microsoft.com/office/word/2010/wordprocessingInk" xmlns:wne="http://schemas.microsoft.com/office/word/2006/wordml" xmlns:wps="http://schemas.microsoft.com/office/word/2010/wordprocessingShape" mc:Ignorable="w14 w15 w16se w16cid w16 w16cex w16sdtdh w16sdtfl w16du wp14">
+  <w:p>
+    <w:pPr>
+      <w:pStyle w:val="Footer"/>
+    </w:pPr>
+  </w:p>
+</w:ftr>
+</file>
+
+<file path=word/footer2.xml><?xml version="1.0" encoding="utf-8"?>
+<w:ftr xmlns:wpc="http://schemas.microsoft.com/office/word/2010/wordprocessingCanvas" xmlns:cx="http://schemas.microsoft.com/office/drawing/2014/chartex" xmlns:cx1="http://schemas.microsoft.com/office/drawing/2015/9/8/chartex" xmlns:cx2="http://schemas.microsoft.com/office/drawing/2015/10/21/chartex" xmlns:cx3="http://schemas.microsoft.com/office/drawing/2016/5/9/chartex" xmlns:cx4="http://schemas.microsoft.com/office/drawing/2016/5/10/chartex" xmlns:cx5="http://schemas.microsoft.com/office/drawing/2016/5/11/chartex" xmlns:cx6="http://schemas.microsoft.com/office/drawing/2016/5/12/chartex" xmlns:cx7="http://schemas.microsoft.com/office/drawing/2016/5/13/chartex" xmlns:cx8="http://schemas.microsoft.com/office/drawing/2016/5/14/chartex" xmlns:mc="http://schemas.openxmlformats.org/markup-compatibility/2006" xmlns:aink="http://schemas.microsoft.com/office/drawing/2016/ink" xmlns:am3d="http://schemas.microsoft.com/office/drawing/2017/model3d" xmlns:o="urn:schemas-microsoft-com:office:office" xmlns:oel="http://schemas.microsoft.com/office/2019/extlst" xmlns:r="http://schemas.openxmlformats.org/officeDocument/2006/relationships" xmlns:m="http://schemas.openxmlformats.org/officeDocument/2006/math" xmlns:v="urn:schemas-microsoft-com:vml" xmlns:wp14="http://schemas.microsoft.com/office/word/2010/wordprocessingDrawing" xmlns:wp="http://schemas.openxmlformats.org/drawingml/2006/wordprocessingDrawing" xmlns:w10="urn:schemas-microsoft-com:office:word" xmlns:w="http://schemas.openxmlformats.org/wordprocessingml/2006/main" xmlns:w14="http://schemas.microsoft.com/office/word/2010/wordml" xmlns:w15="http://schemas.microsoft.com/office/word/2012/wordml" xmlns:w16cex="http://schemas.microsoft.com/office/word/2018/wordml/cex" xmlns:w16cid="http://schemas.microsoft.com/office/word/2016/wordml/cid" xmlns:w16="http://schemas.microsoft.com/office/word/2018/wordml" xmlns:w16du="http://schemas.microsoft.com/office/word/2023/wordml/word16du" xmlns:w16sdtdh="http://schemas.microsoft.com/office/word/2020/wordml/sdtdatahash" xmlns:w16sdtfl="http://schemas.microsoft.com/office/word/2024/wordml/sdtformatlock" xmlns:w16se="http://schemas.microsoft.com/office/word/2015/wordml/symex" xmlns:wpg="http://schemas.microsoft.com/office/word/2010/wordprocessingGroup" xmlns:wpi="http://schemas.microsoft.com/office/word/2010/wordprocessingInk" xmlns:wne="http://schemas.microsoft.com/office/word/2006/wordml" xmlns:wps="http://schemas.microsoft.com/office/word/2010/wordprocessingShape" mc:Ignorable="w14 w15 w16se w16cid w16 w16cex w16sdtdh w16sdtfl w16du wp14">
+  <w:p>
+    <w:pPr>
+      <w:pStyle w:val="Footer"/>
+    </w:pPr>
+  </w:p>
+  <w:p>
+    <w:pPr>
+      <w:pStyle w:val="Footer"/>
+      <w:rPr>
+        <w:color w:val="747474" w:themeColor="background2" w:themeShade="80"/>
+        <w:sz w:val="20"/>
+        <w:szCs w:val="20"/>
+      </w:rPr>
+    </w:pPr>
+    <w:r>
+      <w:rPr>
+        <w:color w:val="747474" w:themeColor="background2" w:themeShade="80"/>
+        <w:sz w:val="20"/>
+        <w:szCs w:val="20"/>
+      </w:rPr>
+      <w:t>NB Ndlela (u22848322)</w:t>
+    </w:r>
+  </w:p>
+  <w:p>
+    <w:pPr>
+      <w:pStyle w:val="Footer"/>
+      <w:rPr>
+        <w:color w:val="747474" w:themeColor="background2" w:themeShade="80"/>
+        <w:sz w:val="20"/>
+        <w:szCs w:val="20"/>
+      </w:rPr>
+    </w:pPr>
+    <w:r>
+      <w:rPr>
+        <w:color w:val="747474" w:themeColor="background2" w:themeShade="80"/>
+        <w:sz w:val="20"/>
+        <w:szCs w:val="20"/>
+      </w:rPr>
+      <w:t>TA Molebiemang (u28174862)</w:t>
+    </w:r>
+    <w:r>
+      <w:rPr>
+        <w:color w:val="747474" w:themeColor="background2" w:themeShade="80"/>
+        <w:sz w:val="20"/>
+        <w:szCs w:val="20"/>
+      </w:rPr>
+      <w:tab/>
+    </w:r>
+    <w:r>
+      <w:rPr>
+        <w:color w:val="747474" w:themeColor="background2" w:themeShade="80"/>
+        <w:sz w:val="20"/>
+        <w:szCs w:val="20"/>
+      </w:rPr>
+      <w:tab/>
+    </w:r>
+    <w:sdt>
+      <w:sdtPr>
+        <w:rPr>
+          <w:color w:val="747474" w:themeColor="background2" w:themeShade="80"/>
+          <w:sz w:val="20"/>
+          <w:szCs w:val="20"/>
+        </w:rPr>
+        <w:id w:val="204372274"/>
+        <w:docPartObj>
+          <w:docPartGallery w:val="Page Numbers (Bottom of Page)"/>
+          <w:docPartUnique/>
+        </w:docPartObj>
+      </w:sdtPr>
+      <w:sdtEndPr>
+        <w:rPr>
+          <w:noProof/>
+          <w:color w:val="747474" w:themeColor="background2" w:themeShade="80"/>
+        </w:rPr>
+      </w:sdtEndPr>
+      <w:sdtContent>
+        <w:r>
+          <w:rPr>
+            <w:color w:val="747474" w:themeColor="background2" w:themeShade="80"/>
+            <w:sz w:val="20"/>
+            <w:szCs w:val="20"/>
+          </w:rPr>
+          <w:fldChar w:fldCharType="begin"/>
+        </w:r>
+        <w:r>
+          <w:rPr>
+            <w:color w:val="747474" w:themeColor="background2" w:themeShade="80"/>
+            <w:sz w:val="20"/>
+            <w:szCs w:val="20"/>
+          </w:rPr>
+          <w:instrText xml:space="preserve"> PAGE   \* MERGEFORMAT </w:instrText>
+        </w:r>
+        <w:r>
+          <w:rPr>
+            <w:color w:val="747474" w:themeColor="background2" w:themeShade="80"/>
+            <w:sz w:val="20"/>
+            <w:szCs w:val="20"/>
+          </w:rPr>
+          <w:fldChar w:fldCharType="separate"/>
+        </w:r>
+        <w:r>
+          <w:rPr>
+            <w:noProof/>
+            <w:color w:val="747474" w:themeColor="background2" w:themeShade="80"/>
+            <w:sz w:val="20"/>
+            <w:szCs w:val="20"/>
+          </w:rPr>
+          <w:t>2</w:t>
+        </w:r>
+        <w:r>
+          <w:rPr>
+            <w:noProof/>
+            <w:color w:val="747474" w:themeColor="background2" w:themeShade="80"/>
+            <w:sz w:val="20"/>
+            <w:szCs w:val="20"/>
+          </w:rPr>
+          <w:fldChar w:fldCharType="end"/>
+        </w:r>
+      </w:sdtContent>
+    </w:sdt>
+  </w:p>
+  <w:p>
+    <w:pPr>
+      <w:pStyle w:val="Footer"/>
+    </w:pPr>
+  </w:p>
+</w:ftr>
+</file>
+
+<file path=word/footer3.xml><?xml version="1.0" encoding="utf-8"?>
+<w:ftr xmlns:wpc="http://schemas.microsoft.com/office/word/2010/wordprocessingCanvas" xmlns:cx="http://schemas.microsoft.com/office/drawing/2014/chartex" xmlns:cx1="http://schemas.microsoft.com/office/drawing/2015/9/8/chartex" xmlns:cx2="http://schemas.microsoft.com/office/drawing/2015/10/21/chartex" xmlns:cx3="http://schemas.microsoft.com/office/drawing/2016/5/9/chartex" xmlns:cx4="http://schemas.microsoft.com/office/drawing/2016/5/10/chartex" xmlns:cx5="http://schemas.microsoft.com/office/drawing/2016/5/11/chartex" xmlns:cx6="http://schemas.microsoft.com/office/drawing/2016/5/12/chartex" xmlns:cx7="http://schemas.microsoft.com/office/drawing/2016/5/13/chartex" xmlns:cx8="http://schemas.microsoft.com/office/drawing/2016/5/14/chartex" xmlns:mc="http://schemas.openxmlformats.org/markup-compatibility/2006" xmlns:aink="http://schemas.microsoft.com/office/drawing/2016/ink" xmlns:am3d="http://schemas.microsoft.com/office/drawing/2017/model3d" xmlns:o="urn:schemas-microsoft-com:office:office" xmlns:oel="http://schemas.microsoft.com/office/2019/extlst" xmlns:r="http://schemas.openxmlformats.org/officeDocument/2006/relationships" xmlns:m="http://schemas.openxmlformats.org/officeDocument/2006/math" xmlns:v="urn:schemas-microsoft-com:vml" xmlns:wp14="http://schemas.microsoft.com/office/word/2010/wordprocessingDrawing" xmlns:wp="http://schemas.openxmlformats.org/drawingml/2006/wordprocessingDrawing" xmlns:w10="urn:schemas-microsoft-com:office:word" xmlns:w="http://schemas.openxmlformats.org/wordprocessingml/2006/main" xmlns:w14="http://schemas.microsoft.com/office/word/2010/wordml" xmlns:w15="http://schemas.microsoft.com/office/word/2012/wordml" xmlns:w16cex="http://schemas.microsoft.com/office/word/2018/wordml/cex" xmlns:w16cid="http://schemas.microsoft.com/office/word/2016/wordml/cid" xmlns:w16="http://schemas.microsoft.com/office/word/2018/wordml" xmlns:w16du="http://schemas.microsoft.com/office/word/2023/wordml/word16du" xmlns:w16sdtdh="http://schemas.microsoft.com/office/word/2020/wordml/sdtdatahash" xmlns:w16sdtfl="http://schemas.microsoft.com/office/word/2024/wordml/sdtformatlock" xmlns:w16se="http://schemas.microsoft.com/office/word/2015/wordml/symex" xmlns:wpg="http://schemas.microsoft.com/office/word/2010/wordprocessingGroup" xmlns:wpi="http://schemas.microsoft.com/office/word/2010/wordprocessingInk" xmlns:wne="http://schemas.microsoft.com/office/word/2006/wordml" xmlns:wps="http://schemas.microsoft.com/office/word/2010/wordprocessingShape" mc:Ignorable="w14 w15 w16se w16cid w16 w16cex w16sdtdh w16sdtfl w16du wp14">
+  <w:p>
+    <w:pPr>
+      <w:pStyle w:val="Footer"/>
+    </w:pPr>
+  </w:p>
+</w:ftr>
+</file>
+
+<file path=word/footnotes.xml><?xml version="1.0" encoding="utf-8"?>
+<w:footnotes xmlns:wpc="http://schemas.microsoft.com/office/word/2010/wordprocessingCanvas" xmlns:cx="http://schemas.microsoft.com/office/drawing/2014/chartex" xmlns:cx1="http://schemas.microsoft.com/office/drawing/2015/9/8/chartex" xmlns:cx2="http://schemas.microsoft.com/office/drawing/2015/10/21/chartex" xmlns:cx3="http://schemas.microsoft.com/office/drawing/2016/5/9/chartex" xmlns:cx4="http://schemas.microsoft.com/office/drawing/2016/5/10/chartex" xmlns:cx5="http://schemas.microsoft.com/office/drawing/2016/5/11/chartex" xmlns:cx6="http://schemas.microsoft.com/office/drawing/2016/5/12/chartex" xmlns:cx7="http://schemas.microsoft.com/office/drawing/2016/5/13/chartex" xmlns:cx8="http://schemas.microsoft.com/office/drawing/2016/5/14/chartex" xmlns:mc="http://schemas.openxmlformats.org/markup-compatibility/2006" xmlns:aink="http://schemas.microsoft.com/office/drawing/2016/ink" xmlns:am3d="http://schemas.microsoft.com/office/drawing/2017/model3d" xmlns:o="urn:schemas-microsoft-com:office:office" xmlns:oel="http://schemas.microsoft.com/office/2019/extlst" xmlns:r="http://schemas.openxmlformats.org/officeDocument/2006/relationships" xmlns:m="http://schemas.openxmlformats.org/officeDocument/2006/math" xmlns:v="urn:schemas-microsoft-com:vml" xmlns:wp14="http://schemas.microsoft.com/office/word/2010/wordprocessingDrawing" xmlns:wp="http://schemas.openxmlformats.org/drawingml/2006/wordprocessingDrawing" xmlns:w10="urn:schemas-microsoft-com:office:word" xmlns:w="http://schemas.openxmlformats.org/wordprocessingml/2006/main" xmlns:w14="http://schemas.microsoft.com/office/word/2010/wordml" xmlns:w15="http://schemas.microsoft.com/office/word/2012/wordml" xmlns:w16cex="http://schemas.microsoft.com/office/word/2018/wordml/cex" xmlns:w16cid="http://schemas.microsoft.com/office/word/2016/wordml/cid" xmlns:w16="http://schemas.microsoft.com/office/word/2018/wordml" xmlns:w16du="http://schemas.microsoft.com/office/word/2023/wordml/word16du" xmlns:w16sdtdh="http://schemas.microsoft.com/office/word/2020/wordml/sdtdatahash" xmlns:w16sdtfl="http://schemas.microsoft.com/office/word/2024/wordml/sdtformatlock" xmlns:w16se="http://schemas.microsoft.com/office/word/2015/wordml/symex" xmlns:wpg="http://schemas.microsoft.com/office/word/2010/wordprocessingGroup" xmlns:wpi="http://schemas.microsoft.com/office/word/2010/wordprocessingInk" xmlns:wne="http://schemas.microsoft.com/office/word/2006/wordml" xmlns:wps="http://schemas.microsoft.com/office/word/2010/wordprocessingShape" mc:Ignorable="w14 w15 w16se w16cid w16 w16cex w16sdtdh w16sdtfl w16du wp14">
+  <w:footnote w:type="separator" w:id="-1">
+    <w:p>
+      <w:pPr>
+        <w:spacing w:after="0" w:line="240" w:lineRule="auto"/>
+      </w:pPr>
+      <w:r>
+        <w:separator/>
+      </w:r>
+    </w:p>
+  </w:footnote>
+  <w:footnote w:type="continuationSeparator" w:id="0">
+    <w:p>
+      <w:pPr>
+        <w:spacing w:after="0" w:line="240" w:lineRule="auto"/>
+      </w:pPr>
+      <w:r>
+        <w:continuationSeparator/>
+      </w:r>
+    </w:p>
+  </w:footnote>
+</w:footnotes>
+</file>
+
+<file path=word/header1.xml><?xml version="1.0" encoding="utf-8"?>
+<w:hdr xmlns:wpc="http://schemas.microsoft.com/office/word/2010/wordprocessingCanvas" xmlns:cx="http://schemas.microsoft.com/office/drawing/2014/chartex" xmlns:cx1="http://schemas.microsoft.com/office/drawing/2015/9/8/chartex" xmlns:cx2="http://schemas.microsoft.com/office/drawing/2015/10/21/chartex" xmlns:cx3="http://schemas.microsoft.com/office/drawing/2016/5/9/chartex" xmlns:cx4="http://schemas.microsoft.com/office/drawing/2016/5/10/chartex" xmlns:cx5="http://schemas.microsoft.com/office/drawing/2016/5/11/chartex" xmlns:cx6="http://schemas.microsoft.com/office/drawing/2016/5/12/chartex" xmlns:cx7="http://schemas.microsoft.com/office/drawing/2016/5/13/chartex" xmlns:cx8="http://schemas.microsoft.com/office/drawing/2016/5/14/chartex" xmlns:mc="http://schemas.openxmlformats.org/markup-compatibility/2006" xmlns:aink="http://schemas.microsoft.com/office/drawing/2016/ink" xmlns:am3d="http://schemas.microsoft.com/office/drawing/2017/model3d" xmlns:o="urn:schemas-microsoft-com:office:office" xmlns:oel="http://schemas.microsoft.com/office/2019/extlst" xmlns:r="http://schemas.openxmlformats.org/officeDocument/2006/relationships" xmlns:m="http://schemas.openxmlformats.org/officeDocument/2006/math" xmlns:v="urn:schemas-microsoft-com:vml" xmlns:wp14="http://schemas.microsoft.com/office/word/2010/wordprocessingDrawing" xmlns:wp="http://schemas.openxmlformats.org/drawingml/2006/wordprocessingDrawing" xmlns:w10="urn:schemas-microsoft-com:office:word" xmlns:w="http://schemas.openxmlformats.org/wordprocessingml/2006/main" xmlns:w14="http://schemas.microsoft.com/office/word/2010/wordml" xmlns:w15="http://schemas.microsoft.com/office/word/2012/wordml" xmlns:w16cex="http://schemas.microsoft.com/office/word/2018/wordml/cex" xmlns:w16cid="http://schemas.microsoft.com/office/word/2016/wordml/cid" xmlns:w16="http://schemas.microsoft.com/office/word/2018/wordml" xmlns:w16du="http://schemas.microsoft.com/office/word/2023/wordml/word16du" xmlns:w16sdtdh="http://schemas.microsoft.com/office/word/2020/wordml/sdtdatahash" xmlns:w16sdtfl="http://schemas.microsoft.com/office/word/2024/wordml/sdtformatlock" xmlns:w16se="http://schemas.microsoft.com/office/word/2015/wordml/symex" xmlns:wpg="http://schemas.microsoft.com/office/word/2010/wordprocessingGroup" xmlns:wpi="http://schemas.microsoft.com/office/word/2010/wordprocessingInk" xmlns:wne="http://schemas.microsoft.com/office/word/2006/wordml" xmlns:wps="http://schemas.microsoft.com/office/word/2010/wordprocessingShape" mc:Ignorable="w14 w15 w16se w16cid w16 w16cex w16sdtdh w16sdtfl w16du wp14">
+  <w:p>
+    <w:pPr>
+      <w:pStyle w:val="Header"/>
+    </w:pPr>
+  </w:p>
+</w:hdr>
+</file>
+
+<file path=word/header2.xml><?xml version="1.0" encoding="utf-8"?>
+<w:hdr xmlns:wpc="http://schemas.microsoft.com/office/word/2010/wordprocessingCanvas" xmlns:cx="http://schemas.microsoft.com/office/drawing/2014/chartex" xmlns:cx1="http://schemas.microsoft.com/office/drawing/2015/9/8/chartex" xmlns:cx2="http://schemas.microsoft.com/office/drawing/2015/10/21/chartex" xmlns:cx3="http://schemas.microsoft.com/office/drawing/2016/5/9/chartex" xmlns:cx4="http://schemas.microsoft.com/office/drawing/2016/5/10/chartex" xmlns:cx5="http://schemas.microsoft.com/office/drawing/2016/5/11/chartex" xmlns:cx6="http://schemas.microsoft.com/office/drawing/2016/5/12/chartex" xmlns:cx7="http://schemas.microsoft.com/office/drawing/2016/5/13/chartex" xmlns:cx8="http://schemas.microsoft.com/office/drawing/2016/5/14/chartex" xmlns:mc="http://schemas.openxmlformats.org/markup-compatibility/2006" xmlns:aink="http://schemas.microsoft.com/office/drawing/2016/ink" xmlns:am3d="http://schemas.microsoft.com/office/drawing/2017/model3d" xmlns:o="urn:schemas-microsoft-com:office:office" xmlns:oel="http://schemas.microsoft.com/office/2019/extlst" xmlns:r="http://schemas.openxmlformats.org/officeDocument/2006/relationships" xmlns:m="http://schemas.openxmlformats.org/officeDocument/2006/math" xmlns:v="urn:schemas-microsoft-com:vml" xmlns:wp14="http://schemas.microsoft.com/office/word/2010/wordprocessingDrawing" xmlns:wp="http://schemas.openxmlformats.org/drawingml/2006/wordprocessingDrawing" xmlns:w10="urn:schemas-microsoft-com:office:word" xmlns:w="http://schemas.openxmlformats.org/wordprocessingml/2006/main" xmlns:w14="http://schemas.microsoft.com/office/word/2010/wordml" xmlns:w15="http://schemas.microsoft.com/office/word/2012/wordml" xmlns:w16cex="http://schemas.microsoft.com/office/word/2018/wordml/cex" xmlns:w16cid="http://schemas.microsoft.com/office/word/2016/wordml/cid" xmlns:w16="http://schemas.microsoft.com/office/word/2018/wordml" xmlns:w16du="http://schemas.microsoft.com/office/word/2023/wordml/word16du" xmlns:w16sdtdh="http://schemas.microsoft.com/office/word/2020/wordml/sdtdatahash" xmlns:w16sdtfl="http://schemas.microsoft.com/office/word/2024/wordml/sdtformatlock" xmlns:w16se="http://schemas.microsoft.com/office/word/2015/wordml/symex" xmlns:wpg="http://schemas.microsoft.com/office/word/2010/wordprocessingGroup" xmlns:wpi="http://schemas.microsoft.com/office/word/2010/wordprocessingInk" xmlns:wne="http://schemas.microsoft.com/office/word/2006/wordml" xmlns:wps="http://schemas.microsoft.com/office/word/2010/wordprocessingShape" mc:Ignorable="w14 w15 w16se w16cid w16 w16cex w16sdtdh w16sdtfl w16du wp14">
+  <w:p>
+    <w:pPr>
+      <w:rPr>
+        <w:b/>
+        <w:bCs/>
+        <w:sz w:val="22"/>
+        <w:szCs w:val="22"/>
+        <w:lang w:val="en-US"/>
+      </w:rPr>
+    </w:pPr>
+    <w:r>
+      <w:rPr>
+        <w:b/>
+        <w:bCs/>
+        <w:sz w:val="22"/>
+        <w:szCs w:val="22"/>
+        <w:lang w:val="en-US"/>
+      </w:rPr>
+      <w:t>MIT 805 Big Data Project</w:t>
+    </w:r>
+    <w:r>
+      <w:rPr>
+        <w:b/>
+        <w:bCs/>
+        <w:sz w:val="22"/>
+        <w:szCs w:val="22"/>
+        <w:lang w:val="en-US"/>
+      </w:rPr>
+      <w:tab/>
+    </w:r>
+    <w:r>
+      <w:rPr>
+        <w:b/>
+        <w:bCs/>
+        <w:sz w:val="22"/>
+        <w:szCs w:val="22"/>
+        <w:lang w:val="en-US"/>
+      </w:rPr>
+      <w:tab/>
+    </w:r>
+    <w:r>
+      <w:rPr>
+        <w:b/>
+        <w:bCs/>
+        <w:sz w:val="22"/>
+        <w:szCs w:val="22"/>
+        <w:lang w:val="en-US"/>
+      </w:rPr>
+      <w:tab/>
+    </w:r>
+    <w:r>
+      <w:rPr>
+        <w:b/>
+        <w:bCs/>
+        <w:sz w:val="22"/>
+        <w:szCs w:val="22"/>
+        <w:lang w:val="en-US"/>
+      </w:rPr>
+      <w:tab/>
+    </w:r>
+    <w:r>
+      <w:rPr>
+        <w:b/>
+        <w:bCs/>
+        <w:sz w:val="22"/>
+        <w:szCs w:val="22"/>
+        <w:lang w:val="en-US"/>
+      </w:rPr>
+      <w:t>Part 1 – Data Collection and Analysis</w:t>
+    </w:r>
+  </w:p>
+</w:hdr>
+</file>
+
+<file path=word/header3.xml><?xml version="1.0" encoding="utf-8"?>
+<w:hdr xmlns:wpc="http://schemas.microsoft.com/office/word/2010/wordprocessingCanvas" xmlns:cx="http://schemas.microsoft.com/office/drawing/2014/chartex" xmlns:cx1="http://schemas.microsoft.com/office/drawing/2015/9/8/chartex" xmlns:cx2="http://schemas.microsoft.com/office/drawing/2015/10/21/chartex" xmlns:cx3="http://schemas.microsoft.com/office/drawing/2016/5/9/chartex" xmlns:cx4="http://schemas.microsoft.com/office/drawing/2016/5/10/chartex" xmlns:cx5="http://schemas.microsoft.com/office/drawing/2016/5/11/chartex" xmlns:cx6="http://schemas.microsoft.com/office/drawing/2016/5/12/chartex" xmlns:cx7="http://schemas.microsoft.com/office/drawing/2016/5/13/chartex" xmlns:cx8="http://schemas.microsoft.com/office/drawing/2016/5/14/chartex" xmlns:mc="http://schemas.openxmlformats.org/markup-compatibility/2006" xmlns:aink="http://schemas.microsoft.com/office/drawing/2016/ink" xmlns:am3d="http://schemas.microsoft.com/office/drawing/2017/model3d" xmlns:o="urn:schemas-microsoft-com:office:office" xmlns:oel="http://schemas.microsoft.com/office/2019/extlst" xmlns:r="http://schemas.openxmlformats.org/officeDocument/2006/relationships" xmlns:m="http://schemas.openxmlformats.org/officeDocument/2006/math" xmlns:v="urn:schemas-microsoft-com:vml" xmlns:wp14="http://schemas.microsoft.com/office/word/2010/wordprocessingDrawing" xmlns:wp="http://schemas.openxmlformats.org/drawingml/2006/wordprocessingDrawing" xmlns:w10="urn:schemas-microsoft-com:office:word" xmlns:w="http://schemas.openxmlformats.org/wordprocessingml/2006/main" xmlns:w14="http://schemas.microsoft.com/office/word/2010/wordml" xmlns:w15="http://schemas.microsoft.com/office/word/2012/wordml" xmlns:w16cex="http://schemas.microsoft.com/office/word/2018/wordml/cex" xmlns:w16cid="http://schemas.microsoft.com/office/word/2016/wordml/cid" xmlns:w16="http://schemas.microsoft.com/office/word/2018/wordml" xmlns:w16du="http://schemas.microsoft.com/office/word/2023/wordml/word16du" xmlns:w16sdtdh="http://schemas.microsoft.com/office/word/2020/wordml/sdtdatahash" xmlns:w16sdtfl="http://schemas.microsoft.com/office/word/2024/wordml/sdtformatlock" xmlns:w16se="http://schemas.microsoft.com/office/word/2015/wordml/symex" xmlns:wpg="http://schemas.microsoft.com/office/word/2010/wordprocessingGroup" xmlns:wpi="http://schemas.microsoft.com/office/word/2010/wordprocessingInk" xmlns:wne="http://schemas.microsoft.com/office/word/2006/wordml" xmlns:wps="http://schemas.microsoft.com/office/word/2010/wordprocessingShape" mc:Ignorable="w14 w15 w16se w16cid w16 w16cex w16sdtdh w16sdtfl w16du wp14">
+  <w:p>
+    <w:pPr>
+      <w:pStyle w:val="Header"/>
+    </w:pPr>
+  </w:p>
+</w:hdr>
 </file>
 
 <file path=word/numbering.xml><?xml version="1.0" encoding="utf-8"?>
@@ -1995,7 +2846,6 @@
   <w:style w:type="character" w:default="1" w:styleId="DefaultParagraphFont">
     <w:name w:val="Default Paragraph Font"/>
     <w:uiPriority w:val="1"/>
-    <w:semiHidden/>
     <w:unhideWhenUsed/>
   </w:style>
   <w:style w:type="table" w:default="1" w:styleId="TableNormal">
@@ -2352,6 +3202,50 @@
     <w:rPr>
       <w:color w:val="666666"/>
     </w:rPr>
+  </w:style>
+  <w:style w:type="paragraph" w:styleId="Header">
+    <w:name w:val="header"/>
+    <w:basedOn w:val="Normal"/>
+    <w:link w:val="HeaderChar"/>
+    <w:uiPriority w:val="99"/>
+    <w:unhideWhenUsed/>
+    <w:rsid w:val="00BF0868"/>
+    <w:pPr>
+      <w:tabs>
+        <w:tab w:val="center" w:pos="4513"/>
+        <w:tab w:val="right" w:pos="9026"/>
+      </w:tabs>
+      <w:spacing w:after="0" w:line="240" w:lineRule="auto"/>
+    </w:pPr>
+  </w:style>
+  <w:style w:type="character" w:customStyle="1" w:styleId="HeaderChar">
+    <w:name w:val="Header Char"/>
+    <w:basedOn w:val="DefaultParagraphFont"/>
+    <w:link w:val="Header"/>
+    <w:uiPriority w:val="99"/>
+    <w:rsid w:val="00BF0868"/>
+  </w:style>
+  <w:style w:type="paragraph" w:styleId="Footer">
+    <w:name w:val="footer"/>
+    <w:basedOn w:val="Normal"/>
+    <w:link w:val="FooterChar"/>
+    <w:uiPriority w:val="99"/>
+    <w:unhideWhenUsed/>
+    <w:rsid w:val="00BF0868"/>
+    <w:pPr>
+      <w:tabs>
+        <w:tab w:val="center" w:pos="4513"/>
+        <w:tab w:val="right" w:pos="9026"/>
+      </w:tabs>
+      <w:spacing w:after="0" w:line="240" w:lineRule="auto"/>
+    </w:pPr>
+  </w:style>
+  <w:style w:type="character" w:customStyle="1" w:styleId="FooterChar">
+    <w:name w:val="Footer Char"/>
+    <w:basedOn w:val="DefaultParagraphFont"/>
+    <w:link w:val="Footer"/>
+    <w:uiPriority w:val="99"/>
+    <w:rsid w:val="00BF0868"/>
   </w:style>
 </w:styles>
 </file>
@@ -2410,6 +3304,13 @@
     <w:pitch w:val="variable"/>
     <w:sig w:usb0="20000287" w:usb1="00000003" w:usb2="00000000" w:usb3="00000000" w:csb0="0000019F" w:csb1="00000000"/>
   </w:font>
+  <w:font w:name="Arial">
+    <w:panose1 w:val="020B0604020202020204"/>
+    <w:charset w:val="00"/>
+    <w:family w:val="swiss"/>
+    <w:pitch w:val="variable"/>
+    <w:sig w:usb0="E0002EFF" w:usb1="C000785B" w:usb2="00000009" w:usb3="00000000" w:csb0="000001FF" w:csb1="00000000"/>
+  </w:font>
 </w:fonts>
 </file>
 
@@ -2429,9 +3330,9 @@
   </w:compat>
   <w:rsids>
     <w:rsidRoot w:val="009A76AC"/>
-    <w:rsid w:val="003D78D6"/>
     <w:rsid w:val="008D14F5"/>
     <w:rsid w:val="009A76AC"/>
+    <w:rsid w:val="00C064AF"/>
   </w:rsids>
   <m:mathPr>
     <m:mathFont m:val="Cambria Math"/>
@@ -3233,8 +4134,8 @@
   </we:alternateReferences>
   <we:properties>
     <we:property name="MENDELEY_BIBLIOGRAPHY_IS_DIRTY" value="false"/>
-    <we:property name="MENDELEY_BIBLIOGRAPHY_LAST_MODIFIED" value="1787999846024"/>
-    <we:property name="MENDELEY_CITATIONS" value="[{&quot;citationID&quot;:&quot;MENDELEY_CITATION_b8774e5f-4ee2-47e3-9e26-fc5c19fc9bf5&quot;,&quot;properties&quot;:{&quot;noteIndex&quot;:0},&quot;isEdited&quot;:false,&quot;manualOverride&quot;:{&quot;isManuallyOverridden&quot;:false,&quot;citeprocText&quot;:&quot;(Wang et al., 2017)&quot;,&quot;manualOverrideText&quot;:&quot;&quot;},&quot;citationTag&quot;:&quot;MENDELEY_CITATION_v3_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&quot;,&quot;citationItems&quot;:[{&quot;id&quot;:&quot;94309ab0-208d-32ff-837f-156ff866c063&quot;,&quot;itemData&quot;:{&quot;type&quot;:&quot;paper-conference&quot;,&quot;id&quot;:&quot;94309ab0-208d-32ff-837f-156ff866c063&quot;,&quot;title&quot;:&quot;ChestX-Ray8: Hospital-Scale Chest X-Ray Database and Benchmarks on Weakly-Supervised Classification and Localization of Common Thorax Diseases&quot;,&quot;author&quot;:[{&quot;family&quot;:&quot;Wang&quot;,&quot;given&quot;:&quot;Xiaosong&quot;,&quot;parse-names&quot;:false,&quot;dropping-particle&quot;:&quot;&quot;,&quot;non-dropping-particle&quot;:&quot;&quot;},{&quot;family&quot;:&quot;Peng&quot;,&quot;given&quot;:&quot;Yifan&quot;,&quot;parse-names&quot;:false,&quot;dropping-particle&quot;:&quot;&quot;,&quot;non-dropping-particle&quot;:&quot;&quot;},{&quot;family&quot;:&quot;Lu&quot;,&quot;given&quot;:&quot;Le&quot;,&quot;parse-names&quot;:false,&quot;dropping-particle&quot;:&quot;&quot;,&quot;non-dropping-particle&quot;:&quot;&quot;},{&quot;family&quot;:&quot;Lu&quot;,&quot;given&quot;:&quot;Zhiyong&quot;,&quot;parse-names&quot;:false,&quot;dropping-particle&quot;:&quot;&quot;,&quot;non-dropping-particle&quot;:&quot;&quot;},{&quot;family&quot;:&quot;Bagheri&quot;,&quot;given&quot;:&quot;Mohammadhadi&quot;,&quot;parse-names&quot;:false,&quot;dropping-particle&quot;:&quot;&quot;,&quot;non-dropping-particle&quot;:&quot;&quot;},{&quot;family&quot;:&quot;Summers&quot;,&quot;given&quot;:&quot;Ronald M.&quot;,&quot;parse-names&quot;:false,&quot;dropping-particle&quot;:&quot;&quot;,&quot;non-dropping-particle&quot;:&quot;&quot;}],&quot;container-title&quot;:&quot;2017 IEEE Conference on Computer Vision and Pattern Recognition (CVPR)&quot;,&quot;DOI&quot;:&quot;10.1109/CVPR.2017.369&quot;,&quot;ISBN&quot;:&quot;978-1-5386-0457-1&quot;,&quot;issued&quot;:{&quot;date-parts&quot;:[[2017,7]]},&quot;page&quot;:&quot;3462-3471&quot;,&quot;publisher&quot;:&quot;IEEE&quot;,&quot;container-title-short&quot;:&quot;&quot;},&quot;isTemporary&quot;:false}]}]"/>
+    <we:property name="MENDELEY_BIBLIOGRAPHY_LAST_MODIFIED" value="1788196671799"/>
+    <we:property name="MENDELEY_CITATIONS" value="[{&quot;citationID&quot;:&quot;MENDELEY_CITATION_0f10def7-beb5-4e46-91dc-2d34aa2637b6&quot;,&quot;properties&quot;:{&quot;noteIndex&quot;:0},&quot;isEdited&quot;:false,&quot;manualOverride&quot;:{&quot;isManuallyOverridden&quot;:true,&quot;citeprocText&quot;:&quot;(Wang et al., 2017)&quot;,&quot;manualOverrideText&quot;:&quot;Wang et al. (2017)&quot;},&quot;citationTag&quot;:&quot;MENDELEY_CITATION_v3_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&quot;,&quot;citationItems&quot;:[{&quot;id&quot;:&quot;94309ab0-208d-32ff-837f-156ff866c063&quot;,&quot;itemData&quot;:{&quot;type&quot;:&quot;paper-conference&quot;,&quot;id&quot;:&quot;94309ab0-208d-32ff-837f-156ff866c063&quot;,&quot;title&quot;:&quot;ChestX-Ray8: Hospital-Scale Chest X-Ray Database and Benchmarks on Weakly-Supervised Classification and Localization of Common Thorax Diseases&quot;,&quot;author&quot;:[{&quot;family&quot;:&quot;Wang&quot;,&quot;given&quot;:&quot;Xiaosong&quot;,&quot;parse-names&quot;:false,&quot;dropping-particle&quot;:&quot;&quot;,&quot;non-dropping-particle&quot;:&quot;&quot;},{&quot;family&quot;:&quot;Peng&quot;,&quot;given&quot;:&quot;Yifan&quot;,&quot;parse-names&quot;:false,&quot;dropping-particle&quot;:&quot;&quot;,&quot;non-dropping-particle&quot;:&quot;&quot;},{&quot;family&quot;:&quot;Lu&quot;,&quot;given&quot;:&quot;Le&quot;,&quot;parse-names&quot;:false,&quot;dropping-particle&quot;:&quot;&quot;,&quot;non-dropping-particle&quot;:&quot;&quot;},{&quot;family&quot;:&quot;Lu&quot;,&quot;given&quot;:&quot;Zhiyong&quot;,&quot;parse-names&quot;:false,&quot;dropping-particle&quot;:&quot;&quot;,&quot;non-dropping-particle&quot;:&quot;&quot;},{&quot;family&quot;:&quot;Bagheri&quot;,&quot;given&quot;:&quot;Mohammadhadi&quot;,&quot;parse-names&quot;:false,&quot;dropping-particle&quot;:&quot;&quot;,&quot;non-dropping-particle&quot;:&quot;&quot;},{&quot;family&quot;:&quot;Summers&quot;,&quot;given&quot;:&quot;Ronald M.&quot;,&quot;parse-names&quot;:false,&quot;dropping-particle&quot;:&quot;&quot;,&quot;non-dropping-particle&quot;:&quot;&quot;}],&quot;container-title&quot;:&quot;2017 IEEE Conference on Computer Vision and Pattern Recognition (CVPR)&quot;,&quot;DOI&quot;:&quot;10.1109/CVPR.2017.369&quot;,&quot;ISBN&quot;:&quot;978-1-5386-0457-1&quot;,&quot;issued&quot;:{&quot;date-parts&quot;:[[2017,7]]},&quot;page&quot;:&quot;3462-3471&quot;,&quot;publisher&quot;:&quot;IEEE&quot;,&quot;container-title-short&quot;:&quot;&quot;},&quot;isTemporary&quot;:false}]}]"/>
     <we:property name="MENDELEY_CITATIONS_STYLE" value="{&quot;id&quot;:&quot;https://www.zotero.org/styles/apa&quot;,&quot;title&quot;:&quot;APA Style 7th edition&quot;,&quot;format&quot;:&quot;author-date&quot;,&quot;defaultLocale&quot;:null,&quot;isLocaleCodeValid&quot;:true}"/>
   </we:properties>
   <we:bindings/>
